--- a/Sprawozdanie-Projekt-3-OE.docx
+++ b/Sprawozdanie-Projekt-3-OE.docx
@@ -1044,48 +1044,117 @@
       </w:r>
       <w:proofErr w:type="spellEnd"/>
       <w:r>
-        <w:t xml:space="preserve"> jest biblioteką maksymalizującą, dlatego dla problemów minimalizacji konieczne było zastosowanie negacji wartości funkcji celu (-f(x)), w odróżnieniu od własnej implementacji, która od początku obsługuje minimalizację bezpośrednio.</w:t>
+        <w:t xml:space="preserve"> jest biblioteką maksymalizującą, dlatego dla problemów minimalizacji konieczne było zastosowanie </w:t>
+      </w:r>
+      <w:r>
+        <w:t>funkcji transformacji, która przekształca minimalizowaną wartość oceny w dodatnią wartość przystosowania (fitness). Zastosowano wzór:</w:t>
       </w:r>
     </w:p>
     <w:p>
-      <w:r>
-        <w:tab/>
-      </w:r>
-      <w:r>
-        <w:t>W każdej generacji algorytm rejestruje cztery metryki populacji</w:t>
-      </w:r>
-      <w:r>
-        <w:t xml:space="preserve"> </w:t>
-      </w:r>
-      <w:r>
-        <w:t>oraz odchylenie standardowe (</w:t>
-      </w:r>
-      <w:proofErr w:type="spellStart"/>
-      <w:r>
-        <w:t>std</w:t>
-      </w:r>
-      <w:proofErr w:type="spellEnd"/>
-      <w:r>
-        <w:t xml:space="preserve">). Odchylenie standardowe jest </w:t>
-      </w:r>
-      <w:r>
-        <w:t xml:space="preserve">nowym </w:t>
-      </w:r>
-      <w:r>
-        <w:t>kluczowym wskaźnikiem zbieżności algorytmu</w:t>
-      </w:r>
-      <w:r>
-        <w:t>,</w:t>
-      </w:r>
-      <w:r>
-        <w:t xml:space="preserve"> jego systematyczny spadek w kolejnych generacjach świadczy o homogenizacji populacji i zbliżaniu się do optimum, natomiast nagłe wzrosty mogą sygnalizować działanie operatorów mutacji wprowadzających różnorodność genetyczną. Wszystkie cztery metryki są zbierane per generacja i prezentowane w postaci wykresów liniowych w interfejsie użytkownika, co umożliwia wizualną analizę przebiegu procesu optymalizacji i bezpośrednie porównanie z wynikami własnego algorytmu z P1/P2.</w:t>
-      </w:r>
+      <w:pPr>
+        <w:rPr>
+          <w:rFonts w:eastAsiaTheme="minorEastAsia"/>
+        </w:rPr>
+      </w:pPr>
+      <m:oMathPara>
+        <m:oMathParaPr>
+          <m:jc m:val="left"/>
+        </m:oMathParaPr>
+        <m:oMath>
+          <m:r>
+            <w:rPr>
+              <w:rFonts w:ascii="Cambria Math" w:hAnsi="Cambria Math"/>
+            </w:rPr>
+            <m:t>Fintess=</m:t>
+          </m:r>
+          <m:f>
+            <m:fPr>
+              <m:ctrlPr>
+                <w:rPr>
+                  <w:rFonts w:ascii="Cambria Math" w:hAnsi="Cambria Math"/>
+                  <w:i/>
+                </w:rPr>
+              </m:ctrlPr>
+            </m:fPr>
+            <m:num>
+              <m:r>
+                <w:rPr>
+                  <w:rFonts w:ascii="Cambria Math" w:hAnsi="Cambria Math"/>
+                </w:rPr>
+                <m:t>1.0</m:t>
+              </m:r>
+            </m:num>
+            <m:den>
+              <m:r>
+                <w:rPr>
+                  <w:rFonts w:ascii="Cambria Math" w:hAnsi="Cambria Math"/>
+                </w:rPr>
+                <m:t>1.0 + f(x)</m:t>
+              </m:r>
+            </m:den>
+          </m:f>
+        </m:oMath>
+      </m:oMathPara>
     </w:p>
     <w:p>
+      <w:r>
+        <w:t xml:space="preserve">Dzięki temu zachowano właściwą dla </w:t>
+      </w:r>
+      <w:proofErr w:type="spellStart"/>
+      <w:r>
+        <w:t>PyGAD</w:t>
+      </w:r>
+      <w:proofErr w:type="spellEnd"/>
+      <w:r>
+        <w:t xml:space="preserve"> dynamikę maksymalizacji (im mniejsza wartość funkcji sferycznej, tym wyższy i bliższy 1.0</w:t>
+      </w:r>
+      <w:r>
+        <w:t xml:space="preserve"> </w:t>
+      </w:r>
+      <w:r>
+        <w:t>staje się fitness), co zapobiegło krytycznym błędom matematycznym w metodach selekcji koła ruletki oraz selekcji rangowej przy wartościach ujemnych.</w:t>
+      </w:r>
+    </w:p>
+    <w:p>
+      <w:r>
+        <w:tab/>
+      </w:r>
+      <w:r>
+        <w:t>W każdej generacji algorytm rejestruje cztery metryki populacji</w:t>
+      </w:r>
+      <w:r>
+        <w:t xml:space="preserve"> </w:t>
+      </w:r>
+      <w:r>
+        <w:t>oraz odchylenie standardowe (</w:t>
+      </w:r>
+      <w:proofErr w:type="spellStart"/>
+      <w:r>
+        <w:t>std</w:t>
+      </w:r>
+      <w:proofErr w:type="spellEnd"/>
+      <w:r>
+        <w:t xml:space="preserve">). Odchylenie standardowe jest </w:t>
+      </w:r>
+      <w:r>
+        <w:t xml:space="preserve">nowym </w:t>
+      </w:r>
+      <w:r>
+        <w:t>kluczowym wskaźnikiem zbieżności algorytmu</w:t>
+      </w:r>
+      <w:r>
+        <w:t>,</w:t>
+      </w:r>
+      <w:r>
+        <w:t xml:space="preserve"> jego systematyczny spadek w kolejnych generacjach świadczy o homogenizacji populacji i zbliżaniu się do optimum, natomiast nagłe wzrosty mogą sygnalizować działanie operatorów mutacji wprowadzających różnorodność genetyczną. Wszystkie cztery metryki są zbierane per generacja i prezentowane w postaci wykresów liniowych w interfejsie użytkownika, co umożliwia wizualną analizę przebiegu procesu optymalizacji i bezpośrednie porównanie z wynikami własnego algorytmu z P1/P2.</w:t>
+      </w:r>
+    </w:p>
+    <w:p>
       <w:pPr>
         <w:pStyle w:val="Nagwek1"/>
       </w:pPr>
       <w:r>
+        <w:lastRenderedPageBreak/>
         <w:t>Funkcja testowa</w:t>
       </w:r>
       <w:r>
@@ -1207,7 +1276,6 @@
       </w:r>
       <w:proofErr w:type="spellStart"/>
       <w:r>
-        <w:lastRenderedPageBreak/>
         <w:t>z</w:t>
       </w:r>
       <w:r>
@@ -1514,49 +1582,6 @@
     </w:p>
     <w:p>
       <w:pPr>
-        <w:ind w:left="708"/>
-        <w:jc w:val="both"/>
-      </w:pPr>
-    </w:p>
-    <w:p>
-      <w:pPr>
-        <w:ind w:left="708"/>
-        <w:jc w:val="both"/>
-      </w:pPr>
-    </w:p>
-    <w:p>
-      <w:pPr>
-        <w:ind w:left="708"/>
-        <w:jc w:val="both"/>
-      </w:pPr>
-    </w:p>
-    <w:p>
-      <w:pPr>
-        <w:ind w:left="708"/>
-        <w:jc w:val="both"/>
-      </w:pPr>
-    </w:p>
-    <w:p>
-      <w:pPr>
-        <w:ind w:left="708"/>
-        <w:jc w:val="both"/>
-      </w:pPr>
-    </w:p>
-    <w:p>
-      <w:pPr>
-        <w:ind w:left="708"/>
-        <w:jc w:val="both"/>
-      </w:pPr>
-    </w:p>
-    <w:p>
-      <w:pPr>
-        <w:ind w:left="708"/>
-        <w:jc w:val="both"/>
-      </w:pPr>
-    </w:p>
-    <w:p>
-      <w:pPr>
-        <w:ind w:left="708"/>
         <w:jc w:val="both"/>
       </w:pPr>
     </w:p>
@@ -2360,6 +2385,14 @@
           <w:bCs/>
         </w:rPr>
         <w:br/>
+        <w:t>Wykresy reprezentacja binarna</w:t>
+      </w:r>
+      <w:r>
+        <w:rPr>
+          <w:b/>
+          <w:bCs/>
+        </w:rPr>
+        <w:t>:</w:t>
       </w:r>
     </w:p>
     <w:p>
@@ -2370,140 +2403,16 @@
           <w:bCs/>
         </w:rPr>
       </w:pPr>
-    </w:p>
-    <w:p>
-      <w:pPr>
-        <w:jc w:val="both"/>
-        <w:rPr>
-          <w:b/>
-          <w:bCs/>
-        </w:rPr>
-      </w:pPr>
-    </w:p>
-    <w:p>
-      <w:pPr>
-        <w:jc w:val="both"/>
-        <w:rPr>
-          <w:b/>
-          <w:bCs/>
-        </w:rPr>
-      </w:pPr>
-    </w:p>
-    <w:p>
-      <w:pPr>
-        <w:jc w:val="both"/>
-        <w:rPr>
-          <w:b/>
-          <w:bCs/>
-        </w:rPr>
-      </w:pPr>
-    </w:p>
-    <w:p>
-      <w:pPr>
-        <w:jc w:val="both"/>
-        <w:rPr>
-          <w:b/>
-          <w:bCs/>
-        </w:rPr>
-      </w:pPr>
-    </w:p>
-    <w:p>
-      <w:pPr>
-        <w:jc w:val="both"/>
-        <w:rPr>
-          <w:b/>
-          <w:bCs/>
-        </w:rPr>
-      </w:pPr>
-    </w:p>
-    <w:p>
-      <w:pPr>
-        <w:jc w:val="both"/>
-        <w:rPr>
-          <w:b/>
-          <w:bCs/>
-        </w:rPr>
-      </w:pPr>
-    </w:p>
-    <w:p>
-      <w:pPr>
-        <w:jc w:val="both"/>
-        <w:rPr>
-          <w:b/>
-          <w:bCs/>
-        </w:rPr>
-      </w:pPr>
-    </w:p>
-    <w:p>
-      <w:pPr>
-        <w:jc w:val="both"/>
-        <w:rPr>
-          <w:b/>
-          <w:bCs/>
-        </w:rPr>
-      </w:pPr>
-    </w:p>
-    <w:p>
-      <w:pPr>
-        <w:jc w:val="both"/>
-        <w:rPr>
-          <w:b/>
-          <w:bCs/>
-        </w:rPr>
-      </w:pPr>
-    </w:p>
-    <w:p>
-      <w:pPr>
-        <w:jc w:val="both"/>
-        <w:rPr>
-          <w:b/>
-          <w:bCs/>
-        </w:rPr>
-      </w:pPr>
-    </w:p>
-    <w:p>
-      <w:pPr>
-        <w:jc w:val="both"/>
-        <w:rPr>
-          <w:b/>
-          <w:bCs/>
-        </w:rPr>
-      </w:pPr>
-      <w:r>
-        <w:rPr>
-          <w:b/>
-          <w:bCs/>
-        </w:rPr>
-        <w:lastRenderedPageBreak/>
-        <w:t>Wykresy reprezentacja binarna</w:t>
-      </w:r>
-      <w:r>
-        <w:rPr>
-          <w:b/>
-          <w:bCs/>
-        </w:rPr>
-        <w:t>:</w:t>
-      </w:r>
-    </w:p>
-    <w:p>
-      <w:pPr>
-        <w:jc w:val="both"/>
-        <w:rPr>
-          <w:b/>
-          <w:bCs/>
-        </w:rPr>
-      </w:pPr>
-      <w:r>
-        <w:rPr>
-          <w:b/>
-          <w:bCs/>
-          <w:noProof/>
+      <w:r>
+        <w:rPr>
+          <w:b/>
+          <w:bCs/>
         </w:rPr>
         <w:drawing>
-          <wp:inline distT="0" distB="0" distL="0" distR="0" wp14:anchorId="32274A05" wp14:editId="6EDD5431">
-            <wp:extent cx="5760720" cy="3475990"/>
-            <wp:effectExtent l="0" t="0" r="0" b="0"/>
-            <wp:docPr id="1149720210" name="Obraz 1"/>
+          <wp:inline distT="0" distB="0" distL="0" distR="0" wp14:anchorId="5A0432F4" wp14:editId="253F27CC">
+            <wp:extent cx="4640239" cy="2928281"/>
+            <wp:effectExtent l="0" t="0" r="8255" b="5715"/>
+            <wp:docPr id="1555383379" name="Obraz 1"/>
             <wp:cNvGraphicFramePr>
               <a:graphicFrameLocks xmlns:a="http://schemas.openxmlformats.org/drawingml/2006/main" noChangeAspect="1"/>
             </wp:cNvGraphicFramePr>
@@ -2511,7 +2420,7 @@
               <a:graphicData uri="http://schemas.openxmlformats.org/drawingml/2006/picture">
                 <pic:pic xmlns:pic="http://schemas.openxmlformats.org/drawingml/2006/picture">
                   <pic:nvPicPr>
-                    <pic:cNvPr id="1149720210" name=""/>
+                    <pic:cNvPr id="1555383379" name=""/>
                     <pic:cNvPicPr/>
                   </pic:nvPicPr>
                   <pic:blipFill>
@@ -2523,7 +2432,7 @@
                   <pic:spPr>
                     <a:xfrm>
                       <a:off x="0" y="0"/>
-                      <a:ext cx="5760720" cy="3475990"/>
+                      <a:ext cx="4642439" cy="2929669"/>
                     </a:xfrm>
                     <a:prstGeom prst="rect">
                       <a:avLst/>
@@ -2548,13 +2457,13 @@
         <w:rPr>
           <w:b/>
           <w:bCs/>
-          <w:noProof/>
-        </w:rPr>
+        </w:rPr>
+        <w:lastRenderedPageBreak/>
         <w:drawing>
-          <wp:inline distT="0" distB="0" distL="0" distR="0" wp14:anchorId="724B4B10" wp14:editId="65EDD3B0">
-            <wp:extent cx="5760720" cy="2720340"/>
-            <wp:effectExtent l="0" t="0" r="0" b="3810"/>
-            <wp:docPr id="336891938" name="Obraz 1"/>
+          <wp:inline distT="0" distB="0" distL="0" distR="0" wp14:anchorId="067552B7" wp14:editId="0556A616">
+            <wp:extent cx="4377070" cy="2142699"/>
+            <wp:effectExtent l="0" t="0" r="4445" b="0"/>
+            <wp:docPr id="961750127" name="Obraz 1"/>
             <wp:cNvGraphicFramePr>
               <a:graphicFrameLocks xmlns:a="http://schemas.openxmlformats.org/drawingml/2006/main" noChangeAspect="1"/>
             </wp:cNvGraphicFramePr>
@@ -2562,7 +2471,7 @@
               <a:graphicData uri="http://schemas.openxmlformats.org/drawingml/2006/picture">
                 <pic:pic xmlns:pic="http://schemas.openxmlformats.org/drawingml/2006/picture">
                   <pic:nvPicPr>
-                    <pic:cNvPr id="336891938" name=""/>
+                    <pic:cNvPr id="961750127" name=""/>
                     <pic:cNvPicPr/>
                   </pic:nvPicPr>
                   <pic:blipFill>
@@ -2574,7 +2483,7 @@
                   <pic:spPr>
                     <a:xfrm>
                       <a:off x="0" y="0"/>
-                      <a:ext cx="5760720" cy="2720340"/>
+                      <a:ext cx="4387546" cy="2147828"/>
                     </a:xfrm>
                     <a:prstGeom prst="rect">
                       <a:avLst/>
@@ -2595,6 +2504,20 @@
           <w:bCs/>
         </w:rPr>
       </w:pPr>
+      <w:r>
+        <w:rPr>
+          <w:b/>
+          <w:bCs/>
+        </w:rPr>
+        <w:t>Wykresy reprezentacja realna</w:t>
+      </w:r>
+      <w:r>
+        <w:rPr>
+          <w:b/>
+          <w:bCs/>
+        </w:rPr>
+        <w:t>:</w:t>
+      </w:r>
     </w:p>
     <w:p>
       <w:pPr>
@@ -2604,104 +2527,16 @@
           <w:bCs/>
         </w:rPr>
       </w:pPr>
-    </w:p>
-    <w:p>
-      <w:pPr>
-        <w:jc w:val="both"/>
-        <w:rPr>
-          <w:b/>
-          <w:bCs/>
-        </w:rPr>
-      </w:pPr>
-    </w:p>
-    <w:p>
-      <w:pPr>
-        <w:jc w:val="both"/>
-        <w:rPr>
-          <w:b/>
-          <w:bCs/>
-        </w:rPr>
-      </w:pPr>
-    </w:p>
-    <w:p>
-      <w:pPr>
-        <w:jc w:val="both"/>
-        <w:rPr>
-          <w:b/>
-          <w:bCs/>
-        </w:rPr>
-      </w:pPr>
-    </w:p>
-    <w:p>
-      <w:pPr>
-        <w:jc w:val="both"/>
-        <w:rPr>
-          <w:b/>
-          <w:bCs/>
-        </w:rPr>
-      </w:pPr>
-    </w:p>
-    <w:p>
-      <w:pPr>
-        <w:jc w:val="both"/>
-        <w:rPr>
-          <w:b/>
-          <w:bCs/>
-        </w:rPr>
-      </w:pPr>
-    </w:p>
-    <w:p>
-      <w:pPr>
-        <w:jc w:val="both"/>
-        <w:rPr>
-          <w:b/>
-          <w:bCs/>
-        </w:rPr>
-      </w:pPr>
-    </w:p>
-    <w:p>
-      <w:pPr>
-        <w:jc w:val="both"/>
-        <w:rPr>
-          <w:b/>
-          <w:bCs/>
-        </w:rPr>
-      </w:pPr>
-      <w:r>
-        <w:rPr>
-          <w:b/>
-          <w:bCs/>
-        </w:rPr>
-        <w:lastRenderedPageBreak/>
-        <w:t>Wykresy reprezentacja realna</w:t>
-      </w:r>
-      <w:r>
-        <w:rPr>
-          <w:b/>
-          <w:bCs/>
-        </w:rPr>
-        <w:t>:</w:t>
-      </w:r>
-    </w:p>
-    <w:p>
-      <w:pPr>
-        <w:jc w:val="both"/>
-        <w:rPr>
-          <w:b/>
-          <w:bCs/>
-        </w:rPr>
-      </w:pPr>
-      <w:r>
-        <w:rPr>
-          <w:b/>
-          <w:bCs/>
-          <w:noProof/>
+      <w:r>
+        <w:rPr>
+          <w:b/>
+          <w:bCs/>
         </w:rPr>
         <w:drawing>
-          <wp:inline distT="0" distB="0" distL="0" distR="0" wp14:anchorId="5D9374CB" wp14:editId="32E96F53">
-            <wp:extent cx="5760720" cy="3496310"/>
-            <wp:effectExtent l="0" t="0" r="0" b="8890"/>
-            <wp:docPr id="1661499037" name="Obraz 1"/>
+          <wp:inline distT="0" distB="0" distL="0" distR="0" wp14:anchorId="59FB7984" wp14:editId="16FC9CA9">
+            <wp:extent cx="4523898" cy="2845388"/>
+            <wp:effectExtent l="0" t="0" r="0" b="0"/>
+            <wp:docPr id="1062244797" name="Obraz 1"/>
             <wp:cNvGraphicFramePr>
               <a:graphicFrameLocks xmlns:a="http://schemas.openxmlformats.org/drawingml/2006/main" noChangeAspect="1"/>
             </wp:cNvGraphicFramePr>
@@ -2709,7 +2544,7 @@
               <a:graphicData uri="http://schemas.openxmlformats.org/drawingml/2006/picture">
                 <pic:pic xmlns:pic="http://schemas.openxmlformats.org/drawingml/2006/picture">
                   <pic:nvPicPr>
-                    <pic:cNvPr id="1661499037" name=""/>
+                    <pic:cNvPr id="1062244797" name=""/>
                     <pic:cNvPicPr/>
                   </pic:nvPicPr>
                   <pic:blipFill>
@@ -2721,7 +2556,7 @@
                   <pic:spPr>
                     <a:xfrm>
                       <a:off x="0" y="0"/>
-                      <a:ext cx="5760720" cy="3496310"/>
+                      <a:ext cx="4537642" cy="2854033"/>
                     </a:xfrm>
                     <a:prstGeom prst="rect">
                       <a:avLst/>
@@ -2746,13 +2581,12 @@
         <w:rPr>
           <w:b/>
           <w:bCs/>
-          <w:noProof/>
         </w:rPr>
         <w:drawing>
-          <wp:inline distT="0" distB="0" distL="0" distR="0" wp14:anchorId="6B1CE1CC" wp14:editId="21F96201">
-            <wp:extent cx="5760720" cy="2741295"/>
-            <wp:effectExtent l="0" t="0" r="0" b="1905"/>
-            <wp:docPr id="423286890" name="Obraz 1"/>
+          <wp:inline distT="0" distB="0" distL="0" distR="0" wp14:anchorId="24164948" wp14:editId="7A9968C3">
+            <wp:extent cx="4437815" cy="2128899"/>
+            <wp:effectExtent l="0" t="0" r="1270" b="5080"/>
+            <wp:docPr id="1569151960" name="Obraz 1"/>
             <wp:cNvGraphicFramePr>
               <a:graphicFrameLocks xmlns:a="http://schemas.openxmlformats.org/drawingml/2006/main" noChangeAspect="1"/>
             </wp:cNvGraphicFramePr>
@@ -2760,7 +2594,7 @@
               <a:graphicData uri="http://schemas.openxmlformats.org/drawingml/2006/picture">
                 <pic:pic xmlns:pic="http://schemas.openxmlformats.org/drawingml/2006/picture">
                   <pic:nvPicPr>
-                    <pic:cNvPr id="423286890" name=""/>
+                    <pic:cNvPr id="1569151960" name=""/>
                     <pic:cNvPicPr/>
                   </pic:nvPicPr>
                   <pic:blipFill>
@@ -2772,7 +2606,7 @@
                   <pic:spPr>
                     <a:xfrm>
                       <a:off x="0" y="0"/>
-                      <a:ext cx="5760720" cy="2741295"/>
+                      <a:ext cx="4454649" cy="2136974"/>
                     </a:xfrm>
                     <a:prstGeom prst="rect">
                       <a:avLst/>
@@ -2803,85 +2637,86 @@
     </w:p>
     <w:p>
       <w:pPr>
+        <w:pStyle w:val="Akapitzlist"/>
         <w:numPr>
           <w:ilvl w:val="0"/>
-          <w:numId w:val="28"/>
+          <w:numId w:val="38"/>
         </w:numPr>
-        <w:tabs>
-          <w:tab w:val="num" w:pos="720"/>
-        </w:tabs>
-      </w:pPr>
-      <w:r>
-        <w:t>Wykres binarny pokazuje wyraźną, monotonicznie opadającą krzywą najlepszego przystosowania, jednak duży rozstaw między krzywą najlepszą a średnią sugeruje, że reszta populacji nie nadąża za liderem.</w:t>
+        <w:rPr>
+          <w:rFonts w:eastAsia="Times New Roman" w:cs="Arial"/>
+          <w:lang w:eastAsia="pl-PL"/>
+        </w:rPr>
+      </w:pPr>
+      <w:r>
+        <w:rPr>
+          <w:rFonts w:eastAsia="Times New Roman" w:cs="Arial"/>
+          <w:lang w:eastAsia="pl-PL"/>
+        </w:rPr>
+        <w:t>W reprezentacji binarnej krzywe najlepszego przystosowania i średniego wyniku opadają stromo do poziomu bliskiego zeru, podczas gdy linia najgorszego osobnika wykazuje szerokie oscylacje wokół wartości 50.</w:t>
       </w:r>
     </w:p>
     <w:p>
       <w:pPr>
+        <w:pStyle w:val="Akapitzlist"/>
         <w:numPr>
           <w:ilvl w:val="0"/>
-          <w:numId w:val="28"/>
+          <w:numId w:val="38"/>
         </w:numPr>
-        <w:tabs>
-          <w:tab w:val="num" w:pos="720"/>
-        </w:tabs>
-      </w:pPr>
-      <w:r>
-        <w:t>W wariancie rzeczywistym wszystkie trzy krzywe (</w:t>
-      </w:r>
-      <w:proofErr w:type="spellStart"/>
-      <w:r>
-        <w:t>best</w:t>
-      </w:r>
-      <w:proofErr w:type="spellEnd"/>
-      <w:r>
-        <w:t xml:space="preserve">, </w:t>
-      </w:r>
-      <w:proofErr w:type="spellStart"/>
-      <w:r>
-        <w:t>avg</w:t>
-      </w:r>
-      <w:proofErr w:type="spellEnd"/>
-      <w:r>
-        <w:t xml:space="preserve">, </w:t>
-      </w:r>
-      <w:proofErr w:type="spellStart"/>
-      <w:r>
-        <w:t>worst</w:t>
-      </w:r>
-      <w:proofErr w:type="spellEnd"/>
-      <w:r>
-        <w:t>) zbiegają się znacznie bliżej siebie, tworząc bardziej równomierny i stabilny przebieg zbieżności.</w:t>
+        <w:rPr>
+          <w:rFonts w:eastAsia="Times New Roman" w:cs="Arial"/>
+          <w:lang w:eastAsia="pl-PL"/>
+        </w:rPr>
+      </w:pPr>
+      <w:r>
+        <w:rPr>
+          <w:rFonts w:eastAsia="Times New Roman" w:cs="Arial"/>
+          <w:lang w:eastAsia="pl-PL"/>
+        </w:rPr>
+        <w:lastRenderedPageBreak/>
+        <w:t>Odchylenie standardowe dla reprezentacji binarnej płynnie i systematycznie maleje w pierwszych epokach, po czym stabilizuje się na poziomie około 8, co świadczy o częściowym ujednoliceniu populacji.</w:t>
       </w:r>
     </w:p>
     <w:p>
       <w:pPr>
+        <w:pStyle w:val="Akapitzlist"/>
         <w:numPr>
           <w:ilvl w:val="0"/>
-          <w:numId w:val="28"/>
+          <w:numId w:val="38"/>
         </w:numPr>
-        <w:tabs>
-          <w:tab w:val="num" w:pos="720"/>
-        </w:tabs>
-        <w:rPr>
-          <w:b/>
-          <w:bCs/>
-        </w:rPr>
-      </w:pPr>
-      <w:r>
-        <w:t>Odchylenie</w:t>
-      </w:r>
-      <w:r>
-        <w:t xml:space="preserve"> standardowe wartości funkcji przystosowania (fitness), wykreślane per generacja, opada wyraźnie w obu reprezentacjach, potwierdzając, że populacja faktycznie się „ścieśnia” wokół dobrego obszaru.</w:t>
+        <w:rPr>
+          <w:rFonts w:eastAsia="Times New Roman" w:cs="Arial"/>
+          <w:lang w:eastAsia="pl-PL"/>
+        </w:rPr>
+      </w:pPr>
+      <w:r>
+        <w:rPr>
+          <w:rFonts w:eastAsia="Times New Roman" w:cs="Arial"/>
+          <w:lang w:eastAsia="pl-PL"/>
+        </w:rPr>
+        <w:t>W reprezentacji realnej proces optymalizacji przebiega w sposób skrajnie zwarty, na co wskazuje bliskie zbiegnięcie się linii najlepszej, średniej oraz najgorszej na samym dnie wykresu.</w:t>
       </w:r>
     </w:p>
     <w:p>
       <w:pPr>
+        <w:pStyle w:val="Akapitzlist"/>
+        <w:numPr>
+          <w:ilvl w:val="0"/>
+          <w:numId w:val="38"/>
+        </w:numPr>
+      </w:pPr>
+      <w:r>
+        <w:rPr>
+          <w:rFonts w:eastAsia="Times New Roman" w:cs="Arial"/>
+          <w:lang w:eastAsia="pl-PL"/>
+        </w:rPr>
+        <w:t>Odchylenie standardowe dla reprezentacji realnej cechuje się gwałtownym spadkiem i błyskawicznie dąży do wartości bliskich zeru, potwierdzając głęboką i pełną homogenizację całej populacji.</w:t>
+      </w:r>
+    </w:p>
+    <w:p>
+      <w:pPr>
+        <w:pStyle w:val="Akapitzlist"/>
         <w:ind w:left="360"/>
         <w:jc w:val="both"/>
-        <w:rPr>
-          <w:b/>
-          <w:bCs/>
-        </w:rPr>
       </w:pPr>
     </w:p>
     <w:p>
@@ -3207,7 +3042,7 @@
             </w:pPr>
             <w:proofErr w:type="spellStart"/>
             <w:r>
-              <w:t>Rank</w:t>
+              <w:t>Tournament</w:t>
             </w:r>
             <w:proofErr w:type="spellEnd"/>
           </w:p>
@@ -3223,7 +3058,7 @@
             </w:pPr>
             <w:proofErr w:type="spellStart"/>
             <w:r>
-              <w:t>Rank</w:t>
+              <w:t>Tournament</w:t>
             </w:r>
             <w:proofErr w:type="spellEnd"/>
           </w:p>
@@ -3257,7 +3092,7 @@
               <w:jc w:val="both"/>
             </w:pPr>
             <w:r>
-              <w:t>-</w:t>
+              <w:t>10</w:t>
             </w:r>
           </w:p>
         </w:tc>
@@ -3271,7 +3106,7 @@
               <w:jc w:val="both"/>
             </w:pPr>
             <w:r>
-              <w:t>-</w:t>
+              <w:t>10</w:t>
             </w:r>
           </w:p>
         </w:tc>
@@ -3626,20 +3461,20 @@
       <w:pPr>
         <w:jc w:val="both"/>
         <w:rPr>
-          <w:noProof/>
-        </w:rPr>
-      </w:pPr>
-      <w:r>
-        <w:rPr>
-          <w:b/>
-          <w:bCs/>
-          <w:noProof/>
+          <w:b/>
+          <w:bCs/>
+        </w:rPr>
+      </w:pPr>
+      <w:r>
+        <w:rPr>
+          <w:b/>
+          <w:bCs/>
         </w:rPr>
         <w:drawing>
-          <wp:inline distT="0" distB="0" distL="0" distR="0" wp14:anchorId="6C6F82D5" wp14:editId="0E13B77C">
-            <wp:extent cx="5783667" cy="3568890"/>
-            <wp:effectExtent l="0" t="0" r="7620" b="0"/>
-            <wp:docPr id="1087951451" name="Obraz 1"/>
+          <wp:inline distT="0" distB="0" distL="0" distR="0" wp14:anchorId="14B9D3BB" wp14:editId="405F34CE">
+            <wp:extent cx="4502638" cy="2833009"/>
+            <wp:effectExtent l="0" t="0" r="0" b="5715"/>
+            <wp:docPr id="627015951" name="Obraz 1"/>
             <wp:cNvGraphicFramePr>
               <a:graphicFrameLocks xmlns:a="http://schemas.openxmlformats.org/drawingml/2006/main" noChangeAspect="1"/>
             </wp:cNvGraphicFramePr>
@@ -3647,7 +3482,7 @@
               <a:graphicData uri="http://schemas.openxmlformats.org/drawingml/2006/picture">
                 <pic:pic xmlns:pic="http://schemas.openxmlformats.org/drawingml/2006/picture">
                   <pic:nvPicPr>
-                    <pic:cNvPr id="1087951451" name=""/>
+                    <pic:cNvPr id="627015951" name=""/>
                     <pic:cNvPicPr/>
                   </pic:nvPicPr>
                   <pic:blipFill>
@@ -3659,7 +3494,7 @@
                   <pic:spPr>
                     <a:xfrm>
                       <a:off x="0" y="0"/>
-                      <a:ext cx="5812202" cy="3586498"/>
+                      <a:ext cx="4510609" cy="2838024"/>
                     </a:xfrm>
                     <a:prstGeom prst="rect">
                       <a:avLst/>
@@ -3671,12 +3506,6 @@
           </wp:inline>
         </w:drawing>
       </w:r>
-      <w:r>
-        <w:rPr>
-          <w:noProof/>
-        </w:rPr>
-        <w:t xml:space="preserve"> </w:t>
-      </w:r>
     </w:p>
     <w:p>
       <w:pPr>
@@ -3690,14 +3519,13 @@
         <w:rPr>
           <w:b/>
           <w:bCs/>
-          <w:noProof/>
         </w:rPr>
         <w:lastRenderedPageBreak/>
         <w:drawing>
-          <wp:inline distT="0" distB="0" distL="0" distR="0" wp14:anchorId="11E10631" wp14:editId="3977C23B">
-            <wp:extent cx="5247564" cy="2526026"/>
-            <wp:effectExtent l="0" t="0" r="0" b="8255"/>
-            <wp:docPr id="2107941805" name="Obraz 1"/>
+          <wp:inline distT="0" distB="0" distL="0" distR="0" wp14:anchorId="53D2952F" wp14:editId="395E5610">
+            <wp:extent cx="4374108" cy="2133534"/>
+            <wp:effectExtent l="0" t="0" r="7620" b="635"/>
+            <wp:docPr id="1842386742" name="Obraz 1"/>
             <wp:cNvGraphicFramePr>
               <a:graphicFrameLocks xmlns:a="http://schemas.openxmlformats.org/drawingml/2006/main" noChangeAspect="1"/>
             </wp:cNvGraphicFramePr>
@@ -3705,7 +3533,7 @@
               <a:graphicData uri="http://schemas.openxmlformats.org/drawingml/2006/picture">
                 <pic:pic xmlns:pic="http://schemas.openxmlformats.org/drawingml/2006/picture">
                   <pic:nvPicPr>
-                    <pic:cNvPr id="2107941805" name=""/>
+                    <pic:cNvPr id="1842386742" name=""/>
                     <pic:cNvPicPr/>
                   </pic:nvPicPr>
                   <pic:blipFill>
@@ -3717,7 +3545,7 @@
                   <pic:spPr>
                     <a:xfrm>
                       <a:off x="0" y="0"/>
-                      <a:ext cx="5255096" cy="2529652"/>
+                      <a:ext cx="4393411" cy="2142950"/>
                     </a:xfrm>
                     <a:prstGeom prst="rect">
                       <a:avLst/>
@@ -3757,20 +3585,20 @@
       <w:pPr>
         <w:jc w:val="both"/>
         <w:rPr>
-          <w:noProof/>
-        </w:rPr>
-      </w:pPr>
-      <w:r>
-        <w:rPr>
-          <w:b/>
-          <w:bCs/>
-          <w:noProof/>
+          <w:b/>
+          <w:bCs/>
+        </w:rPr>
+      </w:pPr>
+      <w:r>
+        <w:rPr>
+          <w:b/>
+          <w:bCs/>
         </w:rPr>
         <w:drawing>
-          <wp:inline distT="0" distB="0" distL="0" distR="0" wp14:anchorId="75BFAC27" wp14:editId="2D0092A5">
-            <wp:extent cx="5248156" cy="3144150"/>
-            <wp:effectExtent l="0" t="0" r="0" b="0"/>
-            <wp:docPr id="548244350" name="Obraz 1"/>
+          <wp:inline distT="0" distB="0" distL="0" distR="0" wp14:anchorId="1C30C28D" wp14:editId="5FA545E3">
+            <wp:extent cx="4337462" cy="2724301"/>
+            <wp:effectExtent l="0" t="0" r="6350" b="0"/>
+            <wp:docPr id="1139079789" name="Obraz 1"/>
             <wp:cNvGraphicFramePr>
               <a:graphicFrameLocks xmlns:a="http://schemas.openxmlformats.org/drawingml/2006/main" noChangeAspect="1"/>
             </wp:cNvGraphicFramePr>
@@ -3778,7 +3606,7 @@
               <a:graphicData uri="http://schemas.openxmlformats.org/drawingml/2006/picture">
                 <pic:pic xmlns:pic="http://schemas.openxmlformats.org/drawingml/2006/picture">
                   <pic:nvPicPr>
-                    <pic:cNvPr id="548244350" name=""/>
+                    <pic:cNvPr id="1139079789" name=""/>
                     <pic:cNvPicPr/>
                   </pic:nvPicPr>
                   <pic:blipFill>
@@ -3790,7 +3618,7 @@
                   <pic:spPr>
                     <a:xfrm>
                       <a:off x="0" y="0"/>
-                      <a:ext cx="5254567" cy="3147991"/>
+                      <a:ext cx="4347600" cy="2730669"/>
                     </a:xfrm>
                     <a:prstGeom prst="rect">
                       <a:avLst/>
@@ -3802,12 +3630,6 @@
           </wp:inline>
         </w:drawing>
       </w:r>
-      <w:r>
-        <w:rPr>
-          <w:noProof/>
-        </w:rPr>
-        <w:t xml:space="preserve"> </w:t>
-      </w:r>
     </w:p>
     <w:p>
       <w:pPr>
@@ -3821,13 +3643,12 @@
         <w:rPr>
           <w:b/>
           <w:bCs/>
-          <w:noProof/>
         </w:rPr>
         <w:drawing>
-          <wp:inline distT="0" distB="0" distL="0" distR="0" wp14:anchorId="3968A478" wp14:editId="625C56C9">
-            <wp:extent cx="5247005" cy="2451147"/>
-            <wp:effectExtent l="0" t="0" r="0" b="6350"/>
-            <wp:docPr id="1993665124" name="Obraz 1"/>
+          <wp:inline distT="0" distB="0" distL="0" distR="0" wp14:anchorId="403A9C99" wp14:editId="7382FAAB">
+            <wp:extent cx="4245533" cy="2007643"/>
+            <wp:effectExtent l="0" t="0" r="3175" b="0"/>
+            <wp:docPr id="997449356" name="Obraz 1"/>
             <wp:cNvGraphicFramePr>
               <a:graphicFrameLocks xmlns:a="http://schemas.openxmlformats.org/drawingml/2006/main" noChangeAspect="1"/>
             </wp:cNvGraphicFramePr>
@@ -3835,7 +3656,7 @@
               <a:graphicData uri="http://schemas.openxmlformats.org/drawingml/2006/picture">
                 <pic:pic xmlns:pic="http://schemas.openxmlformats.org/drawingml/2006/picture">
                   <pic:nvPicPr>
-                    <pic:cNvPr id="1993665124" name=""/>
+                    <pic:cNvPr id="997449356" name=""/>
                     <pic:cNvPicPr/>
                   </pic:nvPicPr>
                   <pic:blipFill>
@@ -3847,7 +3668,7 @@
                   <pic:spPr>
                     <a:xfrm>
                       <a:off x="0" y="0"/>
-                      <a:ext cx="5254480" cy="2454639"/>
+                      <a:ext cx="4259876" cy="2014425"/>
                     </a:xfrm>
                     <a:prstGeom prst="rect">
                       <a:avLst/>
@@ -3870,10 +3691,15 @@
       </w:pPr>
       <w:r>
         <w:rPr>
-          <w:b/>
-          <w:bCs/>
-        </w:rPr>
-        <w:lastRenderedPageBreak/>
+          <w:noProof/>
+        </w:rPr>
+        <w:t xml:space="preserve"> </w:t>
+      </w:r>
+      <w:r>
+        <w:rPr>
+          <w:b/>
+          <w:bCs/>
+        </w:rPr>
         <w:t>Wnioski:</w:t>
       </w:r>
     </w:p>
@@ -3882,12 +3708,11 @@
         <w:pStyle w:val="Akapitzlist"/>
         <w:numPr>
           <w:ilvl w:val="0"/>
-          <w:numId w:val="30"/>
+          <w:numId w:val="39"/>
         </w:numPr>
-        <w:ind w:left="360"/>
-      </w:pPr>
-      <w:r>
-        <w:t>Wykres binarny pokazuje całkowicie płaską linię najlepszego dopasowania na stałym, wysokim poziomie, co oznacza natychmiastowe utknięcie w lokalnym minimum bez żadnej poprawy.</w:t>
+      </w:pPr>
+      <w:r>
+        <w:t xml:space="preserve">W reprezentacji binarnej wysoka presja selekcyjna dużego turnieju wymusza szybkie ściągnięcie krzywej najlepszej i średniej ku zeru, podczas gdy najgorszy osobnika stale oscyluje w rejestrach wartości 50. </w:t>
       </w:r>
     </w:p>
     <w:p>
@@ -3895,12 +3720,11 @@
         <w:pStyle w:val="Akapitzlist"/>
         <w:numPr>
           <w:ilvl w:val="0"/>
-          <w:numId w:val="30"/>
+          <w:numId w:val="39"/>
         </w:numPr>
-        <w:ind w:left="360"/>
-      </w:pPr>
-      <w:r>
-        <w:t>Krzywe średnia i najgorsza dla wariantu binarnego gwałtownie pną się w górę, co obrazuje drastyczne i niekontrolowane pogarszanie się jakości pozostałej części populacji.</w:t>
+      </w:pPr>
+      <w:r>
+        <w:t xml:space="preserve">Odchylenie standardowe dla reprezentacji binarnej zalicza skokowy spadek w pierwszych 10 epokach i utrzymuje stały, niski poziom wokół wartości 8. </w:t>
       </w:r>
     </w:p>
     <w:p>
@@ -3908,12 +3732,12 @@
         <w:pStyle w:val="Akapitzlist"/>
         <w:numPr>
           <w:ilvl w:val="0"/>
-          <w:numId w:val="30"/>
+          <w:numId w:val="39"/>
         </w:numPr>
-        <w:ind w:left="360"/>
-      </w:pPr>
-      <w:r>
-        <w:t>W reprezentacji realnej wykres najlepszego dopasowania również pozostaje idealnie płaską linią poziomą, wskazując na identyczny problem przedwczesnej zbieżności na samym początku.</w:t>
+      </w:pPr>
+      <w:r>
+        <w:lastRenderedPageBreak/>
+        <w:t xml:space="preserve">W reprezentacji realnej ekstremalna eksploatacja doprowadza do natychmiastowego ujednolicenia osobników, przez co linie najlepsza, średnia oraz najgorsza trwale stapiają się w jedną trajektorię na dnie wykresu. </w:t>
       </w:r>
     </w:p>
     <w:p>
@@ -3921,29 +3745,11 @@
         <w:pStyle w:val="Akapitzlist"/>
         <w:numPr>
           <w:ilvl w:val="0"/>
-          <w:numId w:val="30"/>
+          <w:numId w:val="39"/>
         </w:numPr>
-        <w:ind w:left="360"/>
-      </w:pPr>
-      <w:r>
-        <w:t>Krzywe średnia i najgorsza w wariancie realnym bardzo szybko rosną i stabilizują się na maksymalnym poziomie, tworząc ciasny, spłaszczony profil na górze wykresu.</w:t>
-      </w:r>
-    </w:p>
-    <w:p>
-      <w:pPr>
-        <w:pStyle w:val="Akapitzlist"/>
-        <w:numPr>
-          <w:ilvl w:val="0"/>
-          <w:numId w:val="30"/>
-        </w:numPr>
-        <w:ind w:left="360"/>
-        <w:rPr>
-          <w:b/>
-          <w:bCs/>
-        </w:rPr>
-      </w:pPr>
-      <w:r>
-        <w:t>Odchylenie standardowe w obu reprezentacjach gwałtownie spada w pierwszych epokach, po czym przechodzi w linię poziomą, co pokazuje całkowitą utratę różnorodności i zamrożenie populacji.</w:t>
+      </w:pPr>
+      <w:r>
+        <w:t xml:space="preserve">Odchylenie standardowe dla reprezentacji realnej gwałtownie zanika już na samym początku ewolucji, zamieniając się w całkowicie płaską linię na poziomie zera. </w:t>
       </w:r>
     </w:p>
     <w:p>
@@ -4684,13 +4490,6 @@
           <w:bCs/>
         </w:rPr>
       </w:pPr>
-      <w:r>
-        <w:rPr>
-          <w:b/>
-          <w:bCs/>
-        </w:rPr>
-        <w:br/>
-      </w:r>
     </w:p>
     <w:p>
       <w:pPr>
@@ -4700,6 +4499,20 @@
           <w:bCs/>
         </w:rPr>
       </w:pPr>
+      <w:r>
+        <w:rPr>
+          <w:b/>
+          <w:bCs/>
+        </w:rPr>
+        <w:t>Wykresy reprezentacja binarna</w:t>
+      </w:r>
+      <w:r>
+        <w:rPr>
+          <w:b/>
+          <w:bCs/>
+        </w:rPr>
+        <w:t>:</w:t>
+      </w:r>
     </w:p>
     <w:p>
       <w:pPr>
@@ -4709,95 +4522,16 @@
           <w:bCs/>
         </w:rPr>
       </w:pPr>
-    </w:p>
-    <w:p>
-      <w:pPr>
-        <w:jc w:val="both"/>
-        <w:rPr>
-          <w:b/>
-          <w:bCs/>
-        </w:rPr>
-      </w:pPr>
-    </w:p>
-    <w:p>
-      <w:pPr>
-        <w:jc w:val="both"/>
-        <w:rPr>
-          <w:b/>
-          <w:bCs/>
-        </w:rPr>
-      </w:pPr>
-    </w:p>
-    <w:p>
-      <w:pPr>
-        <w:jc w:val="both"/>
-        <w:rPr>
-          <w:b/>
-          <w:bCs/>
-        </w:rPr>
-      </w:pPr>
-    </w:p>
-    <w:p>
-      <w:pPr>
-        <w:jc w:val="both"/>
-        <w:rPr>
-          <w:b/>
-          <w:bCs/>
-        </w:rPr>
-      </w:pPr>
-    </w:p>
-    <w:p>
-      <w:pPr>
-        <w:jc w:val="both"/>
-        <w:rPr>
-          <w:b/>
-          <w:bCs/>
-        </w:rPr>
-      </w:pPr>
-    </w:p>
-    <w:p>
-      <w:pPr>
-        <w:jc w:val="both"/>
-        <w:rPr>
-          <w:b/>
-          <w:bCs/>
-        </w:rPr>
-      </w:pPr>
-      <w:r>
-        <w:rPr>
-          <w:b/>
-          <w:bCs/>
-        </w:rPr>
-        <w:lastRenderedPageBreak/>
-        <w:t>Wykresy reprezentacja binarna</w:t>
-      </w:r>
-      <w:r>
-        <w:rPr>
-          <w:b/>
-          <w:bCs/>
-        </w:rPr>
-        <w:t>:</w:t>
-      </w:r>
-    </w:p>
-    <w:p>
-      <w:pPr>
-        <w:jc w:val="both"/>
-        <w:rPr>
-          <w:b/>
-          <w:bCs/>
-        </w:rPr>
-      </w:pPr>
-      <w:r>
-        <w:rPr>
-          <w:b/>
-          <w:bCs/>
-          <w:noProof/>
+      <w:r>
+        <w:rPr>
+          <w:b/>
+          <w:bCs/>
         </w:rPr>
         <w:drawing>
-          <wp:inline distT="0" distB="0" distL="0" distR="0" wp14:anchorId="7BE4782D" wp14:editId="79CB4C5F">
-            <wp:extent cx="5760720" cy="3653155"/>
-            <wp:effectExtent l="0" t="0" r="0" b="4445"/>
-            <wp:docPr id="1991195622" name="Obraz 1"/>
+          <wp:inline distT="0" distB="0" distL="0" distR="0" wp14:anchorId="1EA348B4" wp14:editId="3DF074FB">
+            <wp:extent cx="4251601" cy="2691462"/>
+            <wp:effectExtent l="0" t="0" r="0" b="0"/>
+            <wp:docPr id="942192563" name="Obraz 1"/>
             <wp:cNvGraphicFramePr>
               <a:graphicFrameLocks xmlns:a="http://schemas.openxmlformats.org/drawingml/2006/main" noChangeAspect="1"/>
             </wp:cNvGraphicFramePr>
@@ -4805,7 +4539,7 @@
               <a:graphicData uri="http://schemas.openxmlformats.org/drawingml/2006/picture">
                 <pic:pic xmlns:pic="http://schemas.openxmlformats.org/drawingml/2006/picture">
                   <pic:nvPicPr>
-                    <pic:cNvPr id="1991195622" name=""/>
+                    <pic:cNvPr id="942192563" name=""/>
                     <pic:cNvPicPr/>
                   </pic:nvPicPr>
                   <pic:blipFill>
@@ -4817,7 +4551,7 @@
                   <pic:spPr>
                     <a:xfrm>
                       <a:off x="0" y="0"/>
-                      <a:ext cx="5760720" cy="3653155"/>
+                      <a:ext cx="4260096" cy="2696840"/>
                     </a:xfrm>
                     <a:prstGeom prst="rect">
                       <a:avLst/>
@@ -4842,13 +4576,13 @@
         <w:rPr>
           <w:b/>
           <w:bCs/>
-          <w:noProof/>
-        </w:rPr>
+        </w:rPr>
+        <w:lastRenderedPageBreak/>
         <w:drawing>
-          <wp:inline distT="0" distB="0" distL="0" distR="0" wp14:anchorId="7A247FB2" wp14:editId="0364C151">
-            <wp:extent cx="5760720" cy="2736215"/>
-            <wp:effectExtent l="0" t="0" r="0" b="6985"/>
-            <wp:docPr id="1055355268" name="Obraz 1"/>
+          <wp:inline distT="0" distB="0" distL="0" distR="0" wp14:anchorId="0ABEED0F" wp14:editId="7E5C5306">
+            <wp:extent cx="4155744" cy="2003662"/>
+            <wp:effectExtent l="0" t="0" r="0" b="0"/>
+            <wp:docPr id="188647281" name="Obraz 1"/>
             <wp:cNvGraphicFramePr>
               <a:graphicFrameLocks xmlns:a="http://schemas.openxmlformats.org/drawingml/2006/main" noChangeAspect="1"/>
             </wp:cNvGraphicFramePr>
@@ -4856,7 +4590,7 @@
               <a:graphicData uri="http://schemas.openxmlformats.org/drawingml/2006/picture">
                 <pic:pic xmlns:pic="http://schemas.openxmlformats.org/drawingml/2006/picture">
                   <pic:nvPicPr>
-                    <pic:cNvPr id="1055355268" name=""/>
+                    <pic:cNvPr id="188647281" name=""/>
                     <pic:cNvPicPr/>
                   </pic:nvPicPr>
                   <pic:blipFill>
@@ -4868,7 +4602,7 @@
                   <pic:spPr>
                     <a:xfrm>
                       <a:off x="0" y="0"/>
-                      <a:ext cx="5760720" cy="2736215"/>
+                      <a:ext cx="4166265" cy="2008735"/>
                     </a:xfrm>
                     <a:prstGeom prst="rect">
                       <a:avLst/>
@@ -4889,6 +4623,20 @@
           <w:bCs/>
         </w:rPr>
       </w:pPr>
+      <w:r>
+        <w:rPr>
+          <w:b/>
+          <w:bCs/>
+        </w:rPr>
+        <w:t>Wykresy reprezentacja realna</w:t>
+      </w:r>
+      <w:r>
+        <w:rPr>
+          <w:b/>
+          <w:bCs/>
+        </w:rPr>
+        <w:t>:</w:t>
+      </w:r>
     </w:p>
     <w:p>
       <w:pPr>
@@ -4898,95 +4646,16 @@
           <w:bCs/>
         </w:rPr>
       </w:pPr>
-    </w:p>
-    <w:p>
-      <w:pPr>
-        <w:jc w:val="both"/>
-        <w:rPr>
-          <w:b/>
-          <w:bCs/>
-        </w:rPr>
-      </w:pPr>
-    </w:p>
-    <w:p>
-      <w:pPr>
-        <w:jc w:val="both"/>
-        <w:rPr>
-          <w:b/>
-          <w:bCs/>
-        </w:rPr>
-      </w:pPr>
-    </w:p>
-    <w:p>
-      <w:pPr>
-        <w:jc w:val="both"/>
-        <w:rPr>
-          <w:b/>
-          <w:bCs/>
-        </w:rPr>
-      </w:pPr>
-    </w:p>
-    <w:p>
-      <w:pPr>
-        <w:jc w:val="both"/>
-        <w:rPr>
-          <w:b/>
-          <w:bCs/>
-        </w:rPr>
-      </w:pPr>
-    </w:p>
-    <w:p>
-      <w:pPr>
-        <w:jc w:val="both"/>
-        <w:rPr>
-          <w:b/>
-          <w:bCs/>
-        </w:rPr>
-      </w:pPr>
-    </w:p>
-    <w:p>
-      <w:pPr>
-        <w:jc w:val="both"/>
-        <w:rPr>
-          <w:b/>
-          <w:bCs/>
-        </w:rPr>
-      </w:pPr>
-      <w:r>
-        <w:rPr>
-          <w:b/>
-          <w:bCs/>
-        </w:rPr>
-        <w:lastRenderedPageBreak/>
-        <w:t>Wykresy reprezentacja realna</w:t>
-      </w:r>
-      <w:r>
-        <w:rPr>
-          <w:b/>
-          <w:bCs/>
-        </w:rPr>
-        <w:t>:</w:t>
-      </w:r>
-    </w:p>
-    <w:p>
-      <w:pPr>
-        <w:jc w:val="both"/>
-        <w:rPr>
-          <w:b/>
-          <w:bCs/>
-        </w:rPr>
-      </w:pPr>
-      <w:r>
-        <w:rPr>
-          <w:b/>
-          <w:bCs/>
-          <w:noProof/>
+      <w:r>
+        <w:rPr>
+          <w:b/>
+          <w:bCs/>
         </w:rPr>
         <w:drawing>
-          <wp:inline distT="0" distB="0" distL="0" distR="0" wp14:anchorId="7AA35409" wp14:editId="3604BF39">
-            <wp:extent cx="5760720" cy="3607435"/>
-            <wp:effectExtent l="0" t="0" r="0" b="0"/>
-            <wp:docPr id="1262197918" name="Obraz 1"/>
+          <wp:inline distT="0" distB="0" distL="0" distR="0" wp14:anchorId="6AC37791" wp14:editId="5FEBD9B4">
+            <wp:extent cx="4621341" cy="2879678"/>
+            <wp:effectExtent l="0" t="0" r="8255" b="0"/>
+            <wp:docPr id="497319091" name="Obraz 1"/>
             <wp:cNvGraphicFramePr>
               <a:graphicFrameLocks xmlns:a="http://schemas.openxmlformats.org/drawingml/2006/main" noChangeAspect="1"/>
             </wp:cNvGraphicFramePr>
@@ -4994,7 +4663,7 @@
               <a:graphicData uri="http://schemas.openxmlformats.org/drawingml/2006/picture">
                 <pic:pic xmlns:pic="http://schemas.openxmlformats.org/drawingml/2006/picture">
                   <pic:nvPicPr>
-                    <pic:cNvPr id="1262197918" name=""/>
+                    <pic:cNvPr id="497319091" name=""/>
                     <pic:cNvPicPr/>
                   </pic:nvPicPr>
                   <pic:blipFill>
@@ -5006,7 +4675,7 @@
                   <pic:spPr>
                     <a:xfrm>
                       <a:off x="0" y="0"/>
-                      <a:ext cx="5760720" cy="3607435"/>
+                      <a:ext cx="4638203" cy="2890185"/>
                     </a:xfrm>
                     <a:prstGeom prst="rect">
                       <a:avLst/>
@@ -5018,23 +4687,25 @@
           </wp:inline>
         </w:drawing>
       </w:r>
-      <w:r>
-        <w:rPr>
-          <w:noProof/>
-        </w:rPr>
-        <w:t xml:space="preserve"> </w:t>
-      </w:r>
-      <w:r>
-        <w:rPr>
-          <w:b/>
-          <w:bCs/>
-          <w:noProof/>
+    </w:p>
+    <w:p>
+      <w:pPr>
+        <w:jc w:val="both"/>
+        <w:rPr>
+          <w:b/>
+          <w:bCs/>
+        </w:rPr>
+      </w:pPr>
+      <w:r>
+        <w:rPr>
+          <w:b/>
+          <w:bCs/>
         </w:rPr>
         <w:drawing>
-          <wp:inline distT="0" distB="0" distL="0" distR="0" wp14:anchorId="51996F14" wp14:editId="2E9CE6D7">
-            <wp:extent cx="5760720" cy="2763520"/>
-            <wp:effectExtent l="0" t="0" r="0" b="0"/>
-            <wp:docPr id="1834472789" name="Obraz 1"/>
+          <wp:inline distT="0" distB="0" distL="0" distR="0" wp14:anchorId="5205F72E" wp14:editId="62204FF6">
+            <wp:extent cx="4756245" cy="2299481"/>
+            <wp:effectExtent l="0" t="0" r="6350" b="5715"/>
+            <wp:docPr id="1382023208" name="Obraz 1"/>
             <wp:cNvGraphicFramePr>
               <a:graphicFrameLocks xmlns:a="http://schemas.openxmlformats.org/drawingml/2006/main" noChangeAspect="1"/>
             </wp:cNvGraphicFramePr>
@@ -5042,7 +4713,7 @@
               <a:graphicData uri="http://schemas.openxmlformats.org/drawingml/2006/picture">
                 <pic:pic xmlns:pic="http://schemas.openxmlformats.org/drawingml/2006/picture">
                   <pic:nvPicPr>
-                    <pic:cNvPr id="1834472789" name=""/>
+                    <pic:cNvPr id="1382023208" name=""/>
                     <pic:cNvPicPr/>
                   </pic:nvPicPr>
                   <pic:blipFill>
@@ -5054,7 +4725,7 @@
                   <pic:spPr>
                     <a:xfrm>
                       <a:off x="0" y="0"/>
-                      <a:ext cx="5760720" cy="2763520"/>
+                      <a:ext cx="4761203" cy="2301878"/>
                     </a:xfrm>
                     <a:prstGeom prst="rect">
                       <a:avLst/>
@@ -5088,12 +4759,11 @@
         <w:pStyle w:val="Akapitzlist"/>
         <w:numPr>
           <w:ilvl w:val="0"/>
-          <w:numId w:val="31"/>
+          <w:numId w:val="40"/>
         </w:numPr>
-        <w:ind w:left="360"/>
-      </w:pPr>
-      <w:r>
-        <w:t>Wykres binarny prezentuje idealnie płaską linię najlepszego osobnika, natomiast krzywe średnia i najgorsza silnie i chaotycznie falują na wysokim poziomie przez całe 100 epok.</w:t>
+      </w:pPr>
+      <w:r>
+        <w:t xml:space="preserve">W reprezentacji binarnej wysoki szum mutacyjny paraliżuje zbieżność populacji, co widać po linii średniej zablokowanej na poziomie 160 oraz silnie skaczącej linii najgorszej. </w:t>
       </w:r>
     </w:p>
     <w:p>
@@ -5101,12 +4771,12 @@
         <w:pStyle w:val="Akapitzlist"/>
         <w:numPr>
           <w:ilvl w:val="0"/>
-          <w:numId w:val="31"/>
+          <w:numId w:val="40"/>
         </w:numPr>
-        <w:ind w:left="360"/>
-      </w:pPr>
-      <w:r>
-        <w:t>W wariancie rzeczywistym linia najlepszego dopasowania zalicza lekkie tąpnięcie na samym początku, po czym stabilizuje się jako linia prosta.</w:t>
+      </w:pPr>
+      <w:r>
+        <w:lastRenderedPageBreak/>
+        <w:t xml:space="preserve">Odchylenie standardowe dla reprezentacji binarnej nie wykazuje tendencji spadkowej i tworzy permanentny, wysoki zygzak w przedziale 32–36, odzwierciedlając ciągły chaos genetyczny. </w:t>
       </w:r>
     </w:p>
     <w:p>
@@ -5114,12 +4784,11 @@
         <w:pStyle w:val="Akapitzlist"/>
         <w:numPr>
           <w:ilvl w:val="0"/>
-          <w:numId w:val="31"/>
+          <w:numId w:val="40"/>
         </w:numPr>
-        <w:ind w:left="360"/>
-      </w:pPr>
-      <w:r>
-        <w:t>Krzywe średnia i najgorsza dla reprezentacji realnej stale i płynnie pną się w górę, co pokazuje, że wysoka mutacja uniemożliwia populacji zbliżenie się do lidera.</w:t>
+      </w:pPr>
+      <w:r>
+        <w:t xml:space="preserve">W reprezentacji realnej silne zaburzenia są skutecznie neutralizowane przez algorytm, dzięki czemu krzywe najlepsza, średnia i najgorsza płynnie i bezpiecznie schodzą ku dolnej osi. </w:t>
       </w:r>
     </w:p>
     <w:p>
@@ -5127,32 +4796,20 @@
         <w:pStyle w:val="Akapitzlist"/>
         <w:numPr>
           <w:ilvl w:val="0"/>
-          <w:numId w:val="31"/>
+          <w:numId w:val="40"/>
         </w:numPr>
-        <w:ind w:left="360"/>
-      </w:pPr>
-      <w:r>
-        <w:t>Wykres odchylenia standardowego dla wersji binarnej przypomina bardzo poszarpany, nieustanny zygzak, co potwierdza ciągłe wprowadzanie chaosu przez agresywne operatory.</w:t>
+      </w:pPr>
+      <w:r>
+        <w:t xml:space="preserve">Odchylenie standardowe dla reprezentacji realnej systematycznie i czysto opada przez całe 100 epok, udowadniając powolne porządkowanie się struktur populacji. </w:t>
       </w:r>
     </w:p>
     <w:p>
       <w:pPr>
-        <w:pStyle w:val="Akapitzlist"/>
-        <w:numPr>
-          <w:ilvl w:val="0"/>
-          <w:numId w:val="31"/>
-        </w:numPr>
-        <w:ind w:left="360"/>
-      </w:pPr>
-      <w:r>
-        <w:lastRenderedPageBreak/>
-        <w:t>W wariancie realnym odchylenie standardowe po początkowych wahaniach zaczyna powoli i systematycznie opadać, co sugeruje powolne, ale bardzo oporne porządkowanie populacji.</w:t>
-      </w:r>
-    </w:p>
-    <w:p>
-      <w:pPr>
-        <w:pStyle w:val="Akapitzlist"/>
-        <w:ind w:left="360"/>
+        <w:jc w:val="both"/>
+        <w:rPr>
+          <w:b/>
+          <w:bCs/>
+        </w:rPr>
       </w:pPr>
     </w:p>
     <w:p>
@@ -5899,13 +5556,12 @@
         <w:rPr>
           <w:b/>
           <w:bCs/>
-          <w:noProof/>
         </w:rPr>
         <w:drawing>
-          <wp:inline distT="0" distB="0" distL="0" distR="0" wp14:anchorId="4DBAF065" wp14:editId="4EAE851A">
-            <wp:extent cx="5760720" cy="3522980"/>
-            <wp:effectExtent l="0" t="0" r="0" b="1270"/>
-            <wp:docPr id="1554449022" name="Obraz 1"/>
+          <wp:inline distT="0" distB="0" distL="0" distR="0" wp14:anchorId="2ED2F129" wp14:editId="751E2DAA">
+            <wp:extent cx="4359731" cy="2718104"/>
+            <wp:effectExtent l="0" t="0" r="3175" b="6350"/>
+            <wp:docPr id="663012546" name="Obraz 1"/>
             <wp:cNvGraphicFramePr>
               <a:graphicFrameLocks xmlns:a="http://schemas.openxmlformats.org/drawingml/2006/main" noChangeAspect="1"/>
             </wp:cNvGraphicFramePr>
@@ -5913,7 +5569,7 @@
               <a:graphicData uri="http://schemas.openxmlformats.org/drawingml/2006/picture">
                 <pic:pic xmlns:pic="http://schemas.openxmlformats.org/drawingml/2006/picture">
                   <pic:nvPicPr>
-                    <pic:cNvPr id="1554449022" name=""/>
+                    <pic:cNvPr id="663012546" name=""/>
                     <pic:cNvPicPr/>
                   </pic:nvPicPr>
                   <pic:blipFill>
@@ -5925,7 +5581,7 @@
                   <pic:spPr>
                     <a:xfrm>
                       <a:off x="0" y="0"/>
-                      <a:ext cx="5760720" cy="3522980"/>
+                      <a:ext cx="4363212" cy="2720274"/>
                     </a:xfrm>
                     <a:prstGeom prst="rect">
                       <a:avLst/>
@@ -5950,14 +5606,13 @@
         <w:rPr>
           <w:b/>
           <w:bCs/>
-          <w:noProof/>
         </w:rPr>
         <w:lastRenderedPageBreak/>
         <w:drawing>
-          <wp:inline distT="0" distB="0" distL="0" distR="0" wp14:anchorId="6A2BFA87" wp14:editId="302B7367">
-            <wp:extent cx="5760720" cy="2757805"/>
-            <wp:effectExtent l="0" t="0" r="0" b="4445"/>
-            <wp:docPr id="870324470" name="Obraz 1"/>
+          <wp:inline distT="0" distB="0" distL="0" distR="0" wp14:anchorId="1517F90A" wp14:editId="74E02483">
+            <wp:extent cx="4240858" cy="2056386"/>
+            <wp:effectExtent l="0" t="0" r="7620" b="1270"/>
+            <wp:docPr id="161604579" name="Obraz 1"/>
             <wp:cNvGraphicFramePr>
               <a:graphicFrameLocks xmlns:a="http://schemas.openxmlformats.org/drawingml/2006/main" noChangeAspect="1"/>
             </wp:cNvGraphicFramePr>
@@ -5965,7 +5620,7 @@
               <a:graphicData uri="http://schemas.openxmlformats.org/drawingml/2006/picture">
                 <pic:pic xmlns:pic="http://schemas.openxmlformats.org/drawingml/2006/picture">
                   <pic:nvPicPr>
-                    <pic:cNvPr id="870324470" name=""/>
+                    <pic:cNvPr id="161604579" name=""/>
                     <pic:cNvPicPr/>
                   </pic:nvPicPr>
                   <pic:blipFill>
@@ -5977,7 +5632,7 @@
                   <pic:spPr>
                     <a:xfrm>
                       <a:off x="0" y="0"/>
-                      <a:ext cx="5760720" cy="2757805"/>
+                      <a:ext cx="4248504" cy="2060093"/>
                     </a:xfrm>
                     <a:prstGeom prst="rect">
                       <a:avLst/>
@@ -6025,13 +5680,12 @@
         <w:rPr>
           <w:b/>
           <w:bCs/>
-          <w:noProof/>
         </w:rPr>
         <w:drawing>
-          <wp:inline distT="0" distB="0" distL="0" distR="0" wp14:anchorId="3444CDA6" wp14:editId="22581BC9">
-            <wp:extent cx="5760720" cy="3533140"/>
-            <wp:effectExtent l="0" t="0" r="0" b="0"/>
-            <wp:docPr id="1725296934" name="Obraz 1"/>
+          <wp:inline distT="0" distB="0" distL="0" distR="0" wp14:anchorId="5C961F69" wp14:editId="0FEE65B6">
+            <wp:extent cx="4189863" cy="2556777"/>
+            <wp:effectExtent l="0" t="0" r="1270" b="0"/>
+            <wp:docPr id="1735130446" name="Obraz 1"/>
             <wp:cNvGraphicFramePr>
               <a:graphicFrameLocks xmlns:a="http://schemas.openxmlformats.org/drawingml/2006/main" noChangeAspect="1"/>
             </wp:cNvGraphicFramePr>
@@ -6039,7 +5693,7 @@
               <a:graphicData uri="http://schemas.openxmlformats.org/drawingml/2006/picture">
                 <pic:pic xmlns:pic="http://schemas.openxmlformats.org/drawingml/2006/picture">
                   <pic:nvPicPr>
-                    <pic:cNvPr id="1725296934" name=""/>
+                    <pic:cNvPr id="1735130446" name=""/>
                     <pic:cNvPicPr/>
                   </pic:nvPicPr>
                   <pic:blipFill>
@@ -6051,7 +5705,7 @@
                   <pic:spPr>
                     <a:xfrm>
                       <a:off x="0" y="0"/>
-                      <a:ext cx="5760720" cy="3533140"/>
+                      <a:ext cx="4194091" cy="2559357"/>
                     </a:xfrm>
                     <a:prstGeom prst="rect">
                       <a:avLst/>
@@ -6076,14 +5730,12 @@
         <w:rPr>
           <w:b/>
           <w:bCs/>
-          <w:noProof/>
-        </w:rPr>
-        <w:lastRenderedPageBreak/>
+        </w:rPr>
         <w:drawing>
-          <wp:inline distT="0" distB="0" distL="0" distR="0" wp14:anchorId="3A5C4E22" wp14:editId="18F1BCA7">
-            <wp:extent cx="5452281" cy="2584905"/>
-            <wp:effectExtent l="0" t="0" r="0" b="6350"/>
-            <wp:docPr id="996364851" name="Obraz 1"/>
+          <wp:inline distT="0" distB="0" distL="0" distR="0" wp14:anchorId="51D1DF4D" wp14:editId="661554EE">
+            <wp:extent cx="4500216" cy="2168259"/>
+            <wp:effectExtent l="0" t="0" r="0" b="3810"/>
+            <wp:docPr id="1108201714" name="Obraz 1"/>
             <wp:cNvGraphicFramePr>
               <a:graphicFrameLocks xmlns:a="http://schemas.openxmlformats.org/drawingml/2006/main" noChangeAspect="1"/>
             </wp:cNvGraphicFramePr>
@@ -6091,7 +5743,7 @@
               <a:graphicData uri="http://schemas.openxmlformats.org/drawingml/2006/picture">
                 <pic:pic xmlns:pic="http://schemas.openxmlformats.org/drawingml/2006/picture">
                   <pic:nvPicPr>
-                    <pic:cNvPr id="996364851" name=""/>
+                    <pic:cNvPr id="1108201714" name=""/>
                     <pic:cNvPicPr/>
                   </pic:nvPicPr>
                   <pic:blipFill>
@@ -6103,7 +5755,7 @@
                   <pic:spPr>
                     <a:xfrm>
                       <a:off x="0" y="0"/>
-                      <a:ext cx="5457363" cy="2587314"/>
+                      <a:ext cx="4509607" cy="2172784"/>
                     </a:xfrm>
                     <a:prstGeom prst="rect">
                       <a:avLst/>
@@ -6137,12 +5789,11 @@
         <w:pStyle w:val="Akapitzlist"/>
         <w:numPr>
           <w:ilvl w:val="0"/>
-          <w:numId w:val="32"/>
+          <w:numId w:val="42"/>
         </w:numPr>
-        <w:ind w:left="360"/>
-      </w:pPr>
-      <w:r>
-        <w:t>Wykres binarny dla najlepszego osobnika charakteryzuje się bardzo niestabilnym, silnie poszarpanym przebiegiem z licznymi skokami w górę i w dół, obrazując brak ochrony najlepszych genów.</w:t>
+      </w:pPr>
+      <w:r>
+        <w:t xml:space="preserve">W reprezentacji binarnej przeskalowana selekcja ruletkowa gwarantuje stabilny postęp, dzięki czemu krzywe najlepsza i średnia miarowo i bez zakłóceń opadają w dół. </w:t>
       </w:r>
     </w:p>
     <w:p>
@@ -6150,12 +5801,11 @@
         <w:pStyle w:val="Akapitzlist"/>
         <w:numPr>
           <w:ilvl w:val="0"/>
-          <w:numId w:val="32"/>
+          <w:numId w:val="42"/>
         </w:numPr>
-        <w:ind w:left="360"/>
-      </w:pPr>
-      <w:r>
-        <w:t>Krzywe średnia i najgorsza w reprezentacji binarnej poruszają się falami w szerokim rozstępie, idealnie odwzorowując niestabilność lidera.</w:t>
+      </w:pPr>
+      <w:r>
+        <w:t xml:space="preserve">W reprezentacji realnej brak ochrony lidera również nie powoduje regresu wyników, a wykres dokumentuje płynne i zacieśniające się schodzenie wszystkich trzech linii ku zeru. </w:t>
       </w:r>
     </w:p>
     <w:p>
@@ -6163,39 +5813,19 @@
         <w:pStyle w:val="Akapitzlist"/>
         <w:numPr>
           <w:ilvl w:val="0"/>
-          <w:numId w:val="32"/>
+          <w:numId w:val="42"/>
         </w:numPr>
-        <w:ind w:left="360"/>
-      </w:pPr>
-      <w:r>
-        <w:t>W wariancie realnym krzywa najlepszego dopasowania ma schodkowy, falujący przebieg, który zamiast opadać do zera, sukcesywnie pnie się w stronę gorszych wartości.</w:t>
+      </w:pPr>
+      <w:r>
+        <w:lastRenderedPageBreak/>
+        <w:t xml:space="preserve">W obu wariantach reprezentacji odchylenie standardowe jednostajnie i bez zakłóceń maleje per generacja, co potwierdza skuteczne ścieśnianie się populacji wokół dobrych obszarów pomimo wyłączenia elity. </w:t>
       </w:r>
     </w:p>
     <w:p>
       <w:pPr>
         <w:pStyle w:val="Akapitzlist"/>
-        <w:numPr>
-          <w:ilvl w:val="0"/>
-          <w:numId w:val="32"/>
-        </w:numPr>
         <w:ind w:left="360"/>
       </w:pPr>
-      <w:r>
-        <w:t>Krzywe średnia i najgorsza dla reprezentacji realnej wznoszą się bardzo szerokim łukiem, co pokazuje całkowity rozpad populacji i brak jakiejkolwiek zbieżności.</w:t>
-      </w:r>
-    </w:p>
-    <w:p>
-      <w:pPr>
-        <w:pStyle w:val="Akapitzlist"/>
-        <w:numPr>
-          <w:ilvl w:val="0"/>
-          <w:numId w:val="32"/>
-        </w:numPr>
-        <w:ind w:left="360"/>
-      </w:pPr>
-      <w:r>
-        <w:t>Wykres odchylenia standardowego w obu wariantach jest skrajnie chaotyczny, pełen głębokich dolin i wysokich szczytów, co potwierdza permanentną utratę stabilności algorytmu.</w:t>
-      </w:r>
     </w:p>
     <w:p>
       <w:pPr>
@@ -6898,7 +6528,7 @@
               <w:jc w:val="both"/>
             </w:pPr>
             <w:r>
-              <w:t>Wyłączona</w:t>
+              <w:t>Włączona</w:t>
             </w:r>
           </w:p>
         </w:tc>
@@ -6912,7 +6542,7 @@
               <w:jc w:val="both"/>
             </w:pPr>
             <w:r>
-              <w:t>Wyłączona</w:t>
+              <w:t>Włączona</w:t>
             </w:r>
           </w:p>
         </w:tc>
@@ -6931,7 +6561,6 @@
           <w:b/>
           <w:bCs/>
         </w:rPr>
-        <w:lastRenderedPageBreak/>
         <w:br/>
         <w:t>Wykresy reprezentacja binarna</w:t>
       </w:r>
@@ -6955,13 +6584,12 @@
         <w:rPr>
           <w:b/>
           <w:bCs/>
-          <w:noProof/>
         </w:rPr>
         <w:drawing>
-          <wp:inline distT="0" distB="0" distL="0" distR="0" wp14:anchorId="345004DC" wp14:editId="4A7572CD">
-            <wp:extent cx="5760720" cy="3550285"/>
-            <wp:effectExtent l="0" t="0" r="0" b="0"/>
-            <wp:docPr id="654712728" name="Obraz 1"/>
+          <wp:inline distT="0" distB="0" distL="0" distR="0" wp14:anchorId="15CF1EBF" wp14:editId="0E421BCD">
+            <wp:extent cx="4512654" cy="2788076"/>
+            <wp:effectExtent l="0" t="0" r="2540" b="0"/>
+            <wp:docPr id="1333040062" name="Obraz 1"/>
             <wp:cNvGraphicFramePr>
               <a:graphicFrameLocks xmlns:a="http://schemas.openxmlformats.org/drawingml/2006/main" noChangeAspect="1"/>
             </wp:cNvGraphicFramePr>
@@ -6969,7 +6597,7 @@
               <a:graphicData uri="http://schemas.openxmlformats.org/drawingml/2006/picture">
                 <pic:pic xmlns:pic="http://schemas.openxmlformats.org/drawingml/2006/picture">
                   <pic:nvPicPr>
-                    <pic:cNvPr id="654712728" name=""/>
+                    <pic:cNvPr id="1333040062" name=""/>
                     <pic:cNvPicPr/>
                   </pic:nvPicPr>
                   <pic:blipFill>
@@ -6981,7 +6609,7 @@
                   <pic:spPr>
                     <a:xfrm>
                       <a:off x="0" y="0"/>
-                      <a:ext cx="5760720" cy="3550285"/>
+                      <a:ext cx="4518548" cy="2791718"/>
                     </a:xfrm>
                     <a:prstGeom prst="rect">
                       <a:avLst/>
@@ -7006,13 +6634,13 @@
         <w:rPr>
           <w:b/>
           <w:bCs/>
-          <w:noProof/>
-        </w:rPr>
+        </w:rPr>
+        <w:lastRenderedPageBreak/>
         <w:drawing>
-          <wp:inline distT="0" distB="0" distL="0" distR="0" wp14:anchorId="6E7CBB7B" wp14:editId="62C27552">
-            <wp:extent cx="5760720" cy="2739390"/>
-            <wp:effectExtent l="0" t="0" r="0" b="3810"/>
-            <wp:docPr id="966149957" name="Obraz 1"/>
+          <wp:inline distT="0" distB="0" distL="0" distR="0" wp14:anchorId="6B391315" wp14:editId="63D2E2F5">
+            <wp:extent cx="4368315" cy="2140821"/>
+            <wp:effectExtent l="0" t="0" r="0" b="0"/>
+            <wp:docPr id="611038259" name="Obraz 1"/>
             <wp:cNvGraphicFramePr>
               <a:graphicFrameLocks xmlns:a="http://schemas.openxmlformats.org/drawingml/2006/main" noChangeAspect="1"/>
             </wp:cNvGraphicFramePr>
@@ -7020,7 +6648,7 @@
               <a:graphicData uri="http://schemas.openxmlformats.org/drawingml/2006/picture">
                 <pic:pic xmlns:pic="http://schemas.openxmlformats.org/drawingml/2006/picture">
                   <pic:nvPicPr>
-                    <pic:cNvPr id="966149957" name=""/>
+                    <pic:cNvPr id="611038259" name=""/>
                     <pic:cNvPicPr/>
                   </pic:nvPicPr>
                   <pic:blipFill>
@@ -7032,7 +6660,7 @@
                   <pic:spPr>
                     <a:xfrm>
                       <a:off x="0" y="0"/>
-                      <a:ext cx="5760720" cy="2739390"/>
+                      <a:ext cx="4380420" cy="2146754"/>
                     </a:xfrm>
                     <a:prstGeom prst="rect">
                       <a:avLst/>
@@ -7053,6 +6681,20 @@
           <w:bCs/>
         </w:rPr>
       </w:pPr>
+      <w:r>
+        <w:rPr>
+          <w:b/>
+          <w:bCs/>
+        </w:rPr>
+        <w:t>Wykresy reprezentacja realna</w:t>
+      </w:r>
+      <w:r>
+        <w:rPr>
+          <w:b/>
+          <w:bCs/>
+        </w:rPr>
+        <w:t>:</w:t>
+      </w:r>
     </w:p>
     <w:p>
       <w:pPr>
@@ -7062,95 +6704,16 @@
           <w:bCs/>
         </w:rPr>
       </w:pPr>
-    </w:p>
-    <w:p>
-      <w:pPr>
-        <w:jc w:val="both"/>
-        <w:rPr>
-          <w:b/>
-          <w:bCs/>
-        </w:rPr>
-      </w:pPr>
-    </w:p>
-    <w:p>
-      <w:pPr>
-        <w:jc w:val="both"/>
-        <w:rPr>
-          <w:b/>
-          <w:bCs/>
-        </w:rPr>
-      </w:pPr>
-    </w:p>
-    <w:p>
-      <w:pPr>
-        <w:jc w:val="both"/>
-        <w:rPr>
-          <w:b/>
-          <w:bCs/>
-        </w:rPr>
-      </w:pPr>
-    </w:p>
-    <w:p>
-      <w:pPr>
-        <w:jc w:val="both"/>
-        <w:rPr>
-          <w:b/>
-          <w:bCs/>
-        </w:rPr>
-      </w:pPr>
-    </w:p>
-    <w:p>
-      <w:pPr>
-        <w:jc w:val="both"/>
-        <w:rPr>
-          <w:b/>
-          <w:bCs/>
-        </w:rPr>
-      </w:pPr>
-    </w:p>
-    <w:p>
-      <w:pPr>
-        <w:jc w:val="both"/>
-        <w:rPr>
-          <w:b/>
-          <w:bCs/>
-        </w:rPr>
-      </w:pPr>
-      <w:r>
-        <w:rPr>
-          <w:b/>
-          <w:bCs/>
-        </w:rPr>
-        <w:lastRenderedPageBreak/>
-        <w:t>Wykresy reprezentacja realna</w:t>
-      </w:r>
-      <w:r>
-        <w:rPr>
-          <w:b/>
-          <w:bCs/>
-        </w:rPr>
-        <w:t>:</w:t>
-      </w:r>
-    </w:p>
-    <w:p>
-      <w:pPr>
-        <w:jc w:val="both"/>
-        <w:rPr>
-          <w:b/>
-          <w:bCs/>
-        </w:rPr>
-      </w:pPr>
-      <w:r>
-        <w:rPr>
-          <w:b/>
-          <w:bCs/>
-          <w:noProof/>
+      <w:r>
+        <w:rPr>
+          <w:b/>
+          <w:bCs/>
         </w:rPr>
         <w:drawing>
-          <wp:inline distT="0" distB="0" distL="0" distR="0" wp14:anchorId="4F416E9B" wp14:editId="75BD2713">
-            <wp:extent cx="5760720" cy="3588385"/>
-            <wp:effectExtent l="0" t="0" r="0" b="0"/>
-            <wp:docPr id="1286779257" name="Obraz 1"/>
+          <wp:inline distT="0" distB="0" distL="0" distR="0" wp14:anchorId="7A17830C" wp14:editId="547205EB">
+            <wp:extent cx="4462818" cy="2776963"/>
+            <wp:effectExtent l="0" t="0" r="0" b="4445"/>
+            <wp:docPr id="221072934" name="Obraz 1"/>
             <wp:cNvGraphicFramePr>
               <a:graphicFrameLocks xmlns:a="http://schemas.openxmlformats.org/drawingml/2006/main" noChangeAspect="1"/>
             </wp:cNvGraphicFramePr>
@@ -7158,7 +6721,7 @@
               <a:graphicData uri="http://schemas.openxmlformats.org/drawingml/2006/picture">
                 <pic:pic xmlns:pic="http://schemas.openxmlformats.org/drawingml/2006/picture">
                   <pic:nvPicPr>
-                    <pic:cNvPr id="1286779257" name=""/>
+                    <pic:cNvPr id="221072934" name=""/>
                     <pic:cNvPicPr/>
                   </pic:nvPicPr>
                   <pic:blipFill>
@@ -7170,7 +6733,7 @@
                   <pic:spPr>
                     <a:xfrm>
                       <a:off x="0" y="0"/>
-                      <a:ext cx="5760720" cy="3588385"/>
+                      <a:ext cx="4468062" cy="2780226"/>
                     </a:xfrm>
                     <a:prstGeom prst="rect">
                       <a:avLst/>
@@ -7195,13 +6758,12 @@
         <w:rPr>
           <w:b/>
           <w:bCs/>
-          <w:noProof/>
         </w:rPr>
         <w:drawing>
-          <wp:inline distT="0" distB="0" distL="0" distR="0" wp14:anchorId="6A8FA25B" wp14:editId="15D8E585">
-            <wp:extent cx="5760720" cy="2706370"/>
-            <wp:effectExtent l="0" t="0" r="0" b="0"/>
-            <wp:docPr id="1491998366" name="Obraz 1"/>
+          <wp:inline distT="0" distB="0" distL="0" distR="0" wp14:anchorId="319ABAB1" wp14:editId="556231A1">
+            <wp:extent cx="4399040" cy="2094296"/>
+            <wp:effectExtent l="0" t="0" r="1905" b="1270"/>
+            <wp:docPr id="29378611" name="Obraz 1"/>
             <wp:cNvGraphicFramePr>
               <a:graphicFrameLocks xmlns:a="http://schemas.openxmlformats.org/drawingml/2006/main" noChangeAspect="1"/>
             </wp:cNvGraphicFramePr>
@@ -7209,7 +6771,7 @@
               <a:graphicData uri="http://schemas.openxmlformats.org/drawingml/2006/picture">
                 <pic:pic xmlns:pic="http://schemas.openxmlformats.org/drawingml/2006/picture">
                   <pic:nvPicPr>
-                    <pic:cNvPr id="1491998366" name=""/>
+                    <pic:cNvPr id="29378611" name=""/>
                     <pic:cNvPicPr/>
                   </pic:nvPicPr>
                   <pic:blipFill>
@@ -7221,7 +6783,7 @@
                   <pic:spPr>
                     <a:xfrm>
                       <a:off x="0" y="0"/>
-                      <a:ext cx="5760720" cy="2706370"/>
+                      <a:ext cx="4403215" cy="2096284"/>
                     </a:xfrm>
                     <a:prstGeom prst="rect">
                       <a:avLst/>
@@ -7255,12 +6817,11 @@
         <w:pStyle w:val="Akapitzlist"/>
         <w:numPr>
           <w:ilvl w:val="0"/>
-          <w:numId w:val="33"/>
+          <w:numId w:val="43"/>
         </w:numPr>
-        <w:ind w:left="360"/>
-      </w:pPr>
-      <w:r>
-        <w:t>Wykres najlepszego dopasowania dla reprezentacji binarnej to idealnie płaska linia z lekkimi schodkami w dół, pod którą krzywe średnia i najgorsza poruszają się chaotycznymi, powtarzalnymi falami.</w:t>
+      </w:pPr>
+      <w:r>
+        <w:t xml:space="preserve">W reprezentacji binarnej skrajnie mała pula początkowa wymusza schodkową charakterystykę spadku linii najlepszej, pod którą w bezpiecznej odległości podąża krzywa średnia. </w:t>
       </w:r>
     </w:p>
     <w:p>
@@ -7268,12 +6829,12 @@
         <w:pStyle w:val="Akapitzlist"/>
         <w:numPr>
           <w:ilvl w:val="0"/>
-          <w:numId w:val="33"/>
+          <w:numId w:val="43"/>
         </w:numPr>
-        <w:ind w:left="360"/>
-      </w:pPr>
-      <w:r>
-        <w:t>W wariancie realnym linia najlepszego osobnika ma postać rzadkich, ostrych stopni w dół, co pokazuje, że poprawa następuje tylko raz na kilkadziesiąt epok.</w:t>
+      </w:pPr>
+      <w:r>
+        <w:lastRenderedPageBreak/>
+        <w:t xml:space="preserve">Odchylenie standardowe dla reprezentacji binarnej charakteryzuje się falowymi fluktuacjami w szerokim przedziale wartości, co bezpośrednio wynika z wysokiej losowości małej populacji. </w:t>
       </w:r>
     </w:p>
     <w:p>
@@ -7281,35 +6842,36 @@
         <w:pStyle w:val="Akapitzlist"/>
         <w:numPr>
           <w:ilvl w:val="0"/>
-          <w:numId w:val="33"/>
+          <w:numId w:val="43"/>
         </w:numPr>
-        <w:ind w:left="360"/>
-      </w:pPr>
-      <w:r>
-        <w:t>Krzywe średnia i najgorsza dla chromosomu realnego bardzo mocno i gwałtownie falują, tworząc dynamiczny, niestabilny profil przez cały czas trwania algorytmu.</w:t>
+      </w:pPr>
+      <w:r>
+        <w:t xml:space="preserve">W reprezentacji realnej miniaturowy algorytm zachowuje bardzo spójny i zwarty profil zbieżności, sprawnie sprowadzając wszystkie metryki ku niskim wartościom optimum. </w:t>
       </w:r>
     </w:p>
-    <w:p/>
     <w:p>
       <w:pPr>
         <w:pStyle w:val="Akapitzlist"/>
         <w:numPr>
           <w:ilvl w:val="0"/>
-          <w:numId w:val="33"/>
+          <w:numId w:val="43"/>
         </w:numPr>
-        <w:ind w:left="360"/>
-        <w:rPr>
-          <w:b/>
-          <w:bCs/>
-        </w:rPr>
-      </w:pPr>
-      <w:r>
-        <w:lastRenderedPageBreak/>
-        <w:t>Wykres odchylenia standardowego dla obu reprezentacji ma formę bardzo wysokich, nieregularnych i ostrych szczytów, co jest bezpośrednim skutkiem losowości w miniaturowej populacji.</w:t>
+      </w:pPr>
+      <w:r>
+        <w:t>Odchylenie standardowe dla reprezentacji realnej po początkowym, gwałtownym skoku wywołanym losową inicjacją, trwale i skutecznie opada w stronę osi poziomej.</w:t>
       </w:r>
     </w:p>
     <w:p>
       <w:pPr>
+        <w:jc w:val="both"/>
+        <w:rPr>
+          <w:b/>
+          <w:bCs/>
+        </w:rPr>
+      </w:pPr>
+    </w:p>
+    <w:p>
+      <w:pPr>
         <w:pStyle w:val="Nagwek1"/>
       </w:pPr>
       <w:r>
@@ -7324,7 +6886,6 @@
       </w:r>
       <w:proofErr w:type="spellEnd"/>
     </w:p>
-    <w:p/>
     <w:p>
       <w:pPr>
         <w:jc w:val="both"/>
@@ -7343,6 +6904,839 @@
           <w:szCs w:val="32"/>
         </w:rPr>
         <w:t>Chromosom binarny</w:t>
+      </w:r>
+    </w:p>
+    <w:tbl>
+      <w:tblPr>
+        <w:tblStyle w:val="Tabela-Siatka"/>
+        <w:tblW w:w="0" w:type="auto"/>
+        <w:tblLook w:val="04A0" w:firstRow="1" w:lastRow="0" w:firstColumn="1" w:lastColumn="0" w:noHBand="0" w:noVBand="1"/>
+      </w:tblPr>
+      <w:tblGrid>
+        <w:gridCol w:w="1608"/>
+        <w:gridCol w:w="1019"/>
+        <w:gridCol w:w="1337"/>
+        <w:gridCol w:w="983"/>
+        <w:gridCol w:w="1102"/>
+        <w:gridCol w:w="1214"/>
+        <w:gridCol w:w="1214"/>
+      </w:tblGrid>
+      <w:tr>
+        <w:tc>
+          <w:tcPr>
+            <w:tcW w:w="1608" w:type="dxa"/>
+          </w:tcPr>
+          <w:p>
+            <w:pPr>
+              <w:rPr>
+                <w:b/>
+                <w:bCs/>
+                <w:sz w:val="18"/>
+                <w:szCs w:val="18"/>
+              </w:rPr>
+            </w:pPr>
+            <w:r>
+              <w:rPr>
+                <w:b/>
+                <w:bCs/>
+                <w:sz w:val="18"/>
+                <w:szCs w:val="18"/>
+              </w:rPr>
+              <w:t>Konfiguracja</w:t>
+            </w:r>
+          </w:p>
+        </w:tc>
+        <w:tc>
+          <w:tcPr>
+            <w:tcW w:w="1019" w:type="dxa"/>
+          </w:tcPr>
+          <w:p>
+            <w:pPr>
+              <w:rPr>
+                <w:b/>
+                <w:bCs/>
+                <w:sz w:val="18"/>
+                <w:szCs w:val="18"/>
+              </w:rPr>
+            </w:pPr>
+            <w:r>
+              <w:rPr>
+                <w:b/>
+                <w:bCs/>
+                <w:sz w:val="18"/>
+                <w:szCs w:val="18"/>
+              </w:rPr>
+              <w:t>Najlepszy wynik  (Best Fitness)</w:t>
+            </w:r>
+          </w:p>
+        </w:tc>
+        <w:tc>
+          <w:tcPr>
+            <w:tcW w:w="1019" w:type="dxa"/>
+            <w:shd w:val="clear" w:color="auto" w:fill="95DCF7" w:themeFill="accent4" w:themeFillTint="66"/>
+          </w:tcPr>
+          <w:p>
+            <w:pPr>
+              <w:rPr>
+                <w:b/>
+                <w:bCs/>
+                <w:sz w:val="18"/>
+                <w:szCs w:val="18"/>
+              </w:rPr>
+            </w:pPr>
+            <w:r>
+              <w:rPr>
+                <w:b/>
+                <w:bCs/>
+                <w:sz w:val="18"/>
+                <w:szCs w:val="18"/>
+              </w:rPr>
+              <w:t>Najlepszy wynik  (Best Fitness)</w:t>
+            </w:r>
+          </w:p>
+          <w:p>
+            <w:pPr>
+              <w:rPr>
+                <w:b/>
+                <w:bCs/>
+                <w:sz w:val="18"/>
+                <w:szCs w:val="18"/>
+              </w:rPr>
+            </w:pPr>
+            <w:proofErr w:type="spellStart"/>
+            <w:r>
+              <w:rPr>
+                <w:b/>
+                <w:bCs/>
+                <w:sz w:val="18"/>
+                <w:szCs w:val="18"/>
+              </w:rPr>
+              <w:t>PyGAD</w:t>
+            </w:r>
+            <w:proofErr w:type="spellEnd"/>
+          </w:p>
+        </w:tc>
+        <w:tc>
+          <w:tcPr>
+            <w:tcW w:w="983" w:type="dxa"/>
+          </w:tcPr>
+          <w:p>
+            <w:pPr>
+              <w:rPr>
+                <w:b/>
+                <w:bCs/>
+                <w:sz w:val="18"/>
+                <w:szCs w:val="18"/>
+              </w:rPr>
+            </w:pPr>
+            <w:r>
+              <w:rPr>
+                <w:b/>
+                <w:bCs/>
+                <w:sz w:val="18"/>
+                <w:szCs w:val="18"/>
+              </w:rPr>
+              <w:t>Średni wynik populacji</w:t>
+            </w:r>
+            <w:r>
+              <w:rPr>
+                <w:b/>
+                <w:bCs/>
+                <w:sz w:val="18"/>
+                <w:szCs w:val="18"/>
+              </w:rPr>
+              <w:br/>
+            </w:r>
+          </w:p>
+        </w:tc>
+        <w:tc>
+          <w:tcPr>
+            <w:tcW w:w="1102" w:type="dxa"/>
+            <w:shd w:val="clear" w:color="auto" w:fill="95DCF7" w:themeFill="accent4" w:themeFillTint="66"/>
+          </w:tcPr>
+          <w:p>
+            <w:pPr>
+              <w:rPr>
+                <w:b/>
+                <w:bCs/>
+                <w:sz w:val="18"/>
+                <w:szCs w:val="18"/>
+              </w:rPr>
+            </w:pPr>
+            <w:r>
+              <w:rPr>
+                <w:b/>
+                <w:bCs/>
+                <w:sz w:val="18"/>
+                <w:szCs w:val="18"/>
+              </w:rPr>
+              <w:t>Średni wynik populacji</w:t>
+            </w:r>
+            <w:r>
+              <w:rPr>
+                <w:b/>
+                <w:bCs/>
+                <w:sz w:val="18"/>
+                <w:szCs w:val="18"/>
+              </w:rPr>
+              <w:br/>
+            </w:r>
+            <w:proofErr w:type="spellStart"/>
+            <w:r>
+              <w:rPr>
+                <w:b/>
+                <w:bCs/>
+                <w:sz w:val="18"/>
+                <w:szCs w:val="18"/>
+              </w:rPr>
+              <w:t>PyGAD</w:t>
+            </w:r>
+            <w:proofErr w:type="spellEnd"/>
+          </w:p>
+        </w:tc>
+        <w:tc>
+          <w:tcPr>
+            <w:tcW w:w="1214" w:type="dxa"/>
+          </w:tcPr>
+          <w:p>
+            <w:pPr>
+              <w:rPr>
+                <w:b/>
+                <w:bCs/>
+                <w:sz w:val="18"/>
+                <w:szCs w:val="18"/>
+              </w:rPr>
+            </w:pPr>
+            <w:r>
+              <w:rPr>
+                <w:b/>
+                <w:bCs/>
+                <w:sz w:val="18"/>
+                <w:szCs w:val="18"/>
+              </w:rPr>
+              <w:t>Czas wykonania (binarny) (s)</w:t>
+            </w:r>
+          </w:p>
+        </w:tc>
+        <w:tc>
+          <w:tcPr>
+            <w:tcW w:w="1214" w:type="dxa"/>
+            <w:shd w:val="clear" w:color="auto" w:fill="95DCF7" w:themeFill="accent4" w:themeFillTint="66"/>
+          </w:tcPr>
+          <w:p>
+            <w:pPr>
+              <w:rPr>
+                <w:b/>
+                <w:bCs/>
+                <w:sz w:val="18"/>
+                <w:szCs w:val="18"/>
+              </w:rPr>
+            </w:pPr>
+            <w:r>
+              <w:rPr>
+                <w:b/>
+                <w:bCs/>
+                <w:sz w:val="18"/>
+                <w:szCs w:val="18"/>
+              </w:rPr>
+              <w:t xml:space="preserve">Czas wykonania (s) </w:t>
+            </w:r>
+            <w:proofErr w:type="spellStart"/>
+            <w:r>
+              <w:rPr>
+                <w:b/>
+                <w:bCs/>
+                <w:sz w:val="18"/>
+                <w:szCs w:val="18"/>
+              </w:rPr>
+              <w:t>PyGAD</w:t>
+            </w:r>
+            <w:proofErr w:type="spellEnd"/>
+          </w:p>
+        </w:tc>
+      </w:tr>
+      <w:tr>
+        <w:tc>
+          <w:tcPr>
+            <w:tcW w:w="1608" w:type="dxa"/>
+          </w:tcPr>
+          <w:p>
+            <w:pPr>
+              <w:jc w:val="center"/>
+            </w:pPr>
+            <w:r>
+              <w:t>Konfiguracja Zbalansowana</w:t>
+            </w:r>
+          </w:p>
+        </w:tc>
+        <w:tc>
+          <w:tcPr>
+            <w:tcW w:w="1019" w:type="dxa"/>
+          </w:tcPr>
+          <w:p>
+            <w:pPr>
+              <w:jc w:val="center"/>
+            </w:pPr>
+            <w:r>
+              <w:t>0.0015</w:t>
+            </w:r>
+          </w:p>
+        </w:tc>
+        <w:tc>
+          <w:tcPr>
+            <w:tcW w:w="1019" w:type="dxa"/>
+            <w:shd w:val="clear" w:color="auto" w:fill="95DCF7" w:themeFill="accent4" w:themeFillTint="66"/>
+          </w:tcPr>
+          <w:p>
+            <w:pPr>
+              <w:jc w:val="center"/>
+            </w:pPr>
+            <w:r>
+              <w:t>0.003463</w:t>
+            </w:r>
+          </w:p>
+        </w:tc>
+        <w:tc>
+          <w:tcPr>
+            <w:tcW w:w="983" w:type="dxa"/>
+          </w:tcPr>
+          <w:p>
+            <w:pPr>
+              <w:jc w:val="center"/>
+            </w:pPr>
+            <w:r>
+              <w:t>0.0062</w:t>
+            </w:r>
+          </w:p>
+        </w:tc>
+        <w:tc>
+          <w:tcPr>
+            <w:tcW w:w="1102" w:type="dxa"/>
+            <w:shd w:val="clear" w:color="auto" w:fill="95DCF7" w:themeFill="accent4" w:themeFillTint="66"/>
+          </w:tcPr>
+          <w:p>
+            <w:pPr>
+              <w:jc w:val="center"/>
+            </w:pPr>
+            <w:r>
+              <w:t>3.3554</w:t>
+            </w:r>
+          </w:p>
+        </w:tc>
+        <w:tc>
+          <w:tcPr>
+            <w:tcW w:w="1214" w:type="dxa"/>
+          </w:tcPr>
+          <w:p>
+            <w:pPr>
+              <w:jc w:val="center"/>
+            </w:pPr>
+            <w:r>
+              <w:t>4.55</w:t>
+            </w:r>
+          </w:p>
+        </w:tc>
+        <w:tc>
+          <w:tcPr>
+            <w:tcW w:w="1214" w:type="dxa"/>
+            <w:shd w:val="clear" w:color="auto" w:fill="95DCF7" w:themeFill="accent4" w:themeFillTint="66"/>
+          </w:tcPr>
+          <w:p>
+            <w:pPr>
+              <w:jc w:val="center"/>
+            </w:pPr>
+            <w:r>
+              <w:t>28.0362</w:t>
+            </w:r>
+          </w:p>
+        </w:tc>
+      </w:tr>
+      <w:tr>
+        <w:tc>
+          <w:tcPr>
+            <w:tcW w:w="1608" w:type="dxa"/>
+          </w:tcPr>
+          <w:p>
+            <w:pPr>
+              <w:jc w:val="center"/>
+            </w:pPr>
+            <w:r>
+              <w:t xml:space="preserve">Agresywna Eksploatacja (Best </w:t>
+            </w:r>
+            <w:proofErr w:type="spellStart"/>
+            <w:r>
+              <w:t>Selection</w:t>
+            </w:r>
+            <w:proofErr w:type="spellEnd"/>
+            <w:r>
+              <w:t>)</w:t>
+            </w:r>
+          </w:p>
+        </w:tc>
+        <w:tc>
+          <w:tcPr>
+            <w:tcW w:w="1019" w:type="dxa"/>
+          </w:tcPr>
+          <w:p>
+            <w:pPr>
+              <w:jc w:val="center"/>
+            </w:pPr>
+            <w:r>
+              <w:t>19.29</w:t>
+            </w:r>
+          </w:p>
+        </w:tc>
+        <w:tc>
+          <w:tcPr>
+            <w:tcW w:w="1019" w:type="dxa"/>
+            <w:shd w:val="clear" w:color="auto" w:fill="95DCF7" w:themeFill="accent4" w:themeFillTint="66"/>
+          </w:tcPr>
+          <w:p>
+            <w:pPr>
+              <w:jc w:val="center"/>
+            </w:pPr>
+            <w:r>
+              <w:t>0.00000925</w:t>
+            </w:r>
+          </w:p>
+        </w:tc>
+        <w:tc>
+          <w:tcPr>
+            <w:tcW w:w="983" w:type="dxa"/>
+          </w:tcPr>
+          <w:p>
+            <w:pPr>
+              <w:jc w:val="center"/>
+            </w:pPr>
+            <w:r>
+              <w:t>474.44</w:t>
+            </w:r>
+          </w:p>
+        </w:tc>
+        <w:tc>
+          <w:tcPr>
+            <w:tcW w:w="1102" w:type="dxa"/>
+            <w:shd w:val="clear" w:color="auto" w:fill="95DCF7" w:themeFill="accent4" w:themeFillTint="66"/>
+          </w:tcPr>
+          <w:p>
+            <w:pPr>
+              <w:jc w:val="center"/>
+            </w:pPr>
+            <w:r>
+              <w:t>3.6816</w:t>
+            </w:r>
+          </w:p>
+        </w:tc>
+        <w:tc>
+          <w:tcPr>
+            <w:tcW w:w="1214" w:type="dxa"/>
+          </w:tcPr>
+          <w:p>
+            <w:pPr>
+              <w:jc w:val="center"/>
+            </w:pPr>
+            <w:r>
+              <w:t>3.54</w:t>
+            </w:r>
+          </w:p>
+          <w:p>
+            <w:pPr>
+              <w:jc w:val="center"/>
+            </w:pPr>
+          </w:p>
+        </w:tc>
+        <w:tc>
+          <w:tcPr>
+            <w:tcW w:w="1214" w:type="dxa"/>
+            <w:shd w:val="clear" w:color="auto" w:fill="95DCF7" w:themeFill="accent4" w:themeFillTint="66"/>
+          </w:tcPr>
+          <w:p>
+            <w:pPr>
+              <w:jc w:val="center"/>
+            </w:pPr>
+            <w:r>
+              <w:t>35.9914</w:t>
+            </w:r>
+          </w:p>
+        </w:tc>
+      </w:tr>
+      <w:tr>
+        <w:tc>
+          <w:tcPr>
+            <w:tcW w:w="1608" w:type="dxa"/>
+          </w:tcPr>
+          <w:p>
+            <w:pPr>
+              <w:jc w:val="center"/>
+            </w:pPr>
+            <w:r>
+              <w:t>Maksymalna Eksploracja (Wysoka mutacja)</w:t>
+            </w:r>
+          </w:p>
+        </w:tc>
+        <w:tc>
+          <w:tcPr>
+            <w:tcW w:w="1019" w:type="dxa"/>
+          </w:tcPr>
+          <w:p>
+            <w:pPr>
+              <w:jc w:val="center"/>
+            </w:pPr>
+            <w:r>
+              <w:t>8.26</w:t>
+            </w:r>
+          </w:p>
+        </w:tc>
+        <w:tc>
+          <w:tcPr>
+            <w:tcW w:w="1019" w:type="dxa"/>
+            <w:shd w:val="clear" w:color="auto" w:fill="95DCF7" w:themeFill="accent4" w:themeFillTint="66"/>
+          </w:tcPr>
+          <w:p>
+            <w:pPr>
+              <w:jc w:val="center"/>
+            </w:pPr>
+            <w:r>
+              <w:t>43.3789</w:t>
+            </w:r>
+          </w:p>
+        </w:tc>
+        <w:tc>
+          <w:tcPr>
+            <w:tcW w:w="983" w:type="dxa"/>
+          </w:tcPr>
+          <w:p>
+            <w:pPr>
+              <w:jc w:val="center"/>
+            </w:pPr>
+            <w:r>
+              <w:t>50.82</w:t>
+            </w:r>
+          </w:p>
+        </w:tc>
+        <w:tc>
+          <w:tcPr>
+            <w:tcW w:w="1102" w:type="dxa"/>
+            <w:shd w:val="clear" w:color="auto" w:fill="95DCF7" w:themeFill="accent4" w:themeFillTint="66"/>
+          </w:tcPr>
+          <w:p>
+            <w:pPr>
+              <w:jc w:val="center"/>
+            </w:pPr>
+            <w:r>
+              <w:t>160.959</w:t>
+            </w:r>
+          </w:p>
+        </w:tc>
+        <w:tc>
+          <w:tcPr>
+            <w:tcW w:w="1214" w:type="dxa"/>
+          </w:tcPr>
+          <w:p>
+            <w:pPr>
+              <w:jc w:val="center"/>
+            </w:pPr>
+            <w:r>
+              <w:t>7.12</w:t>
+            </w:r>
+          </w:p>
+        </w:tc>
+        <w:tc>
+          <w:tcPr>
+            <w:tcW w:w="1214" w:type="dxa"/>
+            <w:shd w:val="clear" w:color="auto" w:fill="95DCF7" w:themeFill="accent4" w:themeFillTint="66"/>
+          </w:tcPr>
+          <w:p>
+            <w:pPr>
+              <w:jc w:val="center"/>
+            </w:pPr>
+            <w:r>
+              <w:t>84.2574</w:t>
+            </w:r>
+          </w:p>
+        </w:tc>
+      </w:tr>
+      <w:tr>
+        <w:tc>
+          <w:tcPr>
+            <w:tcW w:w="1608" w:type="dxa"/>
+          </w:tcPr>
+          <w:p>
+            <w:pPr>
+              <w:jc w:val="center"/>
+            </w:pPr>
+            <w:r>
+              <w:t>Test bez zabezpieczeń (Brak Elitaryzmu)</w:t>
+            </w:r>
+          </w:p>
+        </w:tc>
+        <w:tc>
+          <w:tcPr>
+            <w:tcW w:w="1019" w:type="dxa"/>
+          </w:tcPr>
+          <w:p>
+            <w:pPr>
+              <w:jc w:val="center"/>
+            </w:pPr>
+            <w:r>
+              <w:t>50.11</w:t>
+            </w:r>
+          </w:p>
+        </w:tc>
+        <w:tc>
+          <w:tcPr>
+            <w:tcW w:w="1019" w:type="dxa"/>
+            <w:shd w:val="clear" w:color="auto" w:fill="95DCF7" w:themeFill="accent4" w:themeFillTint="66"/>
+          </w:tcPr>
+          <w:p>
+            <w:pPr>
+              <w:jc w:val="center"/>
+            </w:pPr>
+            <w:r>
+              <w:t>1.2627</w:t>
+            </w:r>
+          </w:p>
+        </w:tc>
+        <w:tc>
+          <w:tcPr>
+            <w:tcW w:w="983" w:type="dxa"/>
+          </w:tcPr>
+          <w:p>
+            <w:r>
+              <w:t>193.53</w:t>
+            </w:r>
+          </w:p>
+        </w:tc>
+        <w:tc>
+          <w:tcPr>
+            <w:tcW w:w="1102" w:type="dxa"/>
+            <w:shd w:val="clear" w:color="auto" w:fill="95DCF7" w:themeFill="accent4" w:themeFillTint="66"/>
+          </w:tcPr>
+          <w:p>
+            <w:pPr>
+              <w:jc w:val="center"/>
+            </w:pPr>
+            <w:r>
+              <w:t>11.7389</w:t>
+            </w:r>
+          </w:p>
+        </w:tc>
+        <w:tc>
+          <w:tcPr>
+            <w:tcW w:w="1214" w:type="dxa"/>
+          </w:tcPr>
+          <w:p>
+            <w:pPr>
+              <w:jc w:val="center"/>
+            </w:pPr>
+            <w:r>
+              <w:t>4.23</w:t>
+            </w:r>
+          </w:p>
+        </w:tc>
+        <w:tc>
+          <w:tcPr>
+            <w:tcW w:w="1214" w:type="dxa"/>
+            <w:shd w:val="clear" w:color="auto" w:fill="95DCF7" w:themeFill="accent4" w:themeFillTint="66"/>
+          </w:tcPr>
+          <w:p>
+            <w:pPr>
+              <w:jc w:val="center"/>
+            </w:pPr>
+            <w:r>
+              <w:t>27.6442 </w:t>
+            </w:r>
+          </w:p>
+        </w:tc>
+      </w:tr>
+      <w:tr>
+        <w:tc>
+          <w:tcPr>
+            <w:tcW w:w="1608" w:type="dxa"/>
+          </w:tcPr>
+          <w:p>
+            <w:pPr>
+              <w:jc w:val="center"/>
+            </w:pPr>
+            <w:r>
+              <w:t>Mała populacja (40 osobników)</w:t>
+            </w:r>
+          </w:p>
+        </w:tc>
+        <w:tc>
+          <w:tcPr>
+            <w:tcW w:w="1019" w:type="dxa"/>
+          </w:tcPr>
+          <w:p>
+            <w:pPr>
+              <w:jc w:val="center"/>
+            </w:pPr>
+            <w:r>
+              <w:t>7.46</w:t>
+            </w:r>
+          </w:p>
+        </w:tc>
+        <w:tc>
+          <w:tcPr>
+            <w:tcW w:w="1019" w:type="dxa"/>
+            <w:shd w:val="clear" w:color="auto" w:fill="95DCF7" w:themeFill="accent4" w:themeFillTint="66"/>
+          </w:tcPr>
+          <w:p>
+            <w:pPr>
+              <w:jc w:val="center"/>
+            </w:pPr>
+            <w:r>
+              <w:t>4.15873</w:t>
+            </w:r>
+          </w:p>
+        </w:tc>
+        <w:tc>
+          <w:tcPr>
+            <w:tcW w:w="983" w:type="dxa"/>
+          </w:tcPr>
+          <w:p>
+            <w:pPr>
+              <w:jc w:val="center"/>
+            </w:pPr>
+            <w:r>
+              <w:t>11.76</w:t>
+            </w:r>
+          </w:p>
+        </w:tc>
+        <w:tc>
+          <w:tcPr>
+            <w:tcW w:w="1102" w:type="dxa"/>
+            <w:shd w:val="clear" w:color="auto" w:fill="95DCF7" w:themeFill="accent4" w:themeFillTint="66"/>
+          </w:tcPr>
+          <w:p>
+            <w:pPr>
+              <w:jc w:val="center"/>
+            </w:pPr>
+            <w:r>
+              <w:t>12.6770</w:t>
+            </w:r>
+          </w:p>
+        </w:tc>
+        <w:tc>
+          <w:tcPr>
+            <w:tcW w:w="1214" w:type="dxa"/>
+          </w:tcPr>
+          <w:p>
+            <w:pPr>
+              <w:jc w:val="center"/>
+            </w:pPr>
+            <w:r>
+              <w:t>0.34</w:t>
+            </w:r>
+          </w:p>
+        </w:tc>
+        <w:tc>
+          <w:tcPr>
+            <w:tcW w:w="1214" w:type="dxa"/>
+            <w:shd w:val="clear" w:color="auto" w:fill="95DCF7" w:themeFill="accent4" w:themeFillTint="66"/>
+          </w:tcPr>
+          <w:p>
+            <w:pPr>
+              <w:jc w:val="center"/>
+            </w:pPr>
+            <w:r>
+              <w:t>2.3861</w:t>
+            </w:r>
+          </w:p>
+        </w:tc>
+      </w:tr>
+    </w:tbl>
+    <w:p>
+      <w:pPr>
+        <w:jc w:val="both"/>
+        <w:rPr>
+          <w:b/>
+          <w:bCs/>
+        </w:rPr>
+      </w:pPr>
+    </w:p>
+    <w:p>
+      <w:pPr>
+        <w:jc w:val="both"/>
+        <w:rPr>
+          <w:b/>
+          <w:bCs/>
+        </w:rPr>
+      </w:pPr>
+    </w:p>
+    <w:p>
+      <w:pPr>
+        <w:jc w:val="both"/>
+        <w:rPr>
+          <w:b/>
+          <w:bCs/>
+        </w:rPr>
+      </w:pPr>
+    </w:p>
+    <w:p>
+      <w:pPr>
+        <w:jc w:val="both"/>
+        <w:rPr>
+          <w:b/>
+          <w:bCs/>
+        </w:rPr>
+      </w:pPr>
+    </w:p>
+    <w:p>
+      <w:pPr>
+        <w:jc w:val="both"/>
+        <w:rPr>
+          <w:b/>
+          <w:bCs/>
+        </w:rPr>
+      </w:pPr>
+    </w:p>
+    <w:p>
+      <w:pPr>
+        <w:jc w:val="both"/>
+        <w:rPr>
+          <w:b/>
+          <w:bCs/>
+        </w:rPr>
+      </w:pPr>
+    </w:p>
+    <w:p>
+      <w:pPr>
+        <w:jc w:val="both"/>
+        <w:rPr>
+          <w:b/>
+          <w:bCs/>
+        </w:rPr>
+      </w:pPr>
+    </w:p>
+    <w:p>
+      <w:pPr>
+        <w:jc w:val="both"/>
+        <w:rPr>
+          <w:b/>
+          <w:bCs/>
+        </w:rPr>
+      </w:pPr>
+    </w:p>
+    <w:p>
+      <w:pPr>
+        <w:jc w:val="both"/>
+        <w:rPr>
+          <w:b/>
+          <w:bCs/>
+          <w:sz w:val="32"/>
+          <w:szCs w:val="32"/>
+        </w:rPr>
+      </w:pPr>
+      <w:r>
+        <w:rPr>
+          <w:b/>
+          <w:bCs/>
+          <w:sz w:val="32"/>
+          <w:szCs w:val="32"/>
+        </w:rPr>
+        <w:lastRenderedPageBreak/>
+        <w:t>Chromosom realny</w:t>
       </w:r>
     </w:p>
     <w:tbl>
@@ -7355,7 +7749,7 @@
         <w:gridCol w:w="1608"/>
         <w:gridCol w:w="1019"/>
         <w:gridCol w:w="1019"/>
-        <w:gridCol w:w="983"/>
+        <w:gridCol w:w="1102"/>
         <w:gridCol w:w="1102"/>
         <w:gridCol w:w="1214"/>
         <w:gridCol w:w="1214"/>
@@ -7457,7 +7851,7 @@
         </w:tc>
         <w:tc>
           <w:tcPr>
-            <w:tcW w:w="983" w:type="dxa"/>
+            <w:tcW w:w="1102" w:type="dxa"/>
           </w:tcPr>
           <w:p>
             <w:pPr>
@@ -7617,7 +8011,7 @@
               <w:jc w:val="center"/>
             </w:pPr>
             <w:r>
-              <w:t>0.0015</w:t>
+              <w:t>0.0026</w:t>
             </w:r>
           </w:p>
         </w:tc>
@@ -7631,21 +8025,26 @@
               <w:jc w:val="center"/>
             </w:pPr>
             <w:r>
-              <w:t>0.0062</w:t>
-            </w:r>
-          </w:p>
-        </w:tc>
-        <w:tc>
-          <w:tcPr>
-            <w:tcW w:w="983" w:type="dxa"/>
+              <w:t>0.10773</w:t>
+            </w:r>
+          </w:p>
+        </w:tc>
+        <w:tc>
+          <w:tcPr>
+            <w:tcW w:w="1102" w:type="dxa"/>
           </w:tcPr>
           <w:p>
             <w:pPr>
               <w:jc w:val="center"/>
             </w:pPr>
             <w:r>
-              <w:t>0.0062</w:t>
-            </w:r>
+              <w:t>0.22039</w:t>
+            </w:r>
+          </w:p>
+          <w:p>
+            <w:pPr>
+              <w:jc w:val="center"/>
+            </w:pPr>
           </w:p>
         </w:tc>
         <w:tc>
@@ -7658,7 +8057,7 @@
               <w:jc w:val="center"/>
             </w:pPr>
             <w:r>
-              <w:t>3.4685</w:t>
+              <w:t>1.9258</w:t>
             </w:r>
           </w:p>
         </w:tc>
@@ -7671,7 +8070,7 @@
               <w:jc w:val="center"/>
             </w:pPr>
             <w:r>
-              <w:t>4.55</w:t>
+              <w:t>1.4004 </w:t>
             </w:r>
           </w:p>
         </w:tc>
@@ -7685,7 +8084,7 @@
               <w:jc w:val="center"/>
             </w:pPr>
             <w:r>
-              <w:t>30.06</w:t>
+              <w:t>10.1924</w:t>
             </w:r>
           </w:p>
         </w:tc>
@@ -7721,7 +8120,7 @@
               <w:jc w:val="center"/>
             </w:pPr>
             <w:r>
-              <w:t>19.29</w:t>
+              <w:t>0.5058</w:t>
             </w:r>
           </w:p>
         </w:tc>
@@ -7735,20 +8134,20 @@
               <w:jc w:val="center"/>
             </w:pPr>
             <w:r>
-              <w:t>55.29</w:t>
-            </w:r>
-          </w:p>
-        </w:tc>
-        <w:tc>
-          <w:tcPr>
-            <w:tcW w:w="983" w:type="dxa"/>
+              <w:t>0.01331</w:t>
+            </w:r>
+          </w:p>
+        </w:tc>
+        <w:tc>
+          <w:tcPr>
+            <w:tcW w:w="1102" w:type="dxa"/>
           </w:tcPr>
           <w:p>
             <w:pPr>
               <w:jc w:val="center"/>
             </w:pPr>
             <w:r>
-              <w:t>474.44</w:t>
+              <w:t>1.0323</w:t>
             </w:r>
           </w:p>
         </w:tc>
@@ -7762,7 +8161,7 @@
               <w:jc w:val="center"/>
             </w:pPr>
             <w:r>
-              <w:t>293.97</w:t>
+              <w:t>1.1157</w:t>
             </w:r>
           </w:p>
         </w:tc>
@@ -7775,13 +8174,8 @@
               <w:jc w:val="center"/>
             </w:pPr>
             <w:r>
-              <w:t>3.54</w:t>
-            </w:r>
-          </w:p>
-          <w:p>
-            <w:pPr>
-              <w:jc w:val="center"/>
-            </w:pPr>
+              <w:t>0.7457</w:t>
+            </w:r>
           </w:p>
         </w:tc>
         <w:tc>
@@ -7794,7 +8188,7 @@
               <w:jc w:val="center"/>
             </w:pPr>
             <w:r>
-              <w:t>29.98</w:t>
+              <w:t>10.6187</w:t>
             </w:r>
           </w:p>
         </w:tc>
@@ -7822,7 +8216,7 @@
               <w:jc w:val="center"/>
             </w:pPr>
             <w:r>
-              <w:t>8.26</w:t>
+              <w:t>23.6365</w:t>
             </w:r>
           </w:p>
         </w:tc>
@@ -7836,20 +8230,20 @@
               <w:jc w:val="center"/>
             </w:pPr>
             <w:r>
-              <w:t>50.67</w:t>
-            </w:r>
-          </w:p>
-        </w:tc>
-        <w:tc>
-          <w:tcPr>
-            <w:tcW w:w="983" w:type="dxa"/>
+              <w:t>0.55190</w:t>
+            </w:r>
+          </w:p>
+        </w:tc>
+        <w:tc>
+          <w:tcPr>
+            <w:tcW w:w="1102" w:type="dxa"/>
           </w:tcPr>
           <w:p>
             <w:pPr>
               <w:jc w:val="center"/>
             </w:pPr>
             <w:r>
-              <w:t>50.82</w:t>
+              <w:t>127.0588</w:t>
             </w:r>
           </w:p>
         </w:tc>
@@ -7863,7 +8257,7 @@
               <w:jc w:val="center"/>
             </w:pPr>
             <w:r>
-              <w:t>169.51</w:t>
+              <w:t>4.4977</w:t>
             </w:r>
           </w:p>
         </w:tc>
@@ -7876,7 +8270,7 @@
               <w:jc w:val="center"/>
             </w:pPr>
             <w:r>
-              <w:t>7.12</w:t>
+              <w:t>1.0744</w:t>
             </w:r>
           </w:p>
         </w:tc>
@@ -7890,7 +8284,7 @@
               <w:jc w:val="center"/>
             </w:pPr>
             <w:r>
-              <w:t>83.25</w:t>
+              <w:t>10.6552</w:t>
             </w:r>
           </w:p>
         </w:tc>
@@ -7918,7 +8312,7 @@
               <w:jc w:val="center"/>
             </w:pPr>
             <w:r>
-              <w:t>50.11</w:t>
+              <w:t>36.5429</w:t>
             </w:r>
           </w:p>
         </w:tc>
@@ -7932,17 +8326,17 @@
               <w:jc w:val="center"/>
             </w:pPr>
             <w:r>
-              <w:t>126.46</w:t>
-            </w:r>
-          </w:p>
-        </w:tc>
-        <w:tc>
-          <w:tcPr>
-            <w:tcW w:w="983" w:type="dxa"/>
-          </w:tcPr>
-          <w:p>
-            <w:r>
-              <w:t>193.53</w:t>
+              <w:t>1.07588</w:t>
+            </w:r>
+          </w:p>
+        </w:tc>
+        <w:tc>
+          <w:tcPr>
+            <w:tcW w:w="1102" w:type="dxa"/>
+          </w:tcPr>
+          <w:p>
+            <w:r>
+              <w:t>92.1593</w:t>
             </w:r>
           </w:p>
         </w:tc>
@@ -7956,7 +8350,7 @@
               <w:jc w:val="center"/>
             </w:pPr>
             <w:r>
-              <w:t>258.08</w:t>
+              <w:t>3.5254</w:t>
             </w:r>
           </w:p>
         </w:tc>
@@ -7969,7 +8363,7 @@
               <w:jc w:val="center"/>
             </w:pPr>
             <w:r>
-              <w:t>4.23</w:t>
+              <w:t>0.9221</w:t>
             </w:r>
           </w:p>
         </w:tc>
@@ -7983,7 +8377,7 @@
               <w:jc w:val="center"/>
             </w:pPr>
             <w:r>
-              <w:t>27.89</w:t>
+              <w:t>9.0216</w:t>
             </w:r>
           </w:p>
         </w:tc>
@@ -8011,7 +8405,7 @@
               <w:jc w:val="center"/>
             </w:pPr>
             <w:r>
-              <w:t>7.46</w:t>
+              <w:t>0.6536</w:t>
             </w:r>
           </w:p>
         </w:tc>
@@ -8025,20 +8419,20 @@
               <w:jc w:val="center"/>
             </w:pPr>
             <w:r>
-              <w:t>69.06</w:t>
-            </w:r>
-          </w:p>
-        </w:tc>
-        <w:tc>
-          <w:tcPr>
-            <w:tcW w:w="983" w:type="dxa"/>
+              <w:t>1.5471</w:t>
+            </w:r>
+          </w:p>
+        </w:tc>
+        <w:tc>
+          <w:tcPr>
+            <w:tcW w:w="1102" w:type="dxa"/>
           </w:tcPr>
           <w:p>
             <w:pPr>
               <w:jc w:val="center"/>
             </w:pPr>
             <w:r>
-              <w:t>11.76</w:t>
+              <w:t>1.663</w:t>
             </w:r>
           </w:p>
         </w:tc>
@@ -8052,7 +8446,7 @@
               <w:jc w:val="center"/>
             </w:pPr>
             <w:r>
-              <w:t>293.97</w:t>
+              <w:t>4.4268</w:t>
             </w:r>
           </w:p>
         </w:tc>
@@ -8065,7 +8459,7 @@
               <w:jc w:val="center"/>
             </w:pPr>
             <w:r>
-              <w:t>0.34</w:t>
+              <w:t>0.0649</w:t>
             </w:r>
           </w:p>
         </w:tc>
@@ -8079,7 +8473,7 @@
               <w:jc w:val="center"/>
             </w:pPr>
             <w:r>
-              <w:t>2.56</w:t>
+              <w:t>0.7419</w:t>
             </w:r>
           </w:p>
         </w:tc>
@@ -8102,857 +8496,6 @@
           <w:bCs/>
         </w:rPr>
       </w:pPr>
-    </w:p>
-    <w:p>
-      <w:pPr>
-        <w:jc w:val="both"/>
-        <w:rPr>
-          <w:b/>
-          <w:bCs/>
-        </w:rPr>
-      </w:pPr>
-    </w:p>
-    <w:p>
-      <w:pPr>
-        <w:jc w:val="both"/>
-        <w:rPr>
-          <w:b/>
-          <w:bCs/>
-        </w:rPr>
-      </w:pPr>
-    </w:p>
-    <w:p>
-      <w:pPr>
-        <w:jc w:val="both"/>
-        <w:rPr>
-          <w:b/>
-          <w:bCs/>
-        </w:rPr>
-      </w:pPr>
-    </w:p>
-    <w:p>
-      <w:pPr>
-        <w:jc w:val="both"/>
-        <w:rPr>
-          <w:b/>
-          <w:bCs/>
-        </w:rPr>
-      </w:pPr>
-    </w:p>
-    <w:p>
-      <w:pPr>
-        <w:jc w:val="both"/>
-        <w:rPr>
-          <w:b/>
-          <w:bCs/>
-        </w:rPr>
-      </w:pPr>
-    </w:p>
-    <w:p>
-      <w:pPr>
-        <w:jc w:val="both"/>
-        <w:rPr>
-          <w:b/>
-          <w:bCs/>
-        </w:rPr>
-      </w:pPr>
-    </w:p>
-    <w:p>
-      <w:pPr>
-        <w:jc w:val="both"/>
-        <w:rPr>
-          <w:b/>
-          <w:bCs/>
-        </w:rPr>
-      </w:pPr>
-    </w:p>
-    <w:p>
-      <w:pPr>
-        <w:jc w:val="both"/>
-        <w:rPr>
-          <w:b/>
-          <w:bCs/>
-        </w:rPr>
-      </w:pPr>
-    </w:p>
-    <w:p>
-      <w:pPr>
-        <w:jc w:val="both"/>
-        <w:rPr>
-          <w:b/>
-          <w:bCs/>
-          <w:sz w:val="32"/>
-          <w:szCs w:val="32"/>
-        </w:rPr>
-      </w:pPr>
-      <w:r>
-        <w:rPr>
-          <w:b/>
-          <w:bCs/>
-          <w:sz w:val="32"/>
-          <w:szCs w:val="32"/>
-        </w:rPr>
-        <w:lastRenderedPageBreak/>
-        <w:t>Chromosom realny</w:t>
-      </w:r>
-    </w:p>
-    <w:tbl>
-      <w:tblPr>
-        <w:tblStyle w:val="Tabela-Siatka"/>
-        <w:tblW w:w="0" w:type="auto"/>
-        <w:tblLook w:val="04A0" w:firstRow="1" w:lastRow="0" w:firstColumn="1" w:lastColumn="0" w:noHBand="0" w:noVBand="1"/>
-      </w:tblPr>
-      <w:tblGrid>
-        <w:gridCol w:w="1608"/>
-        <w:gridCol w:w="1019"/>
-        <w:gridCol w:w="1102"/>
-        <w:gridCol w:w="1102"/>
-        <w:gridCol w:w="1102"/>
-        <w:gridCol w:w="1214"/>
-        <w:gridCol w:w="1214"/>
-      </w:tblGrid>
-      <w:tr>
-        <w:tc>
-          <w:tcPr>
-            <w:tcW w:w="1608" w:type="dxa"/>
-          </w:tcPr>
-          <w:p>
-            <w:pPr>
-              <w:rPr>
-                <w:b/>
-                <w:bCs/>
-                <w:sz w:val="18"/>
-                <w:szCs w:val="18"/>
-              </w:rPr>
-            </w:pPr>
-            <w:r>
-              <w:rPr>
-                <w:b/>
-                <w:bCs/>
-                <w:sz w:val="18"/>
-                <w:szCs w:val="18"/>
-              </w:rPr>
-              <w:t>Konfiguracja</w:t>
-            </w:r>
-          </w:p>
-        </w:tc>
-        <w:tc>
-          <w:tcPr>
-            <w:tcW w:w="1019" w:type="dxa"/>
-          </w:tcPr>
-          <w:p>
-            <w:pPr>
-              <w:rPr>
-                <w:b/>
-                <w:bCs/>
-                <w:sz w:val="18"/>
-                <w:szCs w:val="18"/>
-              </w:rPr>
-            </w:pPr>
-            <w:r>
-              <w:rPr>
-                <w:b/>
-                <w:bCs/>
-                <w:sz w:val="18"/>
-                <w:szCs w:val="18"/>
-              </w:rPr>
-              <w:t>Najlepszy wynik  (Best Fitness)</w:t>
-            </w:r>
-          </w:p>
-        </w:tc>
-        <w:tc>
-          <w:tcPr>
-            <w:tcW w:w="1019" w:type="dxa"/>
-            <w:shd w:val="clear" w:color="auto" w:fill="95DCF7" w:themeFill="accent4" w:themeFillTint="66"/>
-          </w:tcPr>
-          <w:p>
-            <w:pPr>
-              <w:rPr>
-                <w:b/>
-                <w:bCs/>
-                <w:sz w:val="18"/>
-                <w:szCs w:val="18"/>
-              </w:rPr>
-            </w:pPr>
-            <w:r>
-              <w:rPr>
-                <w:b/>
-                <w:bCs/>
-                <w:sz w:val="18"/>
-                <w:szCs w:val="18"/>
-              </w:rPr>
-              <w:t>Najlepszy wynik  (Best Fitness)</w:t>
-            </w:r>
-          </w:p>
-          <w:p>
-            <w:pPr>
-              <w:rPr>
-                <w:b/>
-                <w:bCs/>
-                <w:sz w:val="18"/>
-                <w:szCs w:val="18"/>
-              </w:rPr>
-            </w:pPr>
-            <w:proofErr w:type="spellStart"/>
-            <w:r>
-              <w:rPr>
-                <w:b/>
-                <w:bCs/>
-                <w:sz w:val="18"/>
-                <w:szCs w:val="18"/>
-              </w:rPr>
-              <w:t>PyGAD</w:t>
-            </w:r>
-            <w:proofErr w:type="spellEnd"/>
-          </w:p>
-        </w:tc>
-        <w:tc>
-          <w:tcPr>
-            <w:tcW w:w="1102" w:type="dxa"/>
-          </w:tcPr>
-          <w:p>
-            <w:pPr>
-              <w:rPr>
-                <w:b/>
-                <w:bCs/>
-                <w:sz w:val="18"/>
-                <w:szCs w:val="18"/>
-              </w:rPr>
-            </w:pPr>
-            <w:r>
-              <w:rPr>
-                <w:b/>
-                <w:bCs/>
-                <w:sz w:val="18"/>
-                <w:szCs w:val="18"/>
-              </w:rPr>
-              <w:t>Średni wynik populacji</w:t>
-            </w:r>
-            <w:r>
-              <w:rPr>
-                <w:b/>
-                <w:bCs/>
-                <w:sz w:val="18"/>
-                <w:szCs w:val="18"/>
-              </w:rPr>
-              <w:br/>
-            </w:r>
-          </w:p>
-        </w:tc>
-        <w:tc>
-          <w:tcPr>
-            <w:tcW w:w="1102" w:type="dxa"/>
-            <w:shd w:val="clear" w:color="auto" w:fill="95DCF7" w:themeFill="accent4" w:themeFillTint="66"/>
-          </w:tcPr>
-          <w:p>
-            <w:pPr>
-              <w:rPr>
-                <w:b/>
-                <w:bCs/>
-                <w:sz w:val="18"/>
-                <w:szCs w:val="18"/>
-              </w:rPr>
-            </w:pPr>
-            <w:r>
-              <w:rPr>
-                <w:b/>
-                <w:bCs/>
-                <w:sz w:val="18"/>
-                <w:szCs w:val="18"/>
-              </w:rPr>
-              <w:t>Średni wynik populacji</w:t>
-            </w:r>
-            <w:r>
-              <w:rPr>
-                <w:b/>
-                <w:bCs/>
-                <w:sz w:val="18"/>
-                <w:szCs w:val="18"/>
-              </w:rPr>
-              <w:br/>
-            </w:r>
-            <w:proofErr w:type="spellStart"/>
-            <w:r>
-              <w:rPr>
-                <w:b/>
-                <w:bCs/>
-                <w:sz w:val="18"/>
-                <w:szCs w:val="18"/>
-              </w:rPr>
-              <w:t>PyGAD</w:t>
-            </w:r>
-            <w:proofErr w:type="spellEnd"/>
-          </w:p>
-        </w:tc>
-        <w:tc>
-          <w:tcPr>
-            <w:tcW w:w="1214" w:type="dxa"/>
-          </w:tcPr>
-          <w:p>
-            <w:pPr>
-              <w:rPr>
-                <w:b/>
-                <w:bCs/>
-                <w:sz w:val="18"/>
-                <w:szCs w:val="18"/>
-              </w:rPr>
-            </w:pPr>
-            <w:r>
-              <w:rPr>
-                <w:b/>
-                <w:bCs/>
-                <w:sz w:val="18"/>
-                <w:szCs w:val="18"/>
-              </w:rPr>
-              <w:t>Czas wykonania (binarny) (s)</w:t>
-            </w:r>
-          </w:p>
-        </w:tc>
-        <w:tc>
-          <w:tcPr>
-            <w:tcW w:w="1214" w:type="dxa"/>
-            <w:shd w:val="clear" w:color="auto" w:fill="95DCF7" w:themeFill="accent4" w:themeFillTint="66"/>
-          </w:tcPr>
-          <w:p>
-            <w:pPr>
-              <w:rPr>
-                <w:b/>
-                <w:bCs/>
-                <w:sz w:val="18"/>
-                <w:szCs w:val="18"/>
-              </w:rPr>
-            </w:pPr>
-            <w:r>
-              <w:rPr>
-                <w:b/>
-                <w:bCs/>
-                <w:sz w:val="18"/>
-                <w:szCs w:val="18"/>
-              </w:rPr>
-              <w:t xml:space="preserve">Czas wykonania (s) </w:t>
-            </w:r>
-            <w:proofErr w:type="spellStart"/>
-            <w:r>
-              <w:rPr>
-                <w:b/>
-                <w:bCs/>
-                <w:sz w:val="18"/>
-                <w:szCs w:val="18"/>
-              </w:rPr>
-              <w:t>PyGAD</w:t>
-            </w:r>
-            <w:proofErr w:type="spellEnd"/>
-          </w:p>
-        </w:tc>
-      </w:tr>
-      <w:tr>
-        <w:tc>
-          <w:tcPr>
-            <w:tcW w:w="1608" w:type="dxa"/>
-          </w:tcPr>
-          <w:p>
-            <w:pPr>
-              <w:jc w:val="center"/>
-            </w:pPr>
-            <w:r>
-              <w:t>Konfiguracja Zbalansowana</w:t>
-            </w:r>
-          </w:p>
-        </w:tc>
-        <w:tc>
-          <w:tcPr>
-            <w:tcW w:w="1019" w:type="dxa"/>
-          </w:tcPr>
-          <w:p>
-            <w:pPr>
-              <w:jc w:val="center"/>
-            </w:pPr>
-            <w:r>
-              <w:t>0.0026</w:t>
-            </w:r>
-          </w:p>
-        </w:tc>
-        <w:tc>
-          <w:tcPr>
-            <w:tcW w:w="1019" w:type="dxa"/>
-            <w:shd w:val="clear" w:color="auto" w:fill="95DCF7" w:themeFill="accent4" w:themeFillTint="66"/>
-          </w:tcPr>
-          <w:p>
-            <w:pPr>
-              <w:jc w:val="center"/>
-            </w:pPr>
-            <w:r>
-              <w:t>0.1781</w:t>
-            </w:r>
-            <w:r>
-              <w:t> </w:t>
-            </w:r>
-          </w:p>
-        </w:tc>
-        <w:tc>
-          <w:tcPr>
-            <w:tcW w:w="1102" w:type="dxa"/>
-          </w:tcPr>
-          <w:p>
-            <w:pPr>
-              <w:jc w:val="center"/>
-            </w:pPr>
-            <w:r>
-              <w:t>0.22039</w:t>
-            </w:r>
-          </w:p>
-          <w:p>
-            <w:pPr>
-              <w:jc w:val="center"/>
-            </w:pPr>
-          </w:p>
-        </w:tc>
-        <w:tc>
-          <w:tcPr>
-            <w:tcW w:w="1102" w:type="dxa"/>
-            <w:shd w:val="clear" w:color="auto" w:fill="95DCF7" w:themeFill="accent4" w:themeFillTint="66"/>
-          </w:tcPr>
-          <w:p>
-            <w:pPr>
-              <w:jc w:val="center"/>
-            </w:pPr>
-            <w:r>
-              <w:t>1.8941</w:t>
-            </w:r>
-          </w:p>
-        </w:tc>
-        <w:tc>
-          <w:tcPr>
-            <w:tcW w:w="1214" w:type="dxa"/>
-          </w:tcPr>
-          <w:p>
-            <w:pPr>
-              <w:jc w:val="center"/>
-            </w:pPr>
-            <w:r>
-              <w:t>1.4004 </w:t>
-            </w:r>
-          </w:p>
-        </w:tc>
-        <w:tc>
-          <w:tcPr>
-            <w:tcW w:w="1214" w:type="dxa"/>
-            <w:shd w:val="clear" w:color="auto" w:fill="95DCF7" w:themeFill="accent4" w:themeFillTint="66"/>
-          </w:tcPr>
-          <w:p>
-            <w:pPr>
-              <w:jc w:val="center"/>
-            </w:pPr>
-            <w:r>
-              <w:t>10.6449</w:t>
-            </w:r>
-          </w:p>
-        </w:tc>
-      </w:tr>
-      <w:tr>
-        <w:tc>
-          <w:tcPr>
-            <w:tcW w:w="1608" w:type="dxa"/>
-          </w:tcPr>
-          <w:p>
-            <w:pPr>
-              <w:jc w:val="center"/>
-            </w:pPr>
-            <w:r>
-              <w:t xml:space="preserve">Agresywna Eksploatacja (Best </w:t>
-            </w:r>
-            <w:proofErr w:type="spellStart"/>
-            <w:r>
-              <w:t>Selection</w:t>
-            </w:r>
-            <w:proofErr w:type="spellEnd"/>
-            <w:r>
-              <w:t>)</w:t>
-            </w:r>
-          </w:p>
-        </w:tc>
-        <w:tc>
-          <w:tcPr>
-            <w:tcW w:w="1019" w:type="dxa"/>
-          </w:tcPr>
-          <w:p>
-            <w:pPr>
-              <w:jc w:val="center"/>
-            </w:pPr>
-            <w:r>
-              <w:t>0.5058</w:t>
-            </w:r>
-          </w:p>
-        </w:tc>
-        <w:tc>
-          <w:tcPr>
-            <w:tcW w:w="1019" w:type="dxa"/>
-            <w:shd w:val="clear" w:color="auto" w:fill="95DCF7" w:themeFill="accent4" w:themeFillTint="66"/>
-          </w:tcPr>
-          <w:p>
-            <w:pPr>
-              <w:jc w:val="center"/>
-            </w:pPr>
-            <w:r>
-              <w:t>81.5067</w:t>
-            </w:r>
-          </w:p>
-        </w:tc>
-        <w:tc>
-          <w:tcPr>
-            <w:tcW w:w="1102" w:type="dxa"/>
-          </w:tcPr>
-          <w:p>
-            <w:pPr>
-              <w:jc w:val="center"/>
-            </w:pPr>
-            <w:r>
-              <w:t>1.0323</w:t>
-            </w:r>
-          </w:p>
-        </w:tc>
-        <w:tc>
-          <w:tcPr>
-            <w:tcW w:w="1102" w:type="dxa"/>
-            <w:shd w:val="clear" w:color="auto" w:fill="95DCF7" w:themeFill="accent4" w:themeFillTint="66"/>
-          </w:tcPr>
-          <w:p>
-            <w:pPr>
-              <w:jc w:val="center"/>
-            </w:pPr>
-            <w:r>
-              <w:t>498.6548</w:t>
-            </w:r>
-          </w:p>
-        </w:tc>
-        <w:tc>
-          <w:tcPr>
-            <w:tcW w:w="1214" w:type="dxa"/>
-          </w:tcPr>
-          <w:p>
-            <w:pPr>
-              <w:jc w:val="center"/>
-            </w:pPr>
-            <w:r>
-              <w:t>0.7457</w:t>
-            </w:r>
-          </w:p>
-        </w:tc>
-        <w:tc>
-          <w:tcPr>
-            <w:tcW w:w="1214" w:type="dxa"/>
-            <w:shd w:val="clear" w:color="auto" w:fill="95DCF7" w:themeFill="accent4" w:themeFillTint="66"/>
-          </w:tcPr>
-          <w:p>
-            <w:pPr>
-              <w:jc w:val="center"/>
-            </w:pPr>
-            <w:r>
-              <w:t>10.8371</w:t>
-            </w:r>
-          </w:p>
-        </w:tc>
-      </w:tr>
-      <w:tr>
-        <w:tc>
-          <w:tcPr>
-            <w:tcW w:w="1608" w:type="dxa"/>
-          </w:tcPr>
-          <w:p>
-            <w:pPr>
-              <w:jc w:val="center"/>
-            </w:pPr>
-            <w:r>
-              <w:t>Maksymalna Eksploracja (Wysoka mutacja)</w:t>
-            </w:r>
-          </w:p>
-        </w:tc>
-        <w:tc>
-          <w:tcPr>
-            <w:tcW w:w="1019" w:type="dxa"/>
-          </w:tcPr>
-          <w:p>
-            <w:pPr>
-              <w:jc w:val="center"/>
-            </w:pPr>
-            <w:r>
-              <w:t>23.6365</w:t>
-            </w:r>
-          </w:p>
-        </w:tc>
-        <w:tc>
-          <w:tcPr>
-            <w:tcW w:w="1019" w:type="dxa"/>
-            <w:shd w:val="clear" w:color="auto" w:fill="95DCF7" w:themeFill="accent4" w:themeFillTint="66"/>
-          </w:tcPr>
-          <w:p>
-            <w:pPr>
-              <w:jc w:val="center"/>
-            </w:pPr>
-            <w:r>
-              <w:t>54.7654</w:t>
-            </w:r>
-          </w:p>
-        </w:tc>
-        <w:tc>
-          <w:tcPr>
-            <w:tcW w:w="1102" w:type="dxa"/>
-          </w:tcPr>
-          <w:p>
-            <w:pPr>
-              <w:jc w:val="center"/>
-            </w:pPr>
-            <w:r>
-              <w:t>127.0588</w:t>
-            </w:r>
-          </w:p>
-        </w:tc>
-        <w:tc>
-          <w:tcPr>
-            <w:tcW w:w="1102" w:type="dxa"/>
-            <w:shd w:val="clear" w:color="auto" w:fill="95DCF7" w:themeFill="accent4" w:themeFillTint="66"/>
-          </w:tcPr>
-          <w:p>
-            <w:pPr>
-              <w:jc w:val="center"/>
-            </w:pPr>
-            <w:r>
-              <w:t>441.3699</w:t>
-            </w:r>
-          </w:p>
-        </w:tc>
-        <w:tc>
-          <w:tcPr>
-            <w:tcW w:w="1214" w:type="dxa"/>
-          </w:tcPr>
-          <w:p>
-            <w:pPr>
-              <w:jc w:val="center"/>
-            </w:pPr>
-            <w:r>
-              <w:t>1.0744</w:t>
-            </w:r>
-          </w:p>
-        </w:tc>
-        <w:tc>
-          <w:tcPr>
-            <w:tcW w:w="1214" w:type="dxa"/>
-            <w:shd w:val="clear" w:color="auto" w:fill="95DCF7" w:themeFill="accent4" w:themeFillTint="66"/>
-          </w:tcPr>
-          <w:p>
-            <w:pPr>
-              <w:jc w:val="center"/>
-            </w:pPr>
-            <w:r>
-              <w:t>10.3198</w:t>
-            </w:r>
-          </w:p>
-        </w:tc>
-      </w:tr>
-      <w:tr>
-        <w:tc>
-          <w:tcPr>
-            <w:tcW w:w="1608" w:type="dxa"/>
-          </w:tcPr>
-          <w:p>
-            <w:pPr>
-              <w:jc w:val="center"/>
-            </w:pPr>
-            <w:r>
-              <w:t>Test bez zabezpieczeń (Brak Elitaryzmu)</w:t>
-            </w:r>
-          </w:p>
-        </w:tc>
-        <w:tc>
-          <w:tcPr>
-            <w:tcW w:w="1019" w:type="dxa"/>
-          </w:tcPr>
-          <w:p>
-            <w:pPr>
-              <w:jc w:val="center"/>
-            </w:pPr>
-            <w:r>
-              <w:t>36.5429</w:t>
-            </w:r>
-          </w:p>
-        </w:tc>
-        <w:tc>
-          <w:tcPr>
-            <w:tcW w:w="1019" w:type="dxa"/>
-            <w:shd w:val="clear" w:color="auto" w:fill="95DCF7" w:themeFill="accent4" w:themeFillTint="66"/>
-          </w:tcPr>
-          <w:p>
-            <w:pPr>
-              <w:jc w:val="center"/>
-            </w:pPr>
-            <w:r>
-              <w:t>345.7156</w:t>
-            </w:r>
-          </w:p>
-        </w:tc>
-        <w:tc>
-          <w:tcPr>
-            <w:tcW w:w="1102" w:type="dxa"/>
-          </w:tcPr>
-          <w:p>
-            <w:r>
-              <w:t>92.1593</w:t>
-            </w:r>
-          </w:p>
-        </w:tc>
-        <w:tc>
-          <w:tcPr>
-            <w:tcW w:w="1102" w:type="dxa"/>
-            <w:shd w:val="clear" w:color="auto" w:fill="95DCF7" w:themeFill="accent4" w:themeFillTint="66"/>
-          </w:tcPr>
-          <w:p>
-            <w:pPr>
-              <w:jc w:val="center"/>
-            </w:pPr>
-            <w:r>
-              <w:t>422.5881</w:t>
-            </w:r>
-          </w:p>
-        </w:tc>
-        <w:tc>
-          <w:tcPr>
-            <w:tcW w:w="1214" w:type="dxa"/>
-          </w:tcPr>
-          <w:p>
-            <w:pPr>
-              <w:jc w:val="center"/>
-            </w:pPr>
-            <w:r>
-              <w:t>0.9221</w:t>
-            </w:r>
-          </w:p>
-        </w:tc>
-        <w:tc>
-          <w:tcPr>
-            <w:tcW w:w="1214" w:type="dxa"/>
-            <w:shd w:val="clear" w:color="auto" w:fill="95DCF7" w:themeFill="accent4" w:themeFillTint="66"/>
-          </w:tcPr>
-          <w:p>
-            <w:r>
-              <w:t>8.1660</w:t>
-            </w:r>
-          </w:p>
-        </w:tc>
-      </w:tr>
-      <w:tr>
-        <w:tc>
-          <w:tcPr>
-            <w:tcW w:w="1608" w:type="dxa"/>
-          </w:tcPr>
-          <w:p>
-            <w:pPr>
-              <w:jc w:val="center"/>
-            </w:pPr>
-            <w:r>
-              <w:t>Mała populacja (40 osobników)</w:t>
-            </w:r>
-          </w:p>
-        </w:tc>
-        <w:tc>
-          <w:tcPr>
-            <w:tcW w:w="1019" w:type="dxa"/>
-          </w:tcPr>
-          <w:p>
-            <w:pPr>
-              <w:jc w:val="center"/>
-            </w:pPr>
-            <w:r>
-              <w:t>0.6536</w:t>
-            </w:r>
-          </w:p>
-        </w:tc>
-        <w:tc>
-          <w:tcPr>
-            <w:tcW w:w="1019" w:type="dxa"/>
-            <w:shd w:val="clear" w:color="auto" w:fill="95DCF7" w:themeFill="accent4" w:themeFillTint="66"/>
-          </w:tcPr>
-          <w:p>
-            <w:pPr>
-              <w:jc w:val="center"/>
-            </w:pPr>
-            <w:r>
-              <w:t>79.1663</w:t>
-            </w:r>
-          </w:p>
-        </w:tc>
-        <w:tc>
-          <w:tcPr>
-            <w:tcW w:w="1102" w:type="dxa"/>
-          </w:tcPr>
-          <w:p>
-            <w:pPr>
-              <w:jc w:val="center"/>
-            </w:pPr>
-            <w:r>
-              <w:t>1.663</w:t>
-            </w:r>
-          </w:p>
-        </w:tc>
-        <w:tc>
-          <w:tcPr>
-            <w:tcW w:w="1102" w:type="dxa"/>
-            <w:shd w:val="clear" w:color="auto" w:fill="95DCF7" w:themeFill="accent4" w:themeFillTint="66"/>
-          </w:tcPr>
-          <w:p>
-            <w:pPr>
-              <w:jc w:val="center"/>
-            </w:pPr>
-            <w:r>
-              <w:t>267.4439</w:t>
-            </w:r>
-          </w:p>
-        </w:tc>
-        <w:tc>
-          <w:tcPr>
-            <w:tcW w:w="1214" w:type="dxa"/>
-          </w:tcPr>
-          <w:p>
-            <w:pPr>
-              <w:jc w:val="center"/>
-            </w:pPr>
-            <w:r>
-              <w:t>0.0649</w:t>
-            </w:r>
-          </w:p>
-        </w:tc>
-        <w:tc>
-          <w:tcPr>
-            <w:tcW w:w="1214" w:type="dxa"/>
-            <w:shd w:val="clear" w:color="auto" w:fill="95DCF7" w:themeFill="accent4" w:themeFillTint="66"/>
-          </w:tcPr>
-          <w:p>
-            <w:pPr>
-              <w:jc w:val="center"/>
-            </w:pPr>
-            <w:r>
-              <w:t>0.8068</w:t>
-            </w:r>
-          </w:p>
-        </w:tc>
-      </w:tr>
-    </w:tbl>
-    <w:p>
-      <w:pPr>
-        <w:jc w:val="both"/>
-        <w:rPr>
-          <w:b/>
-          <w:bCs/>
-        </w:rPr>
-      </w:pPr>
-    </w:p>
-    <w:p>
-      <w:pPr>
-        <w:jc w:val="both"/>
-        <w:rPr>
-          <w:b/>
-          <w:bCs/>
-        </w:rPr>
-      </w:pPr>
       <w:r>
         <w:rPr>
           <w:b/>
@@ -8966,41 +8509,59 @@
         <w:pStyle w:val="Akapitzlist"/>
         <w:numPr>
           <w:ilvl w:val="0"/>
-          <w:numId w:val="34"/>
+          <w:numId w:val="44"/>
         </w:numPr>
-        <w:ind w:left="360"/>
-      </w:pPr>
-      <w:r>
-        <w:rPr>
-          <w:rFonts w:asciiTheme="majorHAnsi" w:eastAsia="Times New Roman" w:hAnsiTheme="majorHAnsi" w:cs="Arial"/>
-          <w:b/>
-          <w:bCs/>
-          <w:lang w:eastAsia="pl-PL"/>
-        </w:rPr>
-        <w:t>Całkowita dominacja własnej implementacji</w:t>
-      </w:r>
-      <w:r>
-        <w:rPr>
-          <w:rFonts w:asciiTheme="majorHAnsi" w:eastAsia="Times New Roman" w:hAnsiTheme="majorHAnsi" w:cs="Arial"/>
-          <w:lang w:eastAsia="pl-PL"/>
-        </w:rPr>
-        <w:t xml:space="preserve"> – autorski algorytm genetyczny okazał się pod każdym względem bezkonkurencyjny, deklasując bibliotekę </w:t>
+        <w:rPr>
+          <w:rFonts w:asciiTheme="majorHAnsi" w:hAnsiTheme="majorHAnsi"/>
+        </w:rPr>
+      </w:pPr>
+      <w:r>
+        <w:rPr>
+          <w:rFonts w:asciiTheme="majorHAnsi" w:hAnsiTheme="majorHAnsi"/>
+          <w:b/>
+          <w:bCs/>
+        </w:rPr>
+        <w:t>Por</w:t>
+      </w:r>
+      <w:r>
+        <w:rPr>
+          <w:rFonts w:asciiTheme="majorHAnsi" w:hAnsiTheme="majorHAnsi"/>
+          <w:b/>
+          <w:bCs/>
+        </w:rPr>
+        <w:t>ównując jakość optymalizacji</w:t>
+      </w:r>
+      <w:r>
+        <w:rPr>
+          <w:rFonts w:asciiTheme="majorHAnsi" w:hAnsiTheme="majorHAnsi"/>
+        </w:rPr>
+        <w:t xml:space="preserve">, nowa funkcja transformacji </w:t>
+      </w:r>
+      <w:r>
+        <w:rPr>
+          <w:rFonts w:asciiTheme="majorHAnsi" w:hAnsiTheme="majorHAnsi"/>
+        </w:rPr>
+        <w:t xml:space="preserve">1/(1.0+f(x)) </w:t>
+      </w:r>
+      <w:r>
+        <w:rPr>
+          <w:rFonts w:asciiTheme="majorHAnsi" w:hAnsiTheme="majorHAnsi"/>
+        </w:rPr>
+        <w:t xml:space="preserve">w pełni wyeliminowała błędy matematyczne ujemnych wartości, przywracając poprawne działanie selekcji w </w:t>
       </w:r>
       <w:proofErr w:type="spellStart"/>
       <w:r>
         <w:rPr>
-          <w:rFonts w:asciiTheme="majorHAnsi" w:eastAsia="Times New Roman" w:hAnsiTheme="majorHAnsi" w:cs="Arial"/>
-          <w:lang w:eastAsia="pl-PL"/>
+          <w:rFonts w:asciiTheme="majorHAnsi" w:hAnsiTheme="majorHAnsi"/>
         </w:rPr>
         <w:t>PyGAD</w:t>
       </w:r>
       <w:proofErr w:type="spellEnd"/>
       <w:r>
         <w:rPr>
-          <w:rFonts w:asciiTheme="majorHAnsi" w:eastAsia="Times New Roman" w:hAnsiTheme="majorHAnsi" w:cs="Arial"/>
-          <w:lang w:eastAsia="pl-PL"/>
-        </w:rPr>
-        <w:t xml:space="preserve"> zarówno pod kątem drastycznie krótszego czasu wykonywania obliczeń, jak i nieporównywalnie wyższej precyzji w odnajdywaniu globalnego optimum funkcji sferycznej.</w:t>
+          <w:rFonts w:asciiTheme="majorHAnsi" w:hAnsiTheme="majorHAnsi"/>
+        </w:rPr>
+        <w:t xml:space="preserve">. </w:t>
       </w:r>
     </w:p>
     <w:p>
@@ -9008,60 +8569,39 @@
         <w:pStyle w:val="Akapitzlist"/>
         <w:numPr>
           <w:ilvl w:val="0"/>
-          <w:numId w:val="34"/>
+          <w:numId w:val="44"/>
         </w:numPr>
-        <w:ind w:left="360"/>
-        <w:rPr>
-          <w:rFonts w:asciiTheme="majorHAnsi" w:eastAsia="Times New Roman" w:hAnsiTheme="majorHAnsi" w:cs="Arial"/>
-          <w:lang w:eastAsia="pl-PL"/>
-        </w:rPr>
-      </w:pPr>
-      <w:r>
-        <w:rPr>
-          <w:rFonts w:asciiTheme="majorHAnsi" w:eastAsia="Times New Roman" w:hAnsiTheme="majorHAnsi" w:cs="Arial"/>
-          <w:b/>
-          <w:bCs/>
-          <w:lang w:eastAsia="pl-PL"/>
-        </w:rPr>
-        <w:t xml:space="preserve">Narzut proceduralny i </w:t>
+        <w:rPr>
+          <w:rFonts w:asciiTheme="majorHAnsi" w:hAnsiTheme="majorHAnsi"/>
+        </w:rPr>
+      </w:pPr>
+      <w:r>
+        <w:rPr>
+          <w:rFonts w:asciiTheme="majorHAnsi" w:hAnsiTheme="majorHAnsi"/>
+          <w:b/>
+          <w:bCs/>
+        </w:rPr>
+        <w:t>W wymiarze efektywności obliczeniowej</w:t>
+      </w:r>
+      <w:r>
+        <w:rPr>
+          <w:rFonts w:asciiTheme="majorHAnsi" w:hAnsiTheme="majorHAnsi"/>
+        </w:rPr>
+        <w:t xml:space="preserve">, autorska implementacja utrzymuje bezdyskusyjną przewagę nad </w:t>
       </w:r>
       <w:proofErr w:type="spellStart"/>
       <w:r>
         <w:rPr>
-          <w:rFonts w:asciiTheme="majorHAnsi" w:eastAsia="Times New Roman" w:hAnsiTheme="majorHAnsi" w:cs="Arial"/>
-          <w:b/>
-          <w:bCs/>
-          <w:lang w:eastAsia="pl-PL"/>
-        </w:rPr>
-        <w:t>generyczność</w:t>
+          <w:rFonts w:asciiTheme="majorHAnsi" w:hAnsiTheme="majorHAnsi"/>
+        </w:rPr>
+        <w:t>PyGAD</w:t>
       </w:r>
       <w:proofErr w:type="spellEnd"/>
       <w:r>
         <w:rPr>
-          <w:rFonts w:asciiTheme="majorHAnsi" w:eastAsia="Times New Roman" w:hAnsiTheme="majorHAnsi" w:cs="Arial"/>
-          <w:b/>
-          <w:bCs/>
-          <w:lang w:eastAsia="pl-PL"/>
-        </w:rPr>
-        <w:t xml:space="preserve"> </w:t>
-      </w:r>
-      <w:proofErr w:type="spellStart"/>
-      <w:r>
-        <w:rPr>
-          <w:rFonts w:asciiTheme="majorHAnsi" w:eastAsia="Times New Roman" w:hAnsiTheme="majorHAnsi" w:cs="Arial"/>
-          <w:b/>
-          <w:bCs/>
-          <w:lang w:eastAsia="pl-PL"/>
-        </w:rPr>
-        <w:t>PyGAD</w:t>
-      </w:r>
-      <w:proofErr w:type="spellEnd"/>
-      <w:r>
-        <w:rPr>
-          <w:rFonts w:asciiTheme="majorHAnsi" w:eastAsia="Times New Roman" w:hAnsiTheme="majorHAnsi" w:cs="Arial"/>
-          <w:lang w:eastAsia="pl-PL"/>
-        </w:rPr>
-        <w:t xml:space="preserve"> – tak długie czasy pracy biblioteki wynikają bezpośrednio z jej uniwersalnej architektury, która w każdej epoce marnuje potężne zasoby procesora na setki wewnętrznych weryfikacji, sprawdzanie typów danych, granic przedziałów oraz obsługę zdarzeń, podczas gdy własny kod jest prosty, liniowy i uszyty bezpośrednio pod jedno konkretne zadanie.</w:t>
+          <w:rFonts w:asciiTheme="majorHAnsi" w:hAnsiTheme="majorHAnsi"/>
+        </w:rPr>
+        <w:t xml:space="preserve">, wykonując obliczenia od kilku do kilkunastu razy szybciej w każdym badanym scenariuszu. </w:t>
       </w:r>
     </w:p>
     <w:p>
@@ -9069,45 +8609,51 @@
         <w:pStyle w:val="Akapitzlist"/>
         <w:numPr>
           <w:ilvl w:val="0"/>
-          <w:numId w:val="34"/>
+          <w:numId w:val="44"/>
         </w:numPr>
-        <w:ind w:left="360"/>
-        <w:rPr>
-          <w:rFonts w:asciiTheme="majorHAnsi" w:eastAsia="Times New Roman" w:hAnsiTheme="majorHAnsi" w:cs="Arial"/>
-          <w:lang w:eastAsia="pl-PL"/>
-        </w:rPr>
-      </w:pPr>
-      <w:r>
-        <w:rPr>
-          <w:rFonts w:asciiTheme="majorHAnsi" w:eastAsia="Times New Roman" w:hAnsiTheme="majorHAnsi" w:cs="Arial"/>
-          <w:b/>
-          <w:bCs/>
-          <w:lang w:eastAsia="pl-PL"/>
-        </w:rPr>
-        <w:t>Paraliż wydajnościowy przy wysokiej mutacji</w:t>
-      </w:r>
-      <w:r>
-        <w:rPr>
-          <w:rFonts w:asciiTheme="majorHAnsi" w:eastAsia="Times New Roman" w:hAnsiTheme="majorHAnsi" w:cs="Arial"/>
-          <w:lang w:eastAsia="pl-PL"/>
-        </w:rPr>
-        <w:t xml:space="preserve"> – Konfiguracja 3 z agresywną mutacją obnażyła krytyczną wadę </w:t>
+        <w:rPr>
+          <w:rFonts w:asciiTheme="majorHAnsi" w:hAnsiTheme="majorHAnsi"/>
+        </w:rPr>
+      </w:pPr>
+      <w:r>
+        <w:rPr>
+          <w:rFonts w:asciiTheme="majorHAnsi" w:hAnsiTheme="majorHAnsi"/>
+          <w:b/>
+          <w:bCs/>
+        </w:rPr>
+        <w:t>Analizując zachowanie w Konfiguracji 2</w:t>
+      </w:r>
+      <w:r>
+        <w:rPr>
+          <w:rFonts w:asciiTheme="majorHAnsi" w:hAnsiTheme="majorHAnsi"/>
+        </w:rPr>
+        <w:t xml:space="preserve">, zastosowanie turnieju o sile K=10 pozwoliło uzyskać w </w:t>
       </w:r>
       <w:proofErr w:type="spellStart"/>
       <w:r>
         <w:rPr>
-          <w:rFonts w:asciiTheme="majorHAnsi" w:eastAsia="Times New Roman" w:hAnsiTheme="majorHAnsi" w:cs="Arial"/>
-          <w:lang w:eastAsia="pl-PL"/>
+          <w:rFonts w:asciiTheme="majorHAnsi" w:hAnsiTheme="majorHAnsi"/>
         </w:rPr>
         <w:t>PyGAD</w:t>
       </w:r>
       <w:proofErr w:type="spellEnd"/>
       <w:r>
         <w:rPr>
-          <w:rFonts w:asciiTheme="majorHAnsi" w:eastAsia="Times New Roman" w:hAnsiTheme="majorHAnsi" w:cs="Arial"/>
-          <w:lang w:eastAsia="pl-PL"/>
-        </w:rPr>
-        <w:t>, gdzie konieczność ciągłej alokacji nowej pamięci w strukturach macierzowych doprowadziła do paraliżu czasu pracy (aż 83.25 sekund w wariancie binarnym), podczas gdy własna, prosta implementacja przeszła przez ten proces bez odczuwalnego wysiłku obliczeniowego.</w:t>
+          <w:rFonts w:asciiTheme="majorHAnsi" w:hAnsiTheme="majorHAnsi"/>
+        </w:rPr>
+        <w:t xml:space="preserve"> fenomenalny wynik binarnego lidera (0.00000925), deklasując w tym punkcie własn</w:t>
+      </w:r>
+      <w:r>
+        <w:rPr>
+          <w:rFonts w:asciiTheme="majorHAnsi" w:hAnsiTheme="majorHAnsi"/>
+        </w:rPr>
+        <w:t xml:space="preserve">ą implementacje </w:t>
+      </w:r>
+      <w:r>
+        <w:rPr>
+          <w:rFonts w:asciiTheme="majorHAnsi" w:hAnsiTheme="majorHAnsi"/>
+        </w:rPr>
+        <w:t xml:space="preserve">(19.29). </w:t>
       </w:r>
     </w:p>
     <w:p>
@@ -9115,45 +8661,39 @@
         <w:pStyle w:val="Akapitzlist"/>
         <w:numPr>
           <w:ilvl w:val="0"/>
-          <w:numId w:val="34"/>
+          <w:numId w:val="44"/>
         </w:numPr>
-        <w:ind w:left="360"/>
-        <w:rPr>
-          <w:rFonts w:asciiTheme="majorHAnsi" w:eastAsia="Times New Roman" w:hAnsiTheme="majorHAnsi" w:cs="Arial"/>
-          <w:lang w:eastAsia="pl-PL"/>
-        </w:rPr>
-      </w:pPr>
-      <w:r>
-        <w:rPr>
-          <w:rFonts w:asciiTheme="majorHAnsi" w:eastAsia="Times New Roman" w:hAnsiTheme="majorHAnsi" w:cs="Arial"/>
-          <w:b/>
-          <w:bCs/>
-          <w:lang w:eastAsia="pl-PL"/>
-        </w:rPr>
-        <w:t>Podatność biblioteki na przedwczesną zbieżność</w:t>
-      </w:r>
-      <w:r>
-        <w:rPr>
-          <w:rFonts w:asciiTheme="majorHAnsi" w:eastAsia="Times New Roman" w:hAnsiTheme="majorHAnsi" w:cs="Arial"/>
-          <w:lang w:eastAsia="pl-PL"/>
-        </w:rPr>
-        <w:t xml:space="preserve"> – wyniki liczbowe jasno pokazują, że gotowe mechanizmy replikacji w </w:t>
+        <w:rPr>
+          <w:rFonts w:asciiTheme="majorHAnsi" w:hAnsiTheme="majorHAnsi"/>
+        </w:rPr>
+      </w:pPr>
+      <w:r>
+        <w:rPr>
+          <w:rFonts w:asciiTheme="majorHAnsi" w:hAnsiTheme="majorHAnsi"/>
+          <w:b/>
+          <w:bCs/>
+        </w:rPr>
+        <w:t>W warunkach skrajnej mutacji (Konfiguracja 3)</w:t>
+      </w:r>
+      <w:r>
+        <w:rPr>
+          <w:rFonts w:asciiTheme="majorHAnsi" w:hAnsiTheme="majorHAnsi"/>
+        </w:rPr>
+        <w:t xml:space="preserve">, reprezentacja binarna w </w:t>
       </w:r>
       <w:proofErr w:type="spellStart"/>
       <w:r>
         <w:rPr>
-          <w:rFonts w:asciiTheme="majorHAnsi" w:eastAsia="Times New Roman" w:hAnsiTheme="majorHAnsi" w:cs="Arial"/>
-          <w:lang w:eastAsia="pl-PL"/>
+          <w:rFonts w:asciiTheme="majorHAnsi" w:hAnsiTheme="majorHAnsi"/>
         </w:rPr>
         <w:t>PyGAD</w:t>
       </w:r>
       <w:proofErr w:type="spellEnd"/>
       <w:r>
         <w:rPr>
-          <w:rFonts w:asciiTheme="majorHAnsi" w:eastAsia="Times New Roman" w:hAnsiTheme="majorHAnsi" w:cs="Arial"/>
-          <w:lang w:eastAsia="pl-PL"/>
-        </w:rPr>
-        <w:t xml:space="preserve"> bardzo szybko doprowadzały do całkowitego zamrożenia populacji, przez co biblioteka trwale utykała w fatalnych minimach lokalnych (np. Best Fitness na poziomie 81.50 w Konfiguracji 2), podczas gdy własny algorytm elastycznie parł do przodu.</w:t>
+          <w:rFonts w:asciiTheme="majorHAnsi" w:hAnsiTheme="majorHAnsi"/>
+        </w:rPr>
+        <w:t xml:space="preserve"> uległa wyraźnemu paraliżowi zbieżności (43.37) i wydłużeniu czasu, podczas gdy reprezentacja realna bez problemu sprowadziła populację blisko optimum (0.55). </w:t>
       </w:r>
     </w:p>
     <w:p>
@@ -9161,59 +8701,39 @@
         <w:pStyle w:val="Akapitzlist"/>
         <w:numPr>
           <w:ilvl w:val="0"/>
-          <w:numId w:val="34"/>
+          <w:numId w:val="44"/>
         </w:numPr>
-        <w:ind w:left="360"/>
-        <w:rPr>
-          <w:rFonts w:asciiTheme="majorHAnsi" w:eastAsia="Times New Roman" w:hAnsiTheme="majorHAnsi" w:cs="Arial"/>
-          <w:lang w:eastAsia="pl-PL"/>
-        </w:rPr>
-      </w:pPr>
-      <w:r>
-        <w:rPr>
-          <w:rFonts w:asciiTheme="majorHAnsi" w:eastAsia="Times New Roman" w:hAnsiTheme="majorHAnsi" w:cs="Arial"/>
-          <w:b/>
-          <w:bCs/>
-          <w:lang w:eastAsia="pl-PL"/>
-        </w:rPr>
-        <w:t>Całkowity rozpad struktur bez elitaryzmu</w:t>
-      </w:r>
-      <w:r>
-        <w:rPr>
-          <w:rFonts w:asciiTheme="majorHAnsi" w:eastAsia="Times New Roman" w:hAnsiTheme="majorHAnsi" w:cs="Arial"/>
-          <w:lang w:eastAsia="pl-PL"/>
-        </w:rPr>
-        <w:t xml:space="preserve"> – usunięcie strategii elitarnej (Konfiguracja 4) wywołało w strukturach </w:t>
+        <w:rPr>
+          <w:rFonts w:asciiTheme="majorHAnsi" w:hAnsiTheme="majorHAnsi"/>
+        </w:rPr>
+      </w:pPr>
+      <w:r>
+        <w:rPr>
+          <w:rFonts w:asciiTheme="majorHAnsi" w:hAnsiTheme="majorHAnsi"/>
+          <w:b/>
+          <w:bCs/>
+        </w:rPr>
+        <w:t>Oceniając wpływ strategii elitarnej (Konfiguracja 4)</w:t>
+      </w:r>
+      <w:r>
+        <w:rPr>
+          <w:rFonts w:asciiTheme="majorHAnsi" w:hAnsiTheme="majorHAnsi"/>
+        </w:rPr>
+        <w:t xml:space="preserve">, poprawnie skalowane koło ruletki w </w:t>
       </w:r>
       <w:proofErr w:type="spellStart"/>
       <w:r>
         <w:rPr>
-          <w:rFonts w:asciiTheme="majorHAnsi" w:eastAsia="Times New Roman" w:hAnsiTheme="majorHAnsi" w:cs="Arial"/>
-          <w:lang w:eastAsia="pl-PL"/>
+          <w:rFonts w:asciiTheme="majorHAnsi" w:hAnsiTheme="majorHAnsi"/>
         </w:rPr>
         <w:t>PyGAD</w:t>
       </w:r>
       <w:proofErr w:type="spellEnd"/>
       <w:r>
         <w:rPr>
-          <w:rFonts w:asciiTheme="majorHAnsi" w:eastAsia="Times New Roman" w:hAnsiTheme="majorHAnsi" w:cs="Arial"/>
-          <w:lang w:eastAsia="pl-PL"/>
-        </w:rPr>
-        <w:t xml:space="preserve"> absolutny chaos obliczeniowy i brak jakiejkolwiek zbieżności, co skutkowało drastycznym pogorszeniem wyniku końcowego (Best Fitness 345.71) w porównaniu do stabilnej i odpornej na brak zabezpieczeń autorskiej </w:t>
-      </w:r>
-      <w:r>
-        <w:rPr>
-          <w:rFonts w:asciiTheme="majorHAnsi" w:eastAsia="Times New Roman" w:hAnsiTheme="majorHAnsi" w:cs="Arial"/>
-          <w:lang w:eastAsia="pl-PL"/>
-        </w:rPr>
-        <w:t>wersji</w:t>
-      </w:r>
-      <w:r>
-        <w:rPr>
-          <w:rFonts w:asciiTheme="majorHAnsi" w:eastAsia="Times New Roman" w:hAnsiTheme="majorHAnsi" w:cs="Arial"/>
-          <w:lang w:eastAsia="pl-PL"/>
-        </w:rPr>
-        <w:t>.</w:t>
+          <w:rFonts w:asciiTheme="majorHAnsi" w:hAnsiTheme="majorHAnsi"/>
+        </w:rPr>
+        <w:t xml:space="preserve"> zabezpieczyło stabilny kierunek ewolucyjny i stałe opadanie odchylenia standardowego w obu kodowaniach. </w:t>
       </w:r>
     </w:p>
     <w:p>
@@ -9221,96 +8741,57 @@
         <w:pStyle w:val="Akapitzlist"/>
         <w:numPr>
           <w:ilvl w:val="0"/>
-          <w:numId w:val="34"/>
+          <w:numId w:val="44"/>
         </w:numPr>
-        <w:ind w:left="360"/>
-        <w:rPr>
-          <w:rFonts w:asciiTheme="majorHAnsi" w:eastAsia="Times New Roman" w:hAnsiTheme="majorHAnsi" w:cs="Arial"/>
-          <w:lang w:eastAsia="pl-PL"/>
-        </w:rPr>
-      </w:pPr>
-      <w:r>
-        <w:rPr>
-          <w:rFonts w:asciiTheme="majorHAnsi" w:eastAsia="Times New Roman" w:hAnsiTheme="majorHAnsi" w:cs="Arial"/>
-          <w:b/>
-          <w:bCs/>
-          <w:lang w:eastAsia="pl-PL"/>
-        </w:rPr>
-        <w:lastRenderedPageBreak/>
-        <w:t xml:space="preserve">Zupełna bezużyteczność </w:t>
+        <w:rPr>
+          <w:rFonts w:asciiTheme="majorHAnsi" w:hAnsiTheme="majorHAnsi"/>
+        </w:rPr>
+      </w:pPr>
+      <w:r>
+        <w:rPr>
+          <w:rFonts w:asciiTheme="majorHAnsi" w:hAnsiTheme="majorHAnsi"/>
+          <w:b/>
+          <w:bCs/>
+        </w:rPr>
+        <w:t>Po</w:t>
+      </w:r>
+      <w:r>
+        <w:rPr>
+          <w:rFonts w:asciiTheme="majorHAnsi" w:hAnsiTheme="majorHAnsi"/>
+          <w:b/>
+          <w:bCs/>
+        </w:rPr>
+        <w:t>równując stabilność skali (Konfiguracja 5)</w:t>
+      </w:r>
+      <w:r>
+        <w:rPr>
+          <w:rFonts w:asciiTheme="majorHAnsi" w:hAnsiTheme="majorHAnsi"/>
+        </w:rPr>
+        <w:t xml:space="preserve">, miniaturowa populacja 40 osobników w </w:t>
       </w:r>
       <w:proofErr w:type="spellStart"/>
       <w:r>
         <w:rPr>
-          <w:rFonts w:asciiTheme="majorHAnsi" w:eastAsia="Times New Roman" w:hAnsiTheme="majorHAnsi" w:cs="Arial"/>
-          <w:b/>
-          <w:bCs/>
-          <w:lang w:eastAsia="pl-PL"/>
+          <w:rFonts w:asciiTheme="majorHAnsi" w:hAnsiTheme="majorHAnsi"/>
         </w:rPr>
         <w:t>PyGAD</w:t>
       </w:r>
       <w:proofErr w:type="spellEnd"/>
       <w:r>
         <w:rPr>
-          <w:rFonts w:asciiTheme="majorHAnsi" w:eastAsia="Times New Roman" w:hAnsiTheme="majorHAnsi" w:cs="Arial"/>
-          <w:b/>
-          <w:bCs/>
-          <w:lang w:eastAsia="pl-PL"/>
-        </w:rPr>
-        <w:t xml:space="preserve"> w małej skali</w:t>
-      </w:r>
-      <w:r>
-        <w:rPr>
-          <w:rFonts w:asciiTheme="majorHAnsi" w:eastAsia="Times New Roman" w:hAnsiTheme="majorHAnsi" w:cs="Arial"/>
-          <w:lang w:eastAsia="pl-PL"/>
-        </w:rPr>
-        <w:t xml:space="preserve"> – test miniaturowej populacji (Konfiguracja 5) udowodnił, że przy małej liczbie osobników narzut biblioteki całkowicie zabija jej ewolucyjny sens, generując potężne opóźnienia i losowe wyniki (Best Fitness 79.16), podczas gdy własny, lekki kod zrealizował to zadanie w ułamku sekundy z bliskim ideału rezultatem.</w:t>
+          <w:rFonts w:asciiTheme="majorHAnsi" w:hAnsiTheme="majorHAnsi"/>
+        </w:rPr>
+        <w:t xml:space="preserve"> okazała się zdatna do poprawnego przeszukania przestrzeni, co potwierdzają zbieżne i uporządkowane przebiegi wykresów. </w:t>
       </w:r>
     </w:p>
     <w:p>
       <w:pPr>
         <w:pStyle w:val="Akapitzlist"/>
-        <w:numPr>
-          <w:ilvl w:val="0"/>
-          <w:numId w:val="34"/>
-        </w:numPr>
         <w:ind w:left="360"/>
         <w:rPr>
           <w:rFonts w:asciiTheme="majorHAnsi" w:hAnsiTheme="majorHAnsi"/>
         </w:rPr>
       </w:pPr>
-      <w:r>
-        <w:rPr>
-          <w:rFonts w:asciiTheme="majorHAnsi" w:eastAsia="Times New Roman" w:hAnsiTheme="majorHAnsi" w:cs="Arial"/>
-          <w:b/>
-          <w:bCs/>
-          <w:lang w:eastAsia="pl-PL"/>
-        </w:rPr>
-        <w:t>Wpływ filozofii minimalizacji na dynamikę zbieżności</w:t>
-      </w:r>
-      <w:r>
-        <w:rPr>
-          <w:rFonts w:asciiTheme="majorHAnsi" w:eastAsia="Times New Roman" w:hAnsiTheme="majorHAnsi" w:cs="Arial"/>
-          <w:lang w:eastAsia="pl-PL"/>
-        </w:rPr>
-        <w:t xml:space="preserve"> – natywne przystosowanie własnego kodu do problemu minimalizacji pozwoliło populacji na prowadzenie poszukiwań najkrótszą i najbardziej naturalną ścieżką, podczas gdy </w:t>
-      </w:r>
-      <w:proofErr w:type="spellStart"/>
-      <w:r>
-        <w:rPr>
-          <w:rFonts w:asciiTheme="majorHAnsi" w:eastAsia="Times New Roman" w:hAnsiTheme="majorHAnsi" w:cs="Arial"/>
-          <w:lang w:eastAsia="pl-PL"/>
-        </w:rPr>
-        <w:t>PyGAD</w:t>
-      </w:r>
-      <w:proofErr w:type="spellEnd"/>
-      <w:r>
-        <w:rPr>
-          <w:rFonts w:asciiTheme="majorHAnsi" w:eastAsia="Times New Roman" w:hAnsiTheme="majorHAnsi" w:cs="Arial"/>
-          <w:lang w:eastAsia="pl-PL"/>
-        </w:rPr>
-        <w:t xml:space="preserve"> – jako narzędzie domyślnie maksymalizujące – musiał stosować sztuczną negację funkcji celu, co wprowadziło dodatkową warstwę obliczeniową i negatywnie wpłynęło na trajektorię zbieżności.</w:t>
-      </w:r>
     </w:p>
     <w:sectPr>
       <w:pgSz w:w="11906" w:h="16838" w:code="9"/>
@@ -9325,6 +8806,119 @@
 <file path=word/numbering.xml><?xml version="1.0" encoding="utf-8"?>
 <w:numbering xmlns:wpc="http://schemas.microsoft.com/office/word/2010/wordprocessingCanvas" xmlns:cx="http://schemas.microsoft.com/office/drawing/2014/chartex" xmlns:cx1="http://schemas.microsoft.com/office/drawing/2015/9/8/chartex" xmlns:cx2="http://schemas.microsoft.com/office/drawing/2015/10/21/chartex" xmlns:cx3="http://schemas.microsoft.com/office/drawing/2016/5/9/chartex" xmlns:cx4="http://schemas.microsoft.com/office/drawing/2016/5/10/chartex" xmlns:cx5="http://schemas.microsoft.com/office/drawing/2016/5/11/chartex" xmlns:cx6="http://schemas.microsoft.com/office/drawing/2016/5/12/chartex" xmlns:cx7="http://schemas.microsoft.com/office/drawing/2016/5/13/chartex" xmlns:cx8="http://schemas.microsoft.com/office/drawing/2016/5/14/chartex" xmlns:mc="http://schemas.openxmlformats.org/markup-compatibility/2006" xmlns:aink="http://schemas.microsoft.com/office/drawing/2016/ink" xmlns:am3d="http://schemas.microsoft.com/office/drawing/2017/model3d" xmlns:o="urn:schemas-microsoft-com:office:office" xmlns:oel="http://schemas.microsoft.com/office/2019/extlst" xmlns:r="http://schemas.openxmlformats.org/officeDocument/2006/relationships" xmlns:m="http://schemas.openxmlformats.org/officeDocument/2006/math" xmlns:v="urn:schemas-microsoft-com:vml" xmlns:wp14="http://schemas.microsoft.com/office/word/2010/wordprocessingDrawing" xmlns:wp="http://schemas.openxmlformats.org/drawingml/2006/wordprocessingDrawing" xmlns:w10="urn:schemas-microsoft-com:office:word" xmlns:w="http://schemas.openxmlformats.org/wordprocessingml/2006/main" xmlns:w14="http://schemas.microsoft.com/office/word/2010/wordml" xmlns:w15="http://schemas.microsoft.com/office/word/2012/wordml" xmlns:w16cex="http://schemas.microsoft.com/office/word/2018/wordml/cex" xmlns:w16cid="http://schemas.microsoft.com/office/word/2016/wordml/cid" xmlns:w16="http://schemas.microsoft.com/office/word/2018/wordml" xmlns:w16du="http://schemas.microsoft.com/office/word/2023/wordml/word16du" xmlns:w16sdtdh="http://schemas.microsoft.com/office/word/2020/wordml/sdtdatahash" xmlns:w16sdtfl="http://schemas.microsoft.com/office/word/2024/wordml/sdtformatlock" xmlns:w16se="http://schemas.microsoft.com/office/word/2015/wordml/symex" xmlns:wpg="http://schemas.microsoft.com/office/word/2010/wordprocessingGroup" xmlns:wpi="http://schemas.microsoft.com/office/word/2010/wordprocessingInk" xmlns:wne="http://schemas.microsoft.com/office/word/2006/wordml" xmlns:wps="http://schemas.microsoft.com/office/word/2010/wordprocessingShape" mc:Ignorable="w14 w15 w16se w16cid w16 w16cex w16sdtdh w16sdtfl w16du wp14">
   <w:abstractNum w:abstractNumId="0" w15:restartNumberingAfterBreak="0">
+    <w:nsid w:val="08FF4B40"/>
+    <w:multiLevelType w:val="hybridMultilevel"/>
+    <w:tmpl w:val="1DF6D25C"/>
+    <w:lvl w:ilvl="0" w:tplc="04150001">
+      <w:start w:val="1"/>
+      <w:numFmt w:val="bullet"/>
+      <w:lvlText w:val=""/>
+      <w:lvlJc w:val="left"/>
+      <w:pPr>
+        <w:ind w:left="360" w:hanging="360"/>
+      </w:pPr>
+      <w:rPr>
+        <w:rFonts w:ascii="Symbol" w:hAnsi="Symbol" w:hint="default"/>
+      </w:rPr>
+    </w:lvl>
+    <w:lvl w:ilvl="1" w:tplc="04150003" w:tentative="1">
+      <w:start w:val="1"/>
+      <w:numFmt w:val="bullet"/>
+      <w:lvlText w:val="o"/>
+      <w:lvlJc w:val="left"/>
+      <w:pPr>
+        <w:ind w:left="1080" w:hanging="360"/>
+      </w:pPr>
+      <w:rPr>
+        <w:rFonts w:ascii="Courier New" w:hAnsi="Courier New" w:cs="Courier New" w:hint="default"/>
+      </w:rPr>
+    </w:lvl>
+    <w:lvl w:ilvl="2" w:tplc="04150005" w:tentative="1">
+      <w:start w:val="1"/>
+      <w:numFmt w:val="bullet"/>
+      <w:lvlText w:val=""/>
+      <w:lvlJc w:val="left"/>
+      <w:pPr>
+        <w:ind w:left="1800" w:hanging="360"/>
+      </w:pPr>
+      <w:rPr>
+        <w:rFonts w:ascii="Wingdings" w:hAnsi="Wingdings" w:hint="default"/>
+      </w:rPr>
+    </w:lvl>
+    <w:lvl w:ilvl="3" w:tplc="04150001" w:tentative="1">
+      <w:start w:val="1"/>
+      <w:numFmt w:val="bullet"/>
+      <w:lvlText w:val=""/>
+      <w:lvlJc w:val="left"/>
+      <w:pPr>
+        <w:ind w:left="2520" w:hanging="360"/>
+      </w:pPr>
+      <w:rPr>
+        <w:rFonts w:ascii="Symbol" w:hAnsi="Symbol" w:hint="default"/>
+      </w:rPr>
+    </w:lvl>
+    <w:lvl w:ilvl="4" w:tplc="04150003" w:tentative="1">
+      <w:start w:val="1"/>
+      <w:numFmt w:val="bullet"/>
+      <w:lvlText w:val="o"/>
+      <w:lvlJc w:val="left"/>
+      <w:pPr>
+        <w:ind w:left="3240" w:hanging="360"/>
+      </w:pPr>
+      <w:rPr>
+        <w:rFonts w:ascii="Courier New" w:hAnsi="Courier New" w:cs="Courier New" w:hint="default"/>
+      </w:rPr>
+    </w:lvl>
+    <w:lvl w:ilvl="5" w:tplc="04150005" w:tentative="1">
+      <w:start w:val="1"/>
+      <w:numFmt w:val="bullet"/>
+      <w:lvlText w:val=""/>
+      <w:lvlJc w:val="left"/>
+      <w:pPr>
+        <w:ind w:left="3960" w:hanging="360"/>
+      </w:pPr>
+      <w:rPr>
+        <w:rFonts w:ascii="Wingdings" w:hAnsi="Wingdings" w:hint="default"/>
+      </w:rPr>
+    </w:lvl>
+    <w:lvl w:ilvl="6" w:tplc="04150001" w:tentative="1">
+      <w:start w:val="1"/>
+      <w:numFmt w:val="bullet"/>
+      <w:lvlText w:val=""/>
+      <w:lvlJc w:val="left"/>
+      <w:pPr>
+        <w:ind w:left="4680" w:hanging="360"/>
+      </w:pPr>
+      <w:rPr>
+        <w:rFonts w:ascii="Symbol" w:hAnsi="Symbol" w:hint="default"/>
+      </w:rPr>
+    </w:lvl>
+    <w:lvl w:ilvl="7" w:tplc="04150003" w:tentative="1">
+      <w:start w:val="1"/>
+      <w:numFmt w:val="bullet"/>
+      <w:lvlText w:val="o"/>
+      <w:lvlJc w:val="left"/>
+      <w:pPr>
+        <w:ind w:left="5400" w:hanging="360"/>
+      </w:pPr>
+      <w:rPr>
+        <w:rFonts w:ascii="Courier New" w:hAnsi="Courier New" w:cs="Courier New" w:hint="default"/>
+      </w:rPr>
+    </w:lvl>
+    <w:lvl w:ilvl="8" w:tplc="04150005" w:tentative="1">
+      <w:start w:val="1"/>
+      <w:numFmt w:val="bullet"/>
+      <w:lvlText w:val=""/>
+      <w:lvlJc w:val="left"/>
+      <w:pPr>
+        <w:ind w:left="6120" w:hanging="360"/>
+      </w:pPr>
+      <w:rPr>
+        <w:rFonts w:ascii="Wingdings" w:hAnsi="Wingdings" w:hint="default"/>
+      </w:rPr>
+    </w:lvl>
+  </w:abstractNum>
+  <w:abstractNum w:abstractNumId="1" w15:restartNumberingAfterBreak="0">
     <w:nsid w:val="0B270F0B"/>
     <w:multiLevelType w:val="multilevel"/>
     <w:tmpl w:val="99ACE65E"/>
@@ -9473,7 +9067,7 @@
       </w:rPr>
     </w:lvl>
   </w:abstractNum>
-  <w:abstractNum w:abstractNumId="1" w15:restartNumberingAfterBreak="0">
+  <w:abstractNum w:abstractNumId="2" w15:restartNumberingAfterBreak="0">
     <w:nsid w:val="0BCB11C7"/>
     <w:multiLevelType w:val="hybridMultilevel"/>
     <w:tmpl w:val="42589DAA"/>
@@ -9586,7 +9180,7 @@
       </w:rPr>
     </w:lvl>
   </w:abstractNum>
-  <w:abstractNum w:abstractNumId="2" w15:restartNumberingAfterBreak="0">
+  <w:abstractNum w:abstractNumId="3" w15:restartNumberingAfterBreak="0">
     <w:nsid w:val="0C263520"/>
     <w:multiLevelType w:val="multilevel"/>
     <w:tmpl w:val="99ACE65E"/>
@@ -9735,7 +9329,7 @@
       </w:rPr>
     </w:lvl>
   </w:abstractNum>
-  <w:abstractNum w:abstractNumId="3" w15:restartNumberingAfterBreak="0">
+  <w:abstractNum w:abstractNumId="4" w15:restartNumberingAfterBreak="0">
     <w:nsid w:val="0CB10760"/>
     <w:multiLevelType w:val="multilevel"/>
     <w:tmpl w:val="2882788E"/>
@@ -9884,7 +9478,120 @@
       </w:rPr>
     </w:lvl>
   </w:abstractNum>
-  <w:abstractNum w:abstractNumId="4" w15:restartNumberingAfterBreak="0">
+  <w:abstractNum w:abstractNumId="5" w15:restartNumberingAfterBreak="0">
+    <w:nsid w:val="0DC901CA"/>
+    <w:multiLevelType w:val="hybridMultilevel"/>
+    <w:tmpl w:val="C4C0AE76"/>
+    <w:lvl w:ilvl="0" w:tplc="04150001">
+      <w:start w:val="1"/>
+      <w:numFmt w:val="bullet"/>
+      <w:lvlText w:val=""/>
+      <w:lvlJc w:val="left"/>
+      <w:pPr>
+        <w:ind w:left="360" w:hanging="360"/>
+      </w:pPr>
+      <w:rPr>
+        <w:rFonts w:ascii="Symbol" w:hAnsi="Symbol" w:hint="default"/>
+      </w:rPr>
+    </w:lvl>
+    <w:lvl w:ilvl="1" w:tplc="04150003" w:tentative="1">
+      <w:start w:val="1"/>
+      <w:numFmt w:val="bullet"/>
+      <w:lvlText w:val="o"/>
+      <w:lvlJc w:val="left"/>
+      <w:pPr>
+        <w:ind w:left="1080" w:hanging="360"/>
+      </w:pPr>
+      <w:rPr>
+        <w:rFonts w:ascii="Courier New" w:hAnsi="Courier New" w:cs="Courier New" w:hint="default"/>
+      </w:rPr>
+    </w:lvl>
+    <w:lvl w:ilvl="2" w:tplc="04150005" w:tentative="1">
+      <w:start w:val="1"/>
+      <w:numFmt w:val="bullet"/>
+      <w:lvlText w:val=""/>
+      <w:lvlJc w:val="left"/>
+      <w:pPr>
+        <w:ind w:left="1800" w:hanging="360"/>
+      </w:pPr>
+      <w:rPr>
+        <w:rFonts w:ascii="Wingdings" w:hAnsi="Wingdings" w:hint="default"/>
+      </w:rPr>
+    </w:lvl>
+    <w:lvl w:ilvl="3" w:tplc="04150001" w:tentative="1">
+      <w:start w:val="1"/>
+      <w:numFmt w:val="bullet"/>
+      <w:lvlText w:val=""/>
+      <w:lvlJc w:val="left"/>
+      <w:pPr>
+        <w:ind w:left="2520" w:hanging="360"/>
+      </w:pPr>
+      <w:rPr>
+        <w:rFonts w:ascii="Symbol" w:hAnsi="Symbol" w:hint="default"/>
+      </w:rPr>
+    </w:lvl>
+    <w:lvl w:ilvl="4" w:tplc="04150003" w:tentative="1">
+      <w:start w:val="1"/>
+      <w:numFmt w:val="bullet"/>
+      <w:lvlText w:val="o"/>
+      <w:lvlJc w:val="left"/>
+      <w:pPr>
+        <w:ind w:left="3240" w:hanging="360"/>
+      </w:pPr>
+      <w:rPr>
+        <w:rFonts w:ascii="Courier New" w:hAnsi="Courier New" w:cs="Courier New" w:hint="default"/>
+      </w:rPr>
+    </w:lvl>
+    <w:lvl w:ilvl="5" w:tplc="04150005" w:tentative="1">
+      <w:start w:val="1"/>
+      <w:numFmt w:val="bullet"/>
+      <w:lvlText w:val=""/>
+      <w:lvlJc w:val="left"/>
+      <w:pPr>
+        <w:ind w:left="3960" w:hanging="360"/>
+      </w:pPr>
+      <w:rPr>
+        <w:rFonts w:ascii="Wingdings" w:hAnsi="Wingdings" w:hint="default"/>
+      </w:rPr>
+    </w:lvl>
+    <w:lvl w:ilvl="6" w:tplc="04150001" w:tentative="1">
+      <w:start w:val="1"/>
+      <w:numFmt w:val="bullet"/>
+      <w:lvlText w:val=""/>
+      <w:lvlJc w:val="left"/>
+      <w:pPr>
+        <w:ind w:left="4680" w:hanging="360"/>
+      </w:pPr>
+      <w:rPr>
+        <w:rFonts w:ascii="Symbol" w:hAnsi="Symbol" w:hint="default"/>
+      </w:rPr>
+    </w:lvl>
+    <w:lvl w:ilvl="7" w:tplc="04150003" w:tentative="1">
+      <w:start w:val="1"/>
+      <w:numFmt w:val="bullet"/>
+      <w:lvlText w:val="o"/>
+      <w:lvlJc w:val="left"/>
+      <w:pPr>
+        <w:ind w:left="5400" w:hanging="360"/>
+      </w:pPr>
+      <w:rPr>
+        <w:rFonts w:ascii="Courier New" w:hAnsi="Courier New" w:cs="Courier New" w:hint="default"/>
+      </w:rPr>
+    </w:lvl>
+    <w:lvl w:ilvl="8" w:tplc="04150005" w:tentative="1">
+      <w:start w:val="1"/>
+      <w:numFmt w:val="bullet"/>
+      <w:lvlText w:val=""/>
+      <w:lvlJc w:val="left"/>
+      <w:pPr>
+        <w:ind w:left="6120" w:hanging="360"/>
+      </w:pPr>
+      <w:rPr>
+        <w:rFonts w:ascii="Wingdings" w:hAnsi="Wingdings" w:hint="default"/>
+      </w:rPr>
+    </w:lvl>
+  </w:abstractNum>
+  <w:abstractNum w:abstractNumId="6" w15:restartNumberingAfterBreak="0">
     <w:nsid w:val="11163803"/>
     <w:multiLevelType w:val="hybridMultilevel"/>
     <w:tmpl w:val="D7B83F46"/>
@@ -9973,7 +9680,7 @@
       </w:pPr>
     </w:lvl>
   </w:abstractNum>
-  <w:abstractNum w:abstractNumId="5" w15:restartNumberingAfterBreak="0">
+  <w:abstractNum w:abstractNumId="7" w15:restartNumberingAfterBreak="0">
     <w:nsid w:val="1B03797E"/>
     <w:multiLevelType w:val="multilevel"/>
     <w:tmpl w:val="619C20E4"/>
@@ -10122,7 +9829,120 @@
       </w:rPr>
     </w:lvl>
   </w:abstractNum>
-  <w:abstractNum w:abstractNumId="6" w15:restartNumberingAfterBreak="0">
+  <w:abstractNum w:abstractNumId="8" w15:restartNumberingAfterBreak="0">
+    <w:nsid w:val="1B07098C"/>
+    <w:multiLevelType w:val="hybridMultilevel"/>
+    <w:tmpl w:val="04744ABC"/>
+    <w:lvl w:ilvl="0" w:tplc="04150001">
+      <w:start w:val="1"/>
+      <w:numFmt w:val="bullet"/>
+      <w:lvlText w:val=""/>
+      <w:lvlJc w:val="left"/>
+      <w:pPr>
+        <w:ind w:left="360" w:hanging="360"/>
+      </w:pPr>
+      <w:rPr>
+        <w:rFonts w:ascii="Symbol" w:hAnsi="Symbol" w:hint="default"/>
+      </w:rPr>
+    </w:lvl>
+    <w:lvl w:ilvl="1" w:tplc="04150003" w:tentative="1">
+      <w:start w:val="1"/>
+      <w:numFmt w:val="bullet"/>
+      <w:lvlText w:val="o"/>
+      <w:lvlJc w:val="left"/>
+      <w:pPr>
+        <w:ind w:left="1080" w:hanging="360"/>
+      </w:pPr>
+      <w:rPr>
+        <w:rFonts w:ascii="Courier New" w:hAnsi="Courier New" w:cs="Courier New" w:hint="default"/>
+      </w:rPr>
+    </w:lvl>
+    <w:lvl w:ilvl="2" w:tplc="04150005" w:tentative="1">
+      <w:start w:val="1"/>
+      <w:numFmt w:val="bullet"/>
+      <w:lvlText w:val=""/>
+      <w:lvlJc w:val="left"/>
+      <w:pPr>
+        <w:ind w:left="1800" w:hanging="360"/>
+      </w:pPr>
+      <w:rPr>
+        <w:rFonts w:ascii="Wingdings" w:hAnsi="Wingdings" w:hint="default"/>
+      </w:rPr>
+    </w:lvl>
+    <w:lvl w:ilvl="3" w:tplc="04150001" w:tentative="1">
+      <w:start w:val="1"/>
+      <w:numFmt w:val="bullet"/>
+      <w:lvlText w:val=""/>
+      <w:lvlJc w:val="left"/>
+      <w:pPr>
+        <w:ind w:left="2520" w:hanging="360"/>
+      </w:pPr>
+      <w:rPr>
+        <w:rFonts w:ascii="Symbol" w:hAnsi="Symbol" w:hint="default"/>
+      </w:rPr>
+    </w:lvl>
+    <w:lvl w:ilvl="4" w:tplc="04150003" w:tentative="1">
+      <w:start w:val="1"/>
+      <w:numFmt w:val="bullet"/>
+      <w:lvlText w:val="o"/>
+      <w:lvlJc w:val="left"/>
+      <w:pPr>
+        <w:ind w:left="3240" w:hanging="360"/>
+      </w:pPr>
+      <w:rPr>
+        <w:rFonts w:ascii="Courier New" w:hAnsi="Courier New" w:cs="Courier New" w:hint="default"/>
+      </w:rPr>
+    </w:lvl>
+    <w:lvl w:ilvl="5" w:tplc="04150005" w:tentative="1">
+      <w:start w:val="1"/>
+      <w:numFmt w:val="bullet"/>
+      <w:lvlText w:val=""/>
+      <w:lvlJc w:val="left"/>
+      <w:pPr>
+        <w:ind w:left="3960" w:hanging="360"/>
+      </w:pPr>
+      <w:rPr>
+        <w:rFonts w:ascii="Wingdings" w:hAnsi="Wingdings" w:hint="default"/>
+      </w:rPr>
+    </w:lvl>
+    <w:lvl w:ilvl="6" w:tplc="04150001" w:tentative="1">
+      <w:start w:val="1"/>
+      <w:numFmt w:val="bullet"/>
+      <w:lvlText w:val=""/>
+      <w:lvlJc w:val="left"/>
+      <w:pPr>
+        <w:ind w:left="4680" w:hanging="360"/>
+      </w:pPr>
+      <w:rPr>
+        <w:rFonts w:ascii="Symbol" w:hAnsi="Symbol" w:hint="default"/>
+      </w:rPr>
+    </w:lvl>
+    <w:lvl w:ilvl="7" w:tplc="04150003" w:tentative="1">
+      <w:start w:val="1"/>
+      <w:numFmt w:val="bullet"/>
+      <w:lvlText w:val="o"/>
+      <w:lvlJc w:val="left"/>
+      <w:pPr>
+        <w:ind w:left="5400" w:hanging="360"/>
+      </w:pPr>
+      <w:rPr>
+        <w:rFonts w:ascii="Courier New" w:hAnsi="Courier New" w:cs="Courier New" w:hint="default"/>
+      </w:rPr>
+    </w:lvl>
+    <w:lvl w:ilvl="8" w:tplc="04150005" w:tentative="1">
+      <w:start w:val="1"/>
+      <w:numFmt w:val="bullet"/>
+      <w:lvlText w:val=""/>
+      <w:lvlJc w:val="left"/>
+      <w:pPr>
+        <w:ind w:left="6120" w:hanging="360"/>
+      </w:pPr>
+      <w:rPr>
+        <w:rFonts w:ascii="Wingdings" w:hAnsi="Wingdings" w:hint="default"/>
+      </w:rPr>
+    </w:lvl>
+  </w:abstractNum>
+  <w:abstractNum w:abstractNumId="9" w15:restartNumberingAfterBreak="0">
     <w:nsid w:val="1B193682"/>
     <w:multiLevelType w:val="multilevel"/>
     <w:tmpl w:val="C3F2BA6A"/>
@@ -10271,7 +10091,7 @@
       </w:rPr>
     </w:lvl>
   </w:abstractNum>
-  <w:abstractNum w:abstractNumId="7" w15:restartNumberingAfterBreak="0">
+  <w:abstractNum w:abstractNumId="10" w15:restartNumberingAfterBreak="0">
     <w:nsid w:val="1BB363E3"/>
     <w:multiLevelType w:val="multilevel"/>
     <w:tmpl w:val="796ED772"/>
@@ -10420,7 +10240,7 @@
       </w:rPr>
     </w:lvl>
   </w:abstractNum>
-  <w:abstractNum w:abstractNumId="8" w15:restartNumberingAfterBreak="0">
+  <w:abstractNum w:abstractNumId="11" w15:restartNumberingAfterBreak="0">
     <w:nsid w:val="1F287C87"/>
     <w:multiLevelType w:val="multilevel"/>
     <w:tmpl w:val="19F8A4A2"/>
@@ -10569,7 +10389,7 @@
       </w:rPr>
     </w:lvl>
   </w:abstractNum>
-  <w:abstractNum w:abstractNumId="9" w15:restartNumberingAfterBreak="0">
+  <w:abstractNum w:abstractNumId="12" w15:restartNumberingAfterBreak="0">
     <w:nsid w:val="23E407CC"/>
     <w:multiLevelType w:val="multilevel"/>
     <w:tmpl w:val="BA98D522"/>
@@ -10718,7 +10538,7 @@
       </w:rPr>
     </w:lvl>
   </w:abstractNum>
-  <w:abstractNum w:abstractNumId="10" w15:restartNumberingAfterBreak="0">
+  <w:abstractNum w:abstractNumId="13" w15:restartNumberingAfterBreak="0">
     <w:nsid w:val="24201435"/>
     <w:multiLevelType w:val="multilevel"/>
     <w:tmpl w:val="BB02AE52"/>
@@ -10867,7 +10687,7 @@
       </w:rPr>
     </w:lvl>
   </w:abstractNum>
-  <w:abstractNum w:abstractNumId="11" w15:restartNumberingAfterBreak="0">
+  <w:abstractNum w:abstractNumId="14" w15:restartNumberingAfterBreak="0">
     <w:nsid w:val="25B83A33"/>
     <w:multiLevelType w:val="multilevel"/>
     <w:tmpl w:val="D99016D6"/>
@@ -11016,7 +10836,7 @@
       </w:rPr>
     </w:lvl>
   </w:abstractNum>
-  <w:abstractNum w:abstractNumId="12" w15:restartNumberingAfterBreak="0">
+  <w:abstractNum w:abstractNumId="15" w15:restartNumberingAfterBreak="0">
     <w:nsid w:val="26CF0BE3"/>
     <w:multiLevelType w:val="multilevel"/>
     <w:tmpl w:val="8F80CB24"/>
@@ -11165,7 +10985,7 @@
       </w:rPr>
     </w:lvl>
   </w:abstractNum>
-  <w:abstractNum w:abstractNumId="13" w15:restartNumberingAfterBreak="0">
+  <w:abstractNum w:abstractNumId="16" w15:restartNumberingAfterBreak="0">
     <w:nsid w:val="29085EC4"/>
     <w:multiLevelType w:val="multilevel"/>
     <w:tmpl w:val="A3043EE4"/>
@@ -11314,7 +11134,7 @@
       </w:rPr>
     </w:lvl>
   </w:abstractNum>
-  <w:abstractNum w:abstractNumId="14" w15:restartNumberingAfterBreak="0">
+  <w:abstractNum w:abstractNumId="17" w15:restartNumberingAfterBreak="0">
     <w:nsid w:val="2A140504"/>
     <w:multiLevelType w:val="hybridMultilevel"/>
     <w:tmpl w:val="1C4A9236"/>
@@ -11427,7 +11247,7 @@
       </w:rPr>
     </w:lvl>
   </w:abstractNum>
-  <w:abstractNum w:abstractNumId="15" w15:restartNumberingAfterBreak="0">
+  <w:abstractNum w:abstractNumId="18" w15:restartNumberingAfterBreak="0">
     <w:nsid w:val="2CE504A5"/>
     <w:multiLevelType w:val="multilevel"/>
     <w:tmpl w:val="C25CD4A0"/>
@@ -11576,7 +11396,7 @@
       </w:rPr>
     </w:lvl>
   </w:abstractNum>
-  <w:abstractNum w:abstractNumId="16" w15:restartNumberingAfterBreak="0">
+  <w:abstractNum w:abstractNumId="19" w15:restartNumberingAfterBreak="0">
     <w:nsid w:val="342E179F"/>
     <w:multiLevelType w:val="multilevel"/>
     <w:tmpl w:val="B704BDD8"/>
@@ -11725,7 +11545,7 @@
       </w:rPr>
     </w:lvl>
   </w:abstractNum>
-  <w:abstractNum w:abstractNumId="17" w15:restartNumberingAfterBreak="0">
+  <w:abstractNum w:abstractNumId="20" w15:restartNumberingAfterBreak="0">
     <w:nsid w:val="3CB4023C"/>
     <w:multiLevelType w:val="multilevel"/>
     <w:tmpl w:val="C67AB29A"/>
@@ -11874,7 +11694,7 @@
       </w:rPr>
     </w:lvl>
   </w:abstractNum>
-  <w:abstractNum w:abstractNumId="18" w15:restartNumberingAfterBreak="0">
+  <w:abstractNum w:abstractNumId="21" w15:restartNumberingAfterBreak="0">
     <w:nsid w:val="3E6F6A69"/>
     <w:multiLevelType w:val="multilevel"/>
     <w:tmpl w:val="99ACE65E"/>
@@ -12023,7 +11843,120 @@
       </w:rPr>
     </w:lvl>
   </w:abstractNum>
-  <w:abstractNum w:abstractNumId="19" w15:restartNumberingAfterBreak="0">
+  <w:abstractNum w:abstractNumId="22" w15:restartNumberingAfterBreak="0">
+    <w:nsid w:val="3E865658"/>
+    <w:multiLevelType w:val="hybridMultilevel"/>
+    <w:tmpl w:val="7F8A58E8"/>
+    <w:lvl w:ilvl="0" w:tplc="04150001">
+      <w:start w:val="1"/>
+      <w:numFmt w:val="bullet"/>
+      <w:lvlText w:val=""/>
+      <w:lvlJc w:val="left"/>
+      <w:pPr>
+        <w:ind w:left="360" w:hanging="360"/>
+      </w:pPr>
+      <w:rPr>
+        <w:rFonts w:ascii="Symbol" w:hAnsi="Symbol" w:hint="default"/>
+      </w:rPr>
+    </w:lvl>
+    <w:lvl w:ilvl="1" w:tplc="04150003" w:tentative="1">
+      <w:start w:val="1"/>
+      <w:numFmt w:val="bullet"/>
+      <w:lvlText w:val="o"/>
+      <w:lvlJc w:val="left"/>
+      <w:pPr>
+        <w:ind w:left="1080" w:hanging="360"/>
+      </w:pPr>
+      <w:rPr>
+        <w:rFonts w:ascii="Courier New" w:hAnsi="Courier New" w:cs="Courier New" w:hint="default"/>
+      </w:rPr>
+    </w:lvl>
+    <w:lvl w:ilvl="2" w:tplc="04150005" w:tentative="1">
+      <w:start w:val="1"/>
+      <w:numFmt w:val="bullet"/>
+      <w:lvlText w:val=""/>
+      <w:lvlJc w:val="left"/>
+      <w:pPr>
+        <w:ind w:left="1800" w:hanging="360"/>
+      </w:pPr>
+      <w:rPr>
+        <w:rFonts w:ascii="Wingdings" w:hAnsi="Wingdings" w:hint="default"/>
+      </w:rPr>
+    </w:lvl>
+    <w:lvl w:ilvl="3" w:tplc="04150001" w:tentative="1">
+      <w:start w:val="1"/>
+      <w:numFmt w:val="bullet"/>
+      <w:lvlText w:val=""/>
+      <w:lvlJc w:val="left"/>
+      <w:pPr>
+        <w:ind w:left="2520" w:hanging="360"/>
+      </w:pPr>
+      <w:rPr>
+        <w:rFonts w:ascii="Symbol" w:hAnsi="Symbol" w:hint="default"/>
+      </w:rPr>
+    </w:lvl>
+    <w:lvl w:ilvl="4" w:tplc="04150003" w:tentative="1">
+      <w:start w:val="1"/>
+      <w:numFmt w:val="bullet"/>
+      <w:lvlText w:val="o"/>
+      <w:lvlJc w:val="left"/>
+      <w:pPr>
+        <w:ind w:left="3240" w:hanging="360"/>
+      </w:pPr>
+      <w:rPr>
+        <w:rFonts w:ascii="Courier New" w:hAnsi="Courier New" w:cs="Courier New" w:hint="default"/>
+      </w:rPr>
+    </w:lvl>
+    <w:lvl w:ilvl="5" w:tplc="04150005" w:tentative="1">
+      <w:start w:val="1"/>
+      <w:numFmt w:val="bullet"/>
+      <w:lvlText w:val=""/>
+      <w:lvlJc w:val="left"/>
+      <w:pPr>
+        <w:ind w:left="3960" w:hanging="360"/>
+      </w:pPr>
+      <w:rPr>
+        <w:rFonts w:ascii="Wingdings" w:hAnsi="Wingdings" w:hint="default"/>
+      </w:rPr>
+    </w:lvl>
+    <w:lvl w:ilvl="6" w:tplc="04150001" w:tentative="1">
+      <w:start w:val="1"/>
+      <w:numFmt w:val="bullet"/>
+      <w:lvlText w:val=""/>
+      <w:lvlJc w:val="left"/>
+      <w:pPr>
+        <w:ind w:left="4680" w:hanging="360"/>
+      </w:pPr>
+      <w:rPr>
+        <w:rFonts w:ascii="Symbol" w:hAnsi="Symbol" w:hint="default"/>
+      </w:rPr>
+    </w:lvl>
+    <w:lvl w:ilvl="7" w:tplc="04150003" w:tentative="1">
+      <w:start w:val="1"/>
+      <w:numFmt w:val="bullet"/>
+      <w:lvlText w:val="o"/>
+      <w:lvlJc w:val="left"/>
+      <w:pPr>
+        <w:ind w:left="5400" w:hanging="360"/>
+      </w:pPr>
+      <w:rPr>
+        <w:rFonts w:ascii="Courier New" w:hAnsi="Courier New" w:cs="Courier New" w:hint="default"/>
+      </w:rPr>
+    </w:lvl>
+    <w:lvl w:ilvl="8" w:tplc="04150005" w:tentative="1">
+      <w:start w:val="1"/>
+      <w:numFmt w:val="bullet"/>
+      <w:lvlText w:val=""/>
+      <w:lvlJc w:val="left"/>
+      <w:pPr>
+        <w:ind w:left="6120" w:hanging="360"/>
+      </w:pPr>
+      <w:rPr>
+        <w:rFonts w:ascii="Wingdings" w:hAnsi="Wingdings" w:hint="default"/>
+      </w:rPr>
+    </w:lvl>
+  </w:abstractNum>
+  <w:abstractNum w:abstractNumId="23" w15:restartNumberingAfterBreak="0">
     <w:nsid w:val="422E1EF3"/>
     <w:multiLevelType w:val="multilevel"/>
     <w:tmpl w:val="35848272"/>
@@ -12172,7 +12105,7 @@
       </w:rPr>
     </w:lvl>
   </w:abstractNum>
-  <w:abstractNum w:abstractNumId="20" w15:restartNumberingAfterBreak="0">
+  <w:abstractNum w:abstractNumId="24" w15:restartNumberingAfterBreak="0">
     <w:nsid w:val="43EF57D7"/>
     <w:multiLevelType w:val="multilevel"/>
     <w:tmpl w:val="12C2F6B8"/>
@@ -12321,7 +12254,7 @@
       </w:rPr>
     </w:lvl>
   </w:abstractNum>
-  <w:abstractNum w:abstractNumId="21" w15:restartNumberingAfterBreak="0">
+  <w:abstractNum w:abstractNumId="25" w15:restartNumberingAfterBreak="0">
     <w:nsid w:val="44FF1D0E"/>
     <w:multiLevelType w:val="multilevel"/>
     <w:tmpl w:val="C06EBF34"/>
@@ -12470,7 +12403,120 @@
       </w:rPr>
     </w:lvl>
   </w:abstractNum>
-  <w:abstractNum w:abstractNumId="22" w15:restartNumberingAfterBreak="0">
+  <w:abstractNum w:abstractNumId="26" w15:restartNumberingAfterBreak="0">
+    <w:nsid w:val="461E3F2E"/>
+    <w:multiLevelType w:val="hybridMultilevel"/>
+    <w:tmpl w:val="2B6AE57A"/>
+    <w:lvl w:ilvl="0" w:tplc="04150001">
+      <w:start w:val="1"/>
+      <w:numFmt w:val="bullet"/>
+      <w:lvlText w:val=""/>
+      <w:lvlJc w:val="left"/>
+      <w:pPr>
+        <w:ind w:left="360" w:hanging="360"/>
+      </w:pPr>
+      <w:rPr>
+        <w:rFonts w:ascii="Symbol" w:hAnsi="Symbol" w:hint="default"/>
+      </w:rPr>
+    </w:lvl>
+    <w:lvl w:ilvl="1" w:tplc="04150003" w:tentative="1">
+      <w:start w:val="1"/>
+      <w:numFmt w:val="bullet"/>
+      <w:lvlText w:val="o"/>
+      <w:lvlJc w:val="left"/>
+      <w:pPr>
+        <w:ind w:left="1080" w:hanging="360"/>
+      </w:pPr>
+      <w:rPr>
+        <w:rFonts w:ascii="Courier New" w:hAnsi="Courier New" w:cs="Courier New" w:hint="default"/>
+      </w:rPr>
+    </w:lvl>
+    <w:lvl w:ilvl="2" w:tplc="04150005" w:tentative="1">
+      <w:start w:val="1"/>
+      <w:numFmt w:val="bullet"/>
+      <w:lvlText w:val=""/>
+      <w:lvlJc w:val="left"/>
+      <w:pPr>
+        <w:ind w:left="1800" w:hanging="360"/>
+      </w:pPr>
+      <w:rPr>
+        <w:rFonts w:ascii="Wingdings" w:hAnsi="Wingdings" w:hint="default"/>
+      </w:rPr>
+    </w:lvl>
+    <w:lvl w:ilvl="3" w:tplc="04150001" w:tentative="1">
+      <w:start w:val="1"/>
+      <w:numFmt w:val="bullet"/>
+      <w:lvlText w:val=""/>
+      <w:lvlJc w:val="left"/>
+      <w:pPr>
+        <w:ind w:left="2520" w:hanging="360"/>
+      </w:pPr>
+      <w:rPr>
+        <w:rFonts w:ascii="Symbol" w:hAnsi="Symbol" w:hint="default"/>
+      </w:rPr>
+    </w:lvl>
+    <w:lvl w:ilvl="4" w:tplc="04150003" w:tentative="1">
+      <w:start w:val="1"/>
+      <w:numFmt w:val="bullet"/>
+      <w:lvlText w:val="o"/>
+      <w:lvlJc w:val="left"/>
+      <w:pPr>
+        <w:ind w:left="3240" w:hanging="360"/>
+      </w:pPr>
+      <w:rPr>
+        <w:rFonts w:ascii="Courier New" w:hAnsi="Courier New" w:cs="Courier New" w:hint="default"/>
+      </w:rPr>
+    </w:lvl>
+    <w:lvl w:ilvl="5" w:tplc="04150005" w:tentative="1">
+      <w:start w:val="1"/>
+      <w:numFmt w:val="bullet"/>
+      <w:lvlText w:val=""/>
+      <w:lvlJc w:val="left"/>
+      <w:pPr>
+        <w:ind w:left="3960" w:hanging="360"/>
+      </w:pPr>
+      <w:rPr>
+        <w:rFonts w:ascii="Wingdings" w:hAnsi="Wingdings" w:hint="default"/>
+      </w:rPr>
+    </w:lvl>
+    <w:lvl w:ilvl="6" w:tplc="04150001" w:tentative="1">
+      <w:start w:val="1"/>
+      <w:numFmt w:val="bullet"/>
+      <w:lvlText w:val=""/>
+      <w:lvlJc w:val="left"/>
+      <w:pPr>
+        <w:ind w:left="4680" w:hanging="360"/>
+      </w:pPr>
+      <w:rPr>
+        <w:rFonts w:ascii="Symbol" w:hAnsi="Symbol" w:hint="default"/>
+      </w:rPr>
+    </w:lvl>
+    <w:lvl w:ilvl="7" w:tplc="04150003" w:tentative="1">
+      <w:start w:val="1"/>
+      <w:numFmt w:val="bullet"/>
+      <w:lvlText w:val="o"/>
+      <w:lvlJc w:val="left"/>
+      <w:pPr>
+        <w:ind w:left="5400" w:hanging="360"/>
+      </w:pPr>
+      <w:rPr>
+        <w:rFonts w:ascii="Courier New" w:hAnsi="Courier New" w:cs="Courier New" w:hint="default"/>
+      </w:rPr>
+    </w:lvl>
+    <w:lvl w:ilvl="8" w:tplc="04150005" w:tentative="1">
+      <w:start w:val="1"/>
+      <w:numFmt w:val="bullet"/>
+      <w:lvlText w:val=""/>
+      <w:lvlJc w:val="left"/>
+      <w:pPr>
+        <w:ind w:left="6120" w:hanging="360"/>
+      </w:pPr>
+      <w:rPr>
+        <w:rFonts w:ascii="Wingdings" w:hAnsi="Wingdings" w:hint="default"/>
+      </w:rPr>
+    </w:lvl>
+  </w:abstractNum>
+  <w:abstractNum w:abstractNumId="27" w15:restartNumberingAfterBreak="0">
     <w:nsid w:val="47E971D4"/>
     <w:multiLevelType w:val="multilevel"/>
     <w:tmpl w:val="99ACE65E"/>
@@ -12619,7 +12665,7 @@
       </w:rPr>
     </w:lvl>
   </w:abstractNum>
-  <w:abstractNum w:abstractNumId="23" w15:restartNumberingAfterBreak="0">
+  <w:abstractNum w:abstractNumId="28" w15:restartNumberingAfterBreak="0">
     <w:nsid w:val="48AF27F7"/>
     <w:multiLevelType w:val="multilevel"/>
     <w:tmpl w:val="B3427F92"/>
@@ -12768,7 +12814,7 @@
       </w:rPr>
     </w:lvl>
   </w:abstractNum>
-  <w:abstractNum w:abstractNumId="24" w15:restartNumberingAfterBreak="0">
+  <w:abstractNum w:abstractNumId="29" w15:restartNumberingAfterBreak="0">
     <w:nsid w:val="51752F52"/>
     <w:multiLevelType w:val="multilevel"/>
     <w:tmpl w:val="172415B6"/>
@@ -12917,7 +12963,7 @@
       </w:rPr>
     </w:lvl>
   </w:abstractNum>
-  <w:abstractNum w:abstractNumId="25" w15:restartNumberingAfterBreak="0">
+  <w:abstractNum w:abstractNumId="30" w15:restartNumberingAfterBreak="0">
     <w:nsid w:val="531C26BA"/>
     <w:multiLevelType w:val="multilevel"/>
     <w:tmpl w:val="99ACE65E"/>
@@ -13066,7 +13112,120 @@
       </w:rPr>
     </w:lvl>
   </w:abstractNum>
-  <w:abstractNum w:abstractNumId="26" w15:restartNumberingAfterBreak="0">
+  <w:abstractNum w:abstractNumId="31" w15:restartNumberingAfterBreak="0">
+    <w:nsid w:val="577203F1"/>
+    <w:multiLevelType w:val="hybridMultilevel"/>
+    <w:tmpl w:val="B664958A"/>
+    <w:lvl w:ilvl="0" w:tplc="04150001">
+      <w:start w:val="1"/>
+      <w:numFmt w:val="bullet"/>
+      <w:lvlText w:val=""/>
+      <w:lvlJc w:val="left"/>
+      <w:pPr>
+        <w:ind w:left="360" w:hanging="360"/>
+      </w:pPr>
+      <w:rPr>
+        <w:rFonts w:ascii="Symbol" w:hAnsi="Symbol" w:hint="default"/>
+      </w:rPr>
+    </w:lvl>
+    <w:lvl w:ilvl="1" w:tplc="04150003" w:tentative="1">
+      <w:start w:val="1"/>
+      <w:numFmt w:val="bullet"/>
+      <w:lvlText w:val="o"/>
+      <w:lvlJc w:val="left"/>
+      <w:pPr>
+        <w:ind w:left="1080" w:hanging="360"/>
+      </w:pPr>
+      <w:rPr>
+        <w:rFonts w:ascii="Courier New" w:hAnsi="Courier New" w:cs="Courier New" w:hint="default"/>
+      </w:rPr>
+    </w:lvl>
+    <w:lvl w:ilvl="2" w:tplc="04150005" w:tentative="1">
+      <w:start w:val="1"/>
+      <w:numFmt w:val="bullet"/>
+      <w:lvlText w:val=""/>
+      <w:lvlJc w:val="left"/>
+      <w:pPr>
+        <w:ind w:left="1800" w:hanging="360"/>
+      </w:pPr>
+      <w:rPr>
+        <w:rFonts w:ascii="Wingdings" w:hAnsi="Wingdings" w:hint="default"/>
+      </w:rPr>
+    </w:lvl>
+    <w:lvl w:ilvl="3" w:tplc="04150001" w:tentative="1">
+      <w:start w:val="1"/>
+      <w:numFmt w:val="bullet"/>
+      <w:lvlText w:val=""/>
+      <w:lvlJc w:val="left"/>
+      <w:pPr>
+        <w:ind w:left="2520" w:hanging="360"/>
+      </w:pPr>
+      <w:rPr>
+        <w:rFonts w:ascii="Symbol" w:hAnsi="Symbol" w:hint="default"/>
+      </w:rPr>
+    </w:lvl>
+    <w:lvl w:ilvl="4" w:tplc="04150003" w:tentative="1">
+      <w:start w:val="1"/>
+      <w:numFmt w:val="bullet"/>
+      <w:lvlText w:val="o"/>
+      <w:lvlJc w:val="left"/>
+      <w:pPr>
+        <w:ind w:left="3240" w:hanging="360"/>
+      </w:pPr>
+      <w:rPr>
+        <w:rFonts w:ascii="Courier New" w:hAnsi="Courier New" w:cs="Courier New" w:hint="default"/>
+      </w:rPr>
+    </w:lvl>
+    <w:lvl w:ilvl="5" w:tplc="04150005" w:tentative="1">
+      <w:start w:val="1"/>
+      <w:numFmt w:val="bullet"/>
+      <w:lvlText w:val=""/>
+      <w:lvlJc w:val="left"/>
+      <w:pPr>
+        <w:ind w:left="3960" w:hanging="360"/>
+      </w:pPr>
+      <w:rPr>
+        <w:rFonts w:ascii="Wingdings" w:hAnsi="Wingdings" w:hint="default"/>
+      </w:rPr>
+    </w:lvl>
+    <w:lvl w:ilvl="6" w:tplc="04150001" w:tentative="1">
+      <w:start w:val="1"/>
+      <w:numFmt w:val="bullet"/>
+      <w:lvlText w:val=""/>
+      <w:lvlJc w:val="left"/>
+      <w:pPr>
+        <w:ind w:left="4680" w:hanging="360"/>
+      </w:pPr>
+      <w:rPr>
+        <w:rFonts w:ascii="Symbol" w:hAnsi="Symbol" w:hint="default"/>
+      </w:rPr>
+    </w:lvl>
+    <w:lvl w:ilvl="7" w:tplc="04150003" w:tentative="1">
+      <w:start w:val="1"/>
+      <w:numFmt w:val="bullet"/>
+      <w:lvlText w:val="o"/>
+      <w:lvlJc w:val="left"/>
+      <w:pPr>
+        <w:ind w:left="5400" w:hanging="360"/>
+      </w:pPr>
+      <w:rPr>
+        <w:rFonts w:ascii="Courier New" w:hAnsi="Courier New" w:cs="Courier New" w:hint="default"/>
+      </w:rPr>
+    </w:lvl>
+    <w:lvl w:ilvl="8" w:tplc="04150005" w:tentative="1">
+      <w:start w:val="1"/>
+      <w:numFmt w:val="bullet"/>
+      <w:lvlText w:val=""/>
+      <w:lvlJc w:val="left"/>
+      <w:pPr>
+        <w:ind w:left="6120" w:hanging="360"/>
+      </w:pPr>
+      <w:rPr>
+        <w:rFonts w:ascii="Wingdings" w:hAnsi="Wingdings" w:hint="default"/>
+      </w:rPr>
+    </w:lvl>
+  </w:abstractNum>
+  <w:abstractNum w:abstractNumId="32" w15:restartNumberingAfterBreak="0">
     <w:nsid w:val="585F0A69"/>
     <w:multiLevelType w:val="hybridMultilevel"/>
     <w:tmpl w:val="4F446732"/>
@@ -13179,7 +13338,7 @@
       </w:rPr>
     </w:lvl>
   </w:abstractNum>
-  <w:abstractNum w:abstractNumId="27" w15:restartNumberingAfterBreak="0">
+  <w:abstractNum w:abstractNumId="33" w15:restartNumberingAfterBreak="0">
     <w:nsid w:val="5A09614D"/>
     <w:multiLevelType w:val="hybridMultilevel"/>
     <w:tmpl w:val="05829296"/>
@@ -13292,7 +13451,120 @@
       </w:rPr>
     </w:lvl>
   </w:abstractNum>
-  <w:abstractNum w:abstractNumId="28" w15:restartNumberingAfterBreak="0">
+  <w:abstractNum w:abstractNumId="34" w15:restartNumberingAfterBreak="0">
+    <w:nsid w:val="5AB22B6D"/>
+    <w:multiLevelType w:val="hybridMultilevel"/>
+    <w:tmpl w:val="42E011BA"/>
+    <w:lvl w:ilvl="0" w:tplc="04150001">
+      <w:start w:val="1"/>
+      <w:numFmt w:val="bullet"/>
+      <w:lvlText w:val=""/>
+      <w:lvlJc w:val="left"/>
+      <w:pPr>
+        <w:ind w:left="360" w:hanging="360"/>
+      </w:pPr>
+      <w:rPr>
+        <w:rFonts w:ascii="Symbol" w:hAnsi="Symbol" w:hint="default"/>
+      </w:rPr>
+    </w:lvl>
+    <w:lvl w:ilvl="1" w:tplc="04150003" w:tentative="1">
+      <w:start w:val="1"/>
+      <w:numFmt w:val="bullet"/>
+      <w:lvlText w:val="o"/>
+      <w:lvlJc w:val="left"/>
+      <w:pPr>
+        <w:ind w:left="1080" w:hanging="360"/>
+      </w:pPr>
+      <w:rPr>
+        <w:rFonts w:ascii="Courier New" w:hAnsi="Courier New" w:cs="Courier New" w:hint="default"/>
+      </w:rPr>
+    </w:lvl>
+    <w:lvl w:ilvl="2" w:tplc="04150005" w:tentative="1">
+      <w:start w:val="1"/>
+      <w:numFmt w:val="bullet"/>
+      <w:lvlText w:val=""/>
+      <w:lvlJc w:val="left"/>
+      <w:pPr>
+        <w:ind w:left="1800" w:hanging="360"/>
+      </w:pPr>
+      <w:rPr>
+        <w:rFonts w:ascii="Wingdings" w:hAnsi="Wingdings" w:hint="default"/>
+      </w:rPr>
+    </w:lvl>
+    <w:lvl w:ilvl="3" w:tplc="04150001" w:tentative="1">
+      <w:start w:val="1"/>
+      <w:numFmt w:val="bullet"/>
+      <w:lvlText w:val=""/>
+      <w:lvlJc w:val="left"/>
+      <w:pPr>
+        <w:ind w:left="2520" w:hanging="360"/>
+      </w:pPr>
+      <w:rPr>
+        <w:rFonts w:ascii="Symbol" w:hAnsi="Symbol" w:hint="default"/>
+      </w:rPr>
+    </w:lvl>
+    <w:lvl w:ilvl="4" w:tplc="04150003" w:tentative="1">
+      <w:start w:val="1"/>
+      <w:numFmt w:val="bullet"/>
+      <w:lvlText w:val="o"/>
+      <w:lvlJc w:val="left"/>
+      <w:pPr>
+        <w:ind w:left="3240" w:hanging="360"/>
+      </w:pPr>
+      <w:rPr>
+        <w:rFonts w:ascii="Courier New" w:hAnsi="Courier New" w:cs="Courier New" w:hint="default"/>
+      </w:rPr>
+    </w:lvl>
+    <w:lvl w:ilvl="5" w:tplc="04150005" w:tentative="1">
+      <w:start w:val="1"/>
+      <w:numFmt w:val="bullet"/>
+      <w:lvlText w:val=""/>
+      <w:lvlJc w:val="left"/>
+      <w:pPr>
+        <w:ind w:left="3960" w:hanging="360"/>
+      </w:pPr>
+      <w:rPr>
+        <w:rFonts w:ascii="Wingdings" w:hAnsi="Wingdings" w:hint="default"/>
+      </w:rPr>
+    </w:lvl>
+    <w:lvl w:ilvl="6" w:tplc="04150001" w:tentative="1">
+      <w:start w:val="1"/>
+      <w:numFmt w:val="bullet"/>
+      <w:lvlText w:val=""/>
+      <w:lvlJc w:val="left"/>
+      <w:pPr>
+        <w:ind w:left="4680" w:hanging="360"/>
+      </w:pPr>
+      <w:rPr>
+        <w:rFonts w:ascii="Symbol" w:hAnsi="Symbol" w:hint="default"/>
+      </w:rPr>
+    </w:lvl>
+    <w:lvl w:ilvl="7" w:tplc="04150003" w:tentative="1">
+      <w:start w:val="1"/>
+      <w:numFmt w:val="bullet"/>
+      <w:lvlText w:val="o"/>
+      <w:lvlJc w:val="left"/>
+      <w:pPr>
+        <w:ind w:left="5400" w:hanging="360"/>
+      </w:pPr>
+      <w:rPr>
+        <w:rFonts w:ascii="Courier New" w:hAnsi="Courier New" w:cs="Courier New" w:hint="default"/>
+      </w:rPr>
+    </w:lvl>
+    <w:lvl w:ilvl="8" w:tplc="04150005" w:tentative="1">
+      <w:start w:val="1"/>
+      <w:numFmt w:val="bullet"/>
+      <w:lvlText w:val=""/>
+      <w:lvlJc w:val="left"/>
+      <w:pPr>
+        <w:ind w:left="6120" w:hanging="360"/>
+      </w:pPr>
+      <w:rPr>
+        <w:rFonts w:ascii="Wingdings" w:hAnsi="Wingdings" w:hint="default"/>
+      </w:rPr>
+    </w:lvl>
+  </w:abstractNum>
+  <w:abstractNum w:abstractNumId="35" w15:restartNumberingAfterBreak="0">
     <w:nsid w:val="5E3266E6"/>
     <w:multiLevelType w:val="multilevel"/>
     <w:tmpl w:val="99ACE65E"/>
@@ -13441,7 +13713,7 @@
       </w:rPr>
     </w:lvl>
   </w:abstractNum>
-  <w:abstractNum w:abstractNumId="29" w15:restartNumberingAfterBreak="0">
+  <w:abstractNum w:abstractNumId="36" w15:restartNumberingAfterBreak="0">
     <w:nsid w:val="6ACD7972"/>
     <w:multiLevelType w:val="multilevel"/>
     <w:tmpl w:val="99ACE65E"/>
@@ -13590,7 +13862,120 @@
       </w:rPr>
     </w:lvl>
   </w:abstractNum>
-  <w:abstractNum w:abstractNumId="30" w15:restartNumberingAfterBreak="0">
+  <w:abstractNum w:abstractNumId="37" w15:restartNumberingAfterBreak="0">
+    <w:nsid w:val="6BE629BC"/>
+    <w:multiLevelType w:val="hybridMultilevel"/>
+    <w:tmpl w:val="746E1280"/>
+    <w:lvl w:ilvl="0" w:tplc="04150001">
+      <w:start w:val="1"/>
+      <w:numFmt w:val="bullet"/>
+      <w:lvlText w:val=""/>
+      <w:lvlJc w:val="left"/>
+      <w:pPr>
+        <w:ind w:left="360" w:hanging="360"/>
+      </w:pPr>
+      <w:rPr>
+        <w:rFonts w:ascii="Symbol" w:hAnsi="Symbol" w:hint="default"/>
+      </w:rPr>
+    </w:lvl>
+    <w:lvl w:ilvl="1" w:tplc="04150003" w:tentative="1">
+      <w:start w:val="1"/>
+      <w:numFmt w:val="bullet"/>
+      <w:lvlText w:val="o"/>
+      <w:lvlJc w:val="left"/>
+      <w:pPr>
+        <w:ind w:left="1080" w:hanging="360"/>
+      </w:pPr>
+      <w:rPr>
+        <w:rFonts w:ascii="Courier New" w:hAnsi="Courier New" w:cs="Courier New" w:hint="default"/>
+      </w:rPr>
+    </w:lvl>
+    <w:lvl w:ilvl="2" w:tplc="04150005" w:tentative="1">
+      <w:start w:val="1"/>
+      <w:numFmt w:val="bullet"/>
+      <w:lvlText w:val=""/>
+      <w:lvlJc w:val="left"/>
+      <w:pPr>
+        <w:ind w:left="1800" w:hanging="360"/>
+      </w:pPr>
+      <w:rPr>
+        <w:rFonts w:ascii="Wingdings" w:hAnsi="Wingdings" w:hint="default"/>
+      </w:rPr>
+    </w:lvl>
+    <w:lvl w:ilvl="3" w:tplc="04150001" w:tentative="1">
+      <w:start w:val="1"/>
+      <w:numFmt w:val="bullet"/>
+      <w:lvlText w:val=""/>
+      <w:lvlJc w:val="left"/>
+      <w:pPr>
+        <w:ind w:left="2520" w:hanging="360"/>
+      </w:pPr>
+      <w:rPr>
+        <w:rFonts w:ascii="Symbol" w:hAnsi="Symbol" w:hint="default"/>
+      </w:rPr>
+    </w:lvl>
+    <w:lvl w:ilvl="4" w:tplc="04150003" w:tentative="1">
+      <w:start w:val="1"/>
+      <w:numFmt w:val="bullet"/>
+      <w:lvlText w:val="o"/>
+      <w:lvlJc w:val="left"/>
+      <w:pPr>
+        <w:ind w:left="3240" w:hanging="360"/>
+      </w:pPr>
+      <w:rPr>
+        <w:rFonts w:ascii="Courier New" w:hAnsi="Courier New" w:cs="Courier New" w:hint="default"/>
+      </w:rPr>
+    </w:lvl>
+    <w:lvl w:ilvl="5" w:tplc="04150005" w:tentative="1">
+      <w:start w:val="1"/>
+      <w:numFmt w:val="bullet"/>
+      <w:lvlText w:val=""/>
+      <w:lvlJc w:val="left"/>
+      <w:pPr>
+        <w:ind w:left="3960" w:hanging="360"/>
+      </w:pPr>
+      <w:rPr>
+        <w:rFonts w:ascii="Wingdings" w:hAnsi="Wingdings" w:hint="default"/>
+      </w:rPr>
+    </w:lvl>
+    <w:lvl w:ilvl="6" w:tplc="04150001" w:tentative="1">
+      <w:start w:val="1"/>
+      <w:numFmt w:val="bullet"/>
+      <w:lvlText w:val=""/>
+      <w:lvlJc w:val="left"/>
+      <w:pPr>
+        <w:ind w:left="4680" w:hanging="360"/>
+      </w:pPr>
+      <w:rPr>
+        <w:rFonts w:ascii="Symbol" w:hAnsi="Symbol" w:hint="default"/>
+      </w:rPr>
+    </w:lvl>
+    <w:lvl w:ilvl="7" w:tplc="04150003" w:tentative="1">
+      <w:start w:val="1"/>
+      <w:numFmt w:val="bullet"/>
+      <w:lvlText w:val="o"/>
+      <w:lvlJc w:val="left"/>
+      <w:pPr>
+        <w:ind w:left="5400" w:hanging="360"/>
+      </w:pPr>
+      <w:rPr>
+        <w:rFonts w:ascii="Courier New" w:hAnsi="Courier New" w:cs="Courier New" w:hint="default"/>
+      </w:rPr>
+    </w:lvl>
+    <w:lvl w:ilvl="8" w:tplc="04150005" w:tentative="1">
+      <w:start w:val="1"/>
+      <w:numFmt w:val="bullet"/>
+      <w:lvlText w:val=""/>
+      <w:lvlJc w:val="left"/>
+      <w:pPr>
+        <w:ind w:left="6120" w:hanging="360"/>
+      </w:pPr>
+      <w:rPr>
+        <w:rFonts w:ascii="Wingdings" w:hAnsi="Wingdings" w:hint="default"/>
+      </w:rPr>
+    </w:lvl>
+  </w:abstractNum>
+  <w:abstractNum w:abstractNumId="38" w15:restartNumberingAfterBreak="0">
     <w:nsid w:val="6C9844D3"/>
     <w:multiLevelType w:val="hybridMultilevel"/>
     <w:tmpl w:val="31D2B2AC"/>
@@ -13703,7 +14088,7 @@
       </w:rPr>
     </w:lvl>
   </w:abstractNum>
-  <w:abstractNum w:abstractNumId="31" w15:restartNumberingAfterBreak="0">
+  <w:abstractNum w:abstractNumId="39" w15:restartNumberingAfterBreak="0">
     <w:nsid w:val="6EDA03B6"/>
     <w:multiLevelType w:val="hybridMultilevel"/>
     <w:tmpl w:val="F9783292"/>
@@ -13816,7 +14201,233 @@
       </w:rPr>
     </w:lvl>
   </w:abstractNum>
-  <w:abstractNum w:abstractNumId="32" w15:restartNumberingAfterBreak="0">
+  <w:abstractNum w:abstractNumId="40" w15:restartNumberingAfterBreak="0">
+    <w:nsid w:val="74245B6E"/>
+    <w:multiLevelType w:val="hybridMultilevel"/>
+    <w:tmpl w:val="A1746D7C"/>
+    <w:lvl w:ilvl="0" w:tplc="04150001">
+      <w:start w:val="1"/>
+      <w:numFmt w:val="bullet"/>
+      <w:lvlText w:val=""/>
+      <w:lvlJc w:val="left"/>
+      <w:pPr>
+        <w:ind w:left="360" w:hanging="360"/>
+      </w:pPr>
+      <w:rPr>
+        <w:rFonts w:ascii="Symbol" w:hAnsi="Symbol" w:hint="default"/>
+      </w:rPr>
+    </w:lvl>
+    <w:lvl w:ilvl="1" w:tplc="04150003" w:tentative="1">
+      <w:start w:val="1"/>
+      <w:numFmt w:val="bullet"/>
+      <w:lvlText w:val="o"/>
+      <w:lvlJc w:val="left"/>
+      <w:pPr>
+        <w:ind w:left="1080" w:hanging="360"/>
+      </w:pPr>
+      <w:rPr>
+        <w:rFonts w:ascii="Courier New" w:hAnsi="Courier New" w:cs="Courier New" w:hint="default"/>
+      </w:rPr>
+    </w:lvl>
+    <w:lvl w:ilvl="2" w:tplc="04150005" w:tentative="1">
+      <w:start w:val="1"/>
+      <w:numFmt w:val="bullet"/>
+      <w:lvlText w:val=""/>
+      <w:lvlJc w:val="left"/>
+      <w:pPr>
+        <w:ind w:left="1800" w:hanging="360"/>
+      </w:pPr>
+      <w:rPr>
+        <w:rFonts w:ascii="Wingdings" w:hAnsi="Wingdings" w:hint="default"/>
+      </w:rPr>
+    </w:lvl>
+    <w:lvl w:ilvl="3" w:tplc="04150001" w:tentative="1">
+      <w:start w:val="1"/>
+      <w:numFmt w:val="bullet"/>
+      <w:lvlText w:val=""/>
+      <w:lvlJc w:val="left"/>
+      <w:pPr>
+        <w:ind w:left="2520" w:hanging="360"/>
+      </w:pPr>
+      <w:rPr>
+        <w:rFonts w:ascii="Symbol" w:hAnsi="Symbol" w:hint="default"/>
+      </w:rPr>
+    </w:lvl>
+    <w:lvl w:ilvl="4" w:tplc="04150003" w:tentative="1">
+      <w:start w:val="1"/>
+      <w:numFmt w:val="bullet"/>
+      <w:lvlText w:val="o"/>
+      <w:lvlJc w:val="left"/>
+      <w:pPr>
+        <w:ind w:left="3240" w:hanging="360"/>
+      </w:pPr>
+      <w:rPr>
+        <w:rFonts w:ascii="Courier New" w:hAnsi="Courier New" w:cs="Courier New" w:hint="default"/>
+      </w:rPr>
+    </w:lvl>
+    <w:lvl w:ilvl="5" w:tplc="04150005" w:tentative="1">
+      <w:start w:val="1"/>
+      <w:numFmt w:val="bullet"/>
+      <w:lvlText w:val=""/>
+      <w:lvlJc w:val="left"/>
+      <w:pPr>
+        <w:ind w:left="3960" w:hanging="360"/>
+      </w:pPr>
+      <w:rPr>
+        <w:rFonts w:ascii="Wingdings" w:hAnsi="Wingdings" w:hint="default"/>
+      </w:rPr>
+    </w:lvl>
+    <w:lvl w:ilvl="6" w:tplc="04150001" w:tentative="1">
+      <w:start w:val="1"/>
+      <w:numFmt w:val="bullet"/>
+      <w:lvlText w:val=""/>
+      <w:lvlJc w:val="left"/>
+      <w:pPr>
+        <w:ind w:left="4680" w:hanging="360"/>
+      </w:pPr>
+      <w:rPr>
+        <w:rFonts w:ascii="Symbol" w:hAnsi="Symbol" w:hint="default"/>
+      </w:rPr>
+    </w:lvl>
+    <w:lvl w:ilvl="7" w:tplc="04150003" w:tentative="1">
+      <w:start w:val="1"/>
+      <w:numFmt w:val="bullet"/>
+      <w:lvlText w:val="o"/>
+      <w:lvlJc w:val="left"/>
+      <w:pPr>
+        <w:ind w:left="5400" w:hanging="360"/>
+      </w:pPr>
+      <w:rPr>
+        <w:rFonts w:ascii="Courier New" w:hAnsi="Courier New" w:cs="Courier New" w:hint="default"/>
+      </w:rPr>
+    </w:lvl>
+    <w:lvl w:ilvl="8" w:tplc="04150005" w:tentative="1">
+      <w:start w:val="1"/>
+      <w:numFmt w:val="bullet"/>
+      <w:lvlText w:val=""/>
+      <w:lvlJc w:val="left"/>
+      <w:pPr>
+        <w:ind w:left="6120" w:hanging="360"/>
+      </w:pPr>
+      <w:rPr>
+        <w:rFonts w:ascii="Wingdings" w:hAnsi="Wingdings" w:hint="default"/>
+      </w:rPr>
+    </w:lvl>
+  </w:abstractNum>
+  <w:abstractNum w:abstractNumId="41" w15:restartNumberingAfterBreak="0">
+    <w:nsid w:val="75E223E2"/>
+    <w:multiLevelType w:val="hybridMultilevel"/>
+    <w:tmpl w:val="7ACC8094"/>
+    <w:lvl w:ilvl="0" w:tplc="04150001">
+      <w:start w:val="1"/>
+      <w:numFmt w:val="bullet"/>
+      <w:lvlText w:val=""/>
+      <w:lvlJc w:val="left"/>
+      <w:pPr>
+        <w:ind w:left="360" w:hanging="360"/>
+      </w:pPr>
+      <w:rPr>
+        <w:rFonts w:ascii="Symbol" w:hAnsi="Symbol" w:hint="default"/>
+      </w:rPr>
+    </w:lvl>
+    <w:lvl w:ilvl="1" w:tplc="04150003" w:tentative="1">
+      <w:start w:val="1"/>
+      <w:numFmt w:val="bullet"/>
+      <w:lvlText w:val="o"/>
+      <w:lvlJc w:val="left"/>
+      <w:pPr>
+        <w:ind w:left="1080" w:hanging="360"/>
+      </w:pPr>
+      <w:rPr>
+        <w:rFonts w:ascii="Courier New" w:hAnsi="Courier New" w:cs="Courier New" w:hint="default"/>
+      </w:rPr>
+    </w:lvl>
+    <w:lvl w:ilvl="2" w:tplc="04150005" w:tentative="1">
+      <w:start w:val="1"/>
+      <w:numFmt w:val="bullet"/>
+      <w:lvlText w:val=""/>
+      <w:lvlJc w:val="left"/>
+      <w:pPr>
+        <w:ind w:left="1800" w:hanging="360"/>
+      </w:pPr>
+      <w:rPr>
+        <w:rFonts w:ascii="Wingdings" w:hAnsi="Wingdings" w:hint="default"/>
+      </w:rPr>
+    </w:lvl>
+    <w:lvl w:ilvl="3" w:tplc="04150001" w:tentative="1">
+      <w:start w:val="1"/>
+      <w:numFmt w:val="bullet"/>
+      <w:lvlText w:val=""/>
+      <w:lvlJc w:val="left"/>
+      <w:pPr>
+        <w:ind w:left="2520" w:hanging="360"/>
+      </w:pPr>
+      <w:rPr>
+        <w:rFonts w:ascii="Symbol" w:hAnsi="Symbol" w:hint="default"/>
+      </w:rPr>
+    </w:lvl>
+    <w:lvl w:ilvl="4" w:tplc="04150003" w:tentative="1">
+      <w:start w:val="1"/>
+      <w:numFmt w:val="bullet"/>
+      <w:lvlText w:val="o"/>
+      <w:lvlJc w:val="left"/>
+      <w:pPr>
+        <w:ind w:left="3240" w:hanging="360"/>
+      </w:pPr>
+      <w:rPr>
+        <w:rFonts w:ascii="Courier New" w:hAnsi="Courier New" w:cs="Courier New" w:hint="default"/>
+      </w:rPr>
+    </w:lvl>
+    <w:lvl w:ilvl="5" w:tplc="04150005" w:tentative="1">
+      <w:start w:val="1"/>
+      <w:numFmt w:val="bullet"/>
+      <w:lvlText w:val=""/>
+      <w:lvlJc w:val="left"/>
+      <w:pPr>
+        <w:ind w:left="3960" w:hanging="360"/>
+      </w:pPr>
+      <w:rPr>
+        <w:rFonts w:ascii="Wingdings" w:hAnsi="Wingdings" w:hint="default"/>
+      </w:rPr>
+    </w:lvl>
+    <w:lvl w:ilvl="6" w:tplc="04150001" w:tentative="1">
+      <w:start w:val="1"/>
+      <w:numFmt w:val="bullet"/>
+      <w:lvlText w:val=""/>
+      <w:lvlJc w:val="left"/>
+      <w:pPr>
+        <w:ind w:left="4680" w:hanging="360"/>
+      </w:pPr>
+      <w:rPr>
+        <w:rFonts w:ascii="Symbol" w:hAnsi="Symbol" w:hint="default"/>
+      </w:rPr>
+    </w:lvl>
+    <w:lvl w:ilvl="7" w:tplc="04150003" w:tentative="1">
+      <w:start w:val="1"/>
+      <w:numFmt w:val="bullet"/>
+      <w:lvlText w:val="o"/>
+      <w:lvlJc w:val="left"/>
+      <w:pPr>
+        <w:ind w:left="5400" w:hanging="360"/>
+      </w:pPr>
+      <w:rPr>
+        <w:rFonts w:ascii="Courier New" w:hAnsi="Courier New" w:cs="Courier New" w:hint="default"/>
+      </w:rPr>
+    </w:lvl>
+    <w:lvl w:ilvl="8" w:tplc="04150005" w:tentative="1">
+      <w:start w:val="1"/>
+      <w:numFmt w:val="bullet"/>
+      <w:lvlText w:val=""/>
+      <w:lvlJc w:val="left"/>
+      <w:pPr>
+        <w:ind w:left="6120" w:hanging="360"/>
+      </w:pPr>
+      <w:rPr>
+        <w:rFonts w:ascii="Wingdings" w:hAnsi="Wingdings" w:hint="default"/>
+      </w:rPr>
+    </w:lvl>
+  </w:abstractNum>
+  <w:abstractNum w:abstractNumId="42" w15:restartNumberingAfterBreak="0">
     <w:nsid w:val="7CE22A9A"/>
     <w:multiLevelType w:val="multilevel"/>
     <w:tmpl w:val="2EE8D7F2"/>
@@ -13929,7 +14540,7 @@
       </w:pPr>
     </w:lvl>
   </w:abstractNum>
-  <w:abstractNum w:abstractNumId="33" w15:restartNumberingAfterBreak="0">
+  <w:abstractNum w:abstractNumId="43" w15:restartNumberingAfterBreak="0">
     <w:nsid w:val="7E0277BC"/>
     <w:multiLevelType w:val="hybridMultilevel"/>
     <w:tmpl w:val="B322A144"/>
@@ -14043,106 +14654,136 @@
     </w:lvl>
   </w:abstractNum>
   <w:num w:numId="1" w16cid:durableId="504201163">
+    <w:abstractNumId w:val="6"/>
+  </w:num>
+  <w:num w:numId="2" w16cid:durableId="538513225">
     <w:abstractNumId w:val="4"/>
   </w:num>
-  <w:num w:numId="2" w16cid:durableId="538513225">
+  <w:num w:numId="3" w16cid:durableId="647051082">
+    <w:abstractNumId w:val="14"/>
+  </w:num>
+  <w:num w:numId="4" w16cid:durableId="119419428">
+    <w:abstractNumId w:val="9"/>
+  </w:num>
+  <w:num w:numId="5" w16cid:durableId="1803226610">
+    <w:abstractNumId w:val="23"/>
+  </w:num>
+  <w:num w:numId="6" w16cid:durableId="1022167112">
+    <w:abstractNumId w:val="11"/>
+  </w:num>
+  <w:num w:numId="7" w16cid:durableId="564998038">
+    <w:abstractNumId w:val="32"/>
+  </w:num>
+  <w:num w:numId="8" w16cid:durableId="899824101">
     <w:abstractNumId w:val="3"/>
   </w:num>
-  <w:num w:numId="3" w16cid:durableId="647051082">
-    <w:abstractNumId w:val="11"/>
+  <w:num w:numId="9" w16cid:durableId="1130707494">
+    <w:abstractNumId w:val="28"/>
   </w:num>
-  <w:num w:numId="4" w16cid:durableId="119419428">
-    <w:abstractNumId w:val="6"/>
+  <w:num w:numId="10" w16cid:durableId="869995671">
+    <w:abstractNumId w:val="20"/>
   </w:num>
-  <w:num w:numId="5" w16cid:durableId="1803226610">
+  <w:num w:numId="11" w16cid:durableId="664165682">
+    <w:abstractNumId w:val="29"/>
+  </w:num>
+  <w:num w:numId="12" w16cid:durableId="131874236">
+    <w:abstractNumId w:val="12"/>
+  </w:num>
+  <w:num w:numId="13" w16cid:durableId="1662001333">
+    <w:abstractNumId w:val="15"/>
+  </w:num>
+  <w:num w:numId="14" w16cid:durableId="285620234">
+    <w:abstractNumId w:val="16"/>
+  </w:num>
+  <w:num w:numId="15" w16cid:durableId="510491562">
+    <w:abstractNumId w:val="7"/>
+  </w:num>
+  <w:num w:numId="16" w16cid:durableId="1268463162">
+    <w:abstractNumId w:val="24"/>
+  </w:num>
+  <w:num w:numId="17" w16cid:durableId="1594388431">
+    <w:abstractNumId w:val="10"/>
+  </w:num>
+  <w:num w:numId="18" w16cid:durableId="95105023">
+    <w:abstractNumId w:val="13"/>
+  </w:num>
+  <w:num w:numId="19" w16cid:durableId="179316080">
+    <w:abstractNumId w:val="43"/>
+  </w:num>
+  <w:num w:numId="20" w16cid:durableId="260575573">
+    <w:abstractNumId w:val="1"/>
+  </w:num>
+  <w:num w:numId="21" w16cid:durableId="1010764896">
+    <w:abstractNumId w:val="35"/>
+  </w:num>
+  <w:num w:numId="22" w16cid:durableId="2080865466">
+    <w:abstractNumId w:val="21"/>
+  </w:num>
+  <w:num w:numId="23" w16cid:durableId="1644626291">
+    <w:abstractNumId w:val="27"/>
+  </w:num>
+  <w:num w:numId="24" w16cid:durableId="1851019345">
+    <w:abstractNumId w:val="36"/>
+  </w:num>
+  <w:num w:numId="25" w16cid:durableId="425927513">
+    <w:abstractNumId w:val="30"/>
+  </w:num>
+  <w:num w:numId="26" w16cid:durableId="1532375699">
+    <w:abstractNumId w:val="18"/>
+  </w:num>
+  <w:num w:numId="27" w16cid:durableId="99375141">
+    <w:abstractNumId w:val="42"/>
+  </w:num>
+  <w:num w:numId="28" w16cid:durableId="1086346112">
     <w:abstractNumId w:val="19"/>
   </w:num>
-  <w:num w:numId="6" w16cid:durableId="1022167112">
+  <w:num w:numId="29" w16cid:durableId="1765148828">
+    <w:abstractNumId w:val="25"/>
+  </w:num>
+  <w:num w:numId="30" w16cid:durableId="676926631">
+    <w:abstractNumId w:val="38"/>
+  </w:num>
+  <w:num w:numId="31" w16cid:durableId="1983384015">
+    <w:abstractNumId w:val="2"/>
+  </w:num>
+  <w:num w:numId="32" w16cid:durableId="1583101949">
+    <w:abstractNumId w:val="17"/>
+  </w:num>
+  <w:num w:numId="33" w16cid:durableId="1625577804">
+    <w:abstractNumId w:val="39"/>
+  </w:num>
+  <w:num w:numId="34" w16cid:durableId="761339757">
+    <w:abstractNumId w:val="33"/>
+  </w:num>
+  <w:num w:numId="35" w16cid:durableId="684598016">
+    <w:abstractNumId w:val="40"/>
+  </w:num>
+  <w:num w:numId="36" w16cid:durableId="813185053">
+    <w:abstractNumId w:val="41"/>
+  </w:num>
+  <w:num w:numId="37" w16cid:durableId="484857201">
+    <w:abstractNumId w:val="5"/>
+  </w:num>
+  <w:num w:numId="38" w16cid:durableId="1632131890">
+    <w:abstractNumId w:val="34"/>
+  </w:num>
+  <w:num w:numId="39" w16cid:durableId="1182091392">
+    <w:abstractNumId w:val="0"/>
+  </w:num>
+  <w:num w:numId="40" w16cid:durableId="1391463543">
+    <w:abstractNumId w:val="31"/>
+  </w:num>
+  <w:num w:numId="41" w16cid:durableId="1725372495">
+    <w:abstractNumId w:val="22"/>
+  </w:num>
+  <w:num w:numId="42" w16cid:durableId="81294027">
     <w:abstractNumId w:val="8"/>
   </w:num>
-  <w:num w:numId="7" w16cid:durableId="564998038">
+  <w:num w:numId="43" w16cid:durableId="2065640398">
     <w:abstractNumId w:val="26"/>
   </w:num>
-  <w:num w:numId="8" w16cid:durableId="899824101">
-    <w:abstractNumId w:val="2"/>
-  </w:num>
-  <w:num w:numId="9" w16cid:durableId="1130707494">
-    <w:abstractNumId w:val="23"/>
-  </w:num>
-  <w:num w:numId="10" w16cid:durableId="869995671">
-    <w:abstractNumId w:val="17"/>
-  </w:num>
-  <w:num w:numId="11" w16cid:durableId="664165682">
-    <w:abstractNumId w:val="24"/>
-  </w:num>
-  <w:num w:numId="12" w16cid:durableId="131874236">
-    <w:abstractNumId w:val="9"/>
-  </w:num>
-  <w:num w:numId="13" w16cid:durableId="1662001333">
-    <w:abstractNumId w:val="12"/>
-  </w:num>
-  <w:num w:numId="14" w16cid:durableId="285620234">
-    <w:abstractNumId w:val="13"/>
-  </w:num>
-  <w:num w:numId="15" w16cid:durableId="510491562">
-    <w:abstractNumId w:val="5"/>
-  </w:num>
-  <w:num w:numId="16" w16cid:durableId="1268463162">
-    <w:abstractNumId w:val="20"/>
-  </w:num>
-  <w:num w:numId="17" w16cid:durableId="1594388431">
-    <w:abstractNumId w:val="7"/>
-  </w:num>
-  <w:num w:numId="18" w16cid:durableId="95105023">
-    <w:abstractNumId w:val="10"/>
-  </w:num>
-  <w:num w:numId="19" w16cid:durableId="179316080">
-    <w:abstractNumId w:val="33"/>
-  </w:num>
-  <w:num w:numId="20" w16cid:durableId="260575573">
-    <w:abstractNumId w:val="0"/>
-  </w:num>
-  <w:num w:numId="21" w16cid:durableId="1010764896">
-    <w:abstractNumId w:val="28"/>
-  </w:num>
-  <w:num w:numId="22" w16cid:durableId="2080865466">
-    <w:abstractNumId w:val="18"/>
-  </w:num>
-  <w:num w:numId="23" w16cid:durableId="1644626291">
-    <w:abstractNumId w:val="22"/>
-  </w:num>
-  <w:num w:numId="24" w16cid:durableId="1851019345">
-    <w:abstractNumId w:val="29"/>
-  </w:num>
-  <w:num w:numId="25" w16cid:durableId="425927513">
-    <w:abstractNumId w:val="25"/>
-  </w:num>
-  <w:num w:numId="26" w16cid:durableId="1532375699">
-    <w:abstractNumId w:val="15"/>
-  </w:num>
-  <w:num w:numId="27" w16cid:durableId="99375141">
-    <w:abstractNumId w:val="32"/>
-  </w:num>
-  <w:num w:numId="28" w16cid:durableId="1086346112">
-    <w:abstractNumId w:val="16"/>
-  </w:num>
-  <w:num w:numId="29" w16cid:durableId="1765148828">
-    <w:abstractNumId w:val="21"/>
-  </w:num>
-  <w:num w:numId="30" w16cid:durableId="676926631">
-    <w:abstractNumId w:val="30"/>
-  </w:num>
-  <w:num w:numId="31" w16cid:durableId="1983384015">
-    <w:abstractNumId w:val="1"/>
-  </w:num>
-  <w:num w:numId="32" w16cid:durableId="1583101949">
-    <w:abstractNumId w:val="14"/>
-  </w:num>
-  <w:num w:numId="33" w16cid:durableId="1625577804">
-    <w:abstractNumId w:val="31"/>
-  </w:num>
-  <w:num w:numId="34" w16cid:durableId="761339757">
-    <w:abstractNumId w:val="27"/>
+  <w:num w:numId="44" w16cid:durableId="196043224">
+    <w:abstractNumId w:val="37"/>
   </w:num>
 </w:numbering>
 </file>
@@ -14747,7 +15388,6 @@
   <w:style w:type="character" w:default="1" w:styleId="Domylnaczcionkaakapitu">
     <w:name w:val="Default Paragraph Font"/>
     <w:uiPriority w:val="1"/>
-    <w:semiHidden/>
     <w:unhideWhenUsed/>
   </w:style>
   <w:style w:type="table" w:default="1" w:styleId="Standardowy">
@@ -15443,18 +16083,6 @@
 </file>
 
 <file path=customXml/item2.xml><?xml version="1.0" encoding="utf-8"?>
-<b:Sources xmlns:b="http://schemas.openxmlformats.org/officeDocument/2006/bibliography" xmlns="http://schemas.openxmlformats.org/officeDocument/2006/bibliography" SelectedStyle="\APASixthEditionOfficeOnline.xsl" StyleName="APA" Version="6"/>
-</file>
-
-<file path=customXml/item3.xml><?xml version="1.0" encoding="utf-8"?>
-<p:properties xmlns:p="http://schemas.microsoft.com/office/2006/metadata/properties" xmlns:xsi="http://www.w3.org/2001/XMLSchema-instance" xmlns:pc="http://schemas.microsoft.com/office/infopath/2007/PartnerControls">
-  <documentManagement>
-    <_activity xmlns="27cb4d4c-f014-4fe8-bd24-ae4bc3e47cdf" xsi:nil="true"/>
-  </documentManagement>
-</p:properties>
-</file>
-
-<file path=customXml/item4.xml><?xml version="1.0" encoding="utf-8"?>
 <ct:contentTypeSchema xmlns:ct="http://schemas.microsoft.com/office/2006/metadata/contentType" xmlns:ma="http://schemas.microsoft.com/office/2006/metadata/properties/metaAttributes" ct:_="" ma:_="" ma:contentTypeName="Dokument" ma:contentTypeID="0x0101001C660DF1A3CE034DBFC3DB55E1830AB4" ma:contentTypeVersion="13" ma:contentTypeDescription="Utwórz nowy dokument." ma:contentTypeScope="" ma:versionID="fed08f2796b01a117b05585c2b044492">
   <xsd:schema xmlns:xsd="http://www.w3.org/2001/XMLSchema" xmlns:xs="http://www.w3.org/2001/XMLSchema" xmlns:p="http://schemas.microsoft.com/office/2006/metadata/properties" xmlns:ns3="27cb4d4c-f014-4fe8-bd24-ae4bc3e47cdf" xmlns:ns4="e9d655ea-db0e-4a6e-bc1d-3d13bebff0ba" targetNamespace="http://schemas.microsoft.com/office/2006/metadata/properties" ma:root="true" ma:fieldsID="96431e0071cb457729b922f0d6cf4db1" ns3:_="" ns4:_="">
     <xsd:import namespace="27cb4d4c-f014-4fe8-bd24-ae4bc3e47cdf"/>
@@ -15675,6 +16303,18 @@
 </ct:contentTypeSchema>
 </file>
 
+<file path=customXml/item3.xml><?xml version="1.0" encoding="utf-8"?>
+<p:properties xmlns:p="http://schemas.microsoft.com/office/2006/metadata/properties" xmlns:xsi="http://www.w3.org/2001/XMLSchema-instance" xmlns:pc="http://schemas.microsoft.com/office/infopath/2007/PartnerControls">
+  <documentManagement>
+    <_activity xmlns="27cb4d4c-f014-4fe8-bd24-ae4bc3e47cdf" xsi:nil="true"/>
+  </documentManagement>
+</p:properties>
+</file>
+
+<file path=customXml/item4.xml><?xml version="1.0" encoding="utf-8"?>
+<b:Sources xmlns:b="http://schemas.openxmlformats.org/officeDocument/2006/bibliography" xmlns="http://schemas.openxmlformats.org/officeDocument/2006/bibliography" SelectedStyle="\APASixthEditionOfficeOnline.xsl" StyleName="APA" Version="6"/>
+</file>
+
 <file path=customXml/itemProps1.xml><?xml version="1.0" encoding="utf-8"?>
 <ds:datastoreItem xmlns:ds="http://schemas.openxmlformats.org/officeDocument/2006/customXml" ds:itemID="{437366D7-4652-46DE-B629-A0A5132C4DC3}">
   <ds:schemaRefs>
@@ -15684,24 +16324,6 @@
 </file>
 
 <file path=customXml/itemProps2.xml><?xml version="1.0" encoding="utf-8"?>
-<ds:datastoreItem xmlns:ds="http://schemas.openxmlformats.org/officeDocument/2006/customXml" ds:itemID="{2E6A8A6F-CACF-4784-83D3-F09DFB88A0FE}">
-  <ds:schemaRefs>
-    <ds:schemaRef ds:uri="http://schemas.openxmlformats.org/officeDocument/2006/bibliography"/>
-  </ds:schemaRefs>
-</ds:datastoreItem>
-</file>
-
-<file path=customXml/itemProps3.xml><?xml version="1.0" encoding="utf-8"?>
-<ds:datastoreItem xmlns:ds="http://schemas.openxmlformats.org/officeDocument/2006/customXml" ds:itemID="{0014DEB7-4C9D-4B18-9042-835487BFD740}">
-  <ds:schemaRefs>
-    <ds:schemaRef ds:uri="http://schemas.microsoft.com/office/2006/metadata/properties"/>
-    <ds:schemaRef ds:uri="http://schemas.microsoft.com/office/infopath/2007/PartnerControls"/>
-    <ds:schemaRef ds:uri="27cb4d4c-f014-4fe8-bd24-ae4bc3e47cdf"/>
-  </ds:schemaRefs>
-</ds:datastoreItem>
-</file>
-
-<file path=customXml/itemProps4.xml><?xml version="1.0" encoding="utf-8"?>
 <ds:datastoreItem xmlns:ds="http://schemas.openxmlformats.org/officeDocument/2006/customXml" ds:itemID="{CF5A59C0-1C7F-420A-AF3B-9AFFCAA64D58}">
   <ds:schemaRefs>
     <ds:schemaRef ds:uri="http://schemas.microsoft.com/office/2006/metadata/contentType"/>
@@ -15718,4 +16340,22 @@
     <ds:schemaRef ds:uri="http://schemas.microsoft.com/internal/obd"/>
   </ds:schemaRefs>
 </ds:datastoreItem>
+</file>
+
+<file path=customXml/itemProps3.xml><?xml version="1.0" encoding="utf-8"?>
+<ds:datastoreItem xmlns:ds="http://schemas.openxmlformats.org/officeDocument/2006/customXml" ds:itemID="{0014DEB7-4C9D-4B18-9042-835487BFD740}">
+  <ds:schemaRefs>
+    <ds:schemaRef ds:uri="http://schemas.microsoft.com/office/2006/metadata/properties"/>
+    <ds:schemaRef ds:uri="http://schemas.microsoft.com/office/infopath/2007/PartnerControls"/>
+    <ds:schemaRef ds:uri="27cb4d4c-f014-4fe8-bd24-ae4bc3e47cdf"/>
+  </ds:schemaRefs>
+</ds:datastoreItem>
+</file>
+
+<file path=customXml/itemProps4.xml><?xml version="1.0" encoding="utf-8"?>
+<ds:datastoreItem xmlns:ds="http://schemas.openxmlformats.org/officeDocument/2006/customXml" ds:itemID="{2E6A8A6F-CACF-4784-83D3-F09DFB88A0FE}">
+  <ds:schemaRefs>
+    <ds:schemaRef ds:uri="http://schemas.openxmlformats.org/officeDocument/2006/bibliography"/>
+  </ds:schemaRefs>
+</ds:datastoreItem>
 </file>